--- a/Etapa Elaboración - Iteración 2/Modelo de Casos de Uso - Kairos - NexTech.docx
+++ b/Etapa Elaboración - Iteración 2/Modelo de Casos de Uso - Kairos - NexTech.docx
@@ -988,12 +988,12 @@
             <wp:extent cx="1304925" cy="2019300"/>
             <wp:effectExtent b="0" l="0" r="0" t="0"/>
             <wp:wrapSquare wrapText="bothSides" distB="0" distT="0" distL="114300" distR="114300"/>
-            <wp:docPr descr="UNPA.JPG" id="18" name="image3.jpg"/>
+            <wp:docPr descr="UNPA.JPG" id="18" name="image4.jpg"/>
             <a:graphic>
               <a:graphicData uri="http://schemas.openxmlformats.org/drawingml/2006/picture">
                 <pic:pic>
                   <pic:nvPicPr>
-                    <pic:cNvPr descr="UNPA.JPG" id="0" name="image3.jpg"/>
+                    <pic:cNvPr descr="UNPA.JPG" id="0" name="image4.jpg"/>
                     <pic:cNvPicPr preferRelativeResize="0"/>
                   </pic:nvPicPr>
                   <pic:blipFill>
@@ -1474,7 +1474,7 @@
     </w:p>
     <w:sdt>
       <w:sdtPr>
-        <w:id w:val="819733675"/>
+        <w:id w:val="-1746600650"/>
         <w:docPartObj>
           <w:docPartGallery w:val="Table of Contents"/>
           <w:docPartUnique w:val="1"/>
@@ -31967,12 +31967,12 @@
           <wp:inline distB="114300" distT="114300" distL="114300" distR="114300">
             <wp:extent cx="5399730" cy="4191000"/>
             <wp:effectExtent b="0" l="0" r="0" t="0"/>
-            <wp:docPr id="13" name="image6.png"/>
+            <wp:docPr id="13" name="image7.png"/>
             <a:graphic>
               <a:graphicData uri="http://schemas.openxmlformats.org/drawingml/2006/picture">
                 <pic:pic>
                   <pic:nvPicPr>
-                    <pic:cNvPr id="0" name="image6.png"/>
+                    <pic:cNvPr id="0" name="image7.png"/>
                     <pic:cNvPicPr preferRelativeResize="0"/>
                   </pic:nvPicPr>
                   <pic:blipFill>
@@ -32567,12 +32567,12 @@
           <wp:inline distB="114300" distT="114300" distL="114300" distR="114300">
             <wp:extent cx="5399730" cy="6451600"/>
             <wp:effectExtent b="0" l="0" r="0" t="0"/>
-            <wp:docPr id="19" name="image7.png"/>
+            <wp:docPr id="19" name="image6.png"/>
             <a:graphic>
               <a:graphicData uri="http://schemas.openxmlformats.org/drawingml/2006/picture">
                 <pic:pic>
                   <pic:nvPicPr>
-                    <pic:cNvPr id="0" name="image7.png"/>
+                    <pic:cNvPr id="0" name="image6.png"/>
                     <pic:cNvPicPr preferRelativeResize="0"/>
                   </pic:nvPicPr>
                   <pic:blipFill>
@@ -33280,12 +33280,12 @@
           <wp:extent cx="669290" cy="669290"/>
           <wp:effectExtent b="0" l="0" r="0" t="0"/>
           <wp:wrapSquare wrapText="bothSides" distB="0" distT="0" distL="114300" distR="114300"/>
-          <wp:docPr descr="psi-negro.png" id="17" name="image4.png"/>
+          <wp:docPr descr="psi-negro.png" id="17" name="image2.png"/>
           <a:graphic>
             <a:graphicData uri="http://schemas.openxmlformats.org/drawingml/2006/picture">
               <pic:pic>
                 <pic:nvPicPr>
-                  <pic:cNvPr descr="psi-negro.png" id="0" name="image4.png"/>
+                  <pic:cNvPr descr="psi-negro.png" id="0" name="image2.png"/>
                   <pic:cNvPicPr preferRelativeResize="0"/>
                 </pic:nvPicPr>
                 <pic:blipFill>
@@ -33325,12 +33325,12 @@
           <wp:extent cx="425450" cy="666750"/>
           <wp:effectExtent b="0" l="0" r="0" t="0"/>
           <wp:wrapSquare wrapText="bothSides" distB="0" distT="0" distL="114300" distR="114300"/>
-          <wp:docPr descr="UNPA.JPG" id="15" name="image2.jpg"/>
+          <wp:docPr descr="UNPA.JPG" id="15" name="image3.jpg"/>
           <a:graphic>
             <a:graphicData uri="http://schemas.openxmlformats.org/drawingml/2006/picture">
               <pic:pic>
                 <pic:nvPicPr>
-                  <pic:cNvPr descr="UNPA.JPG" id="0" name="image2.jpg"/>
+                  <pic:cNvPr descr="UNPA.JPG" id="0" name="image3.jpg"/>
                   <pic:cNvPicPr preferRelativeResize="0"/>
                 </pic:nvPicPr>
                 <pic:blipFill>

--- a/Etapa Elaboración - Iteración 2/Modelo de Casos de Uso - Kairos - NexTech.docx
+++ b/Etapa Elaboración - Iteración 2/Modelo de Casos de Uso - Kairos - NexTech.docx
@@ -933,12 +933,12 @@
             <wp:extent cx="1200150" cy="1200150"/>
             <wp:effectExtent b="0" l="0" r="0" t="0"/>
             <wp:wrapSquare wrapText="bothSides" distB="0" distT="0" distL="114300" distR="114300"/>
-            <wp:docPr descr="psi-negro.png" id="16" name="image1.png"/>
+            <wp:docPr descr="psi-negro.png" id="16" name="image3.png"/>
             <a:graphic>
               <a:graphicData uri="http://schemas.openxmlformats.org/drawingml/2006/picture">
                 <pic:pic>
                   <pic:nvPicPr>
-                    <pic:cNvPr descr="psi-negro.png" id="0" name="image1.png"/>
+                    <pic:cNvPr descr="psi-negro.png" id="0" name="image3.png"/>
                     <pic:cNvPicPr preferRelativeResize="0"/>
                   </pic:nvPicPr>
                   <pic:blipFill>
@@ -988,12 +988,12 @@
             <wp:extent cx="1304925" cy="2019300"/>
             <wp:effectExtent b="0" l="0" r="0" t="0"/>
             <wp:wrapSquare wrapText="bothSides" distB="0" distT="0" distL="114300" distR="114300"/>
-            <wp:docPr descr="UNPA.JPG" id="18" name="image4.jpg"/>
+            <wp:docPr descr="UNPA.JPG" id="18" name="image2.jpg"/>
             <a:graphic>
               <a:graphicData uri="http://schemas.openxmlformats.org/drawingml/2006/picture">
                 <pic:pic>
                   <pic:nvPicPr>
-                    <pic:cNvPr descr="UNPA.JPG" id="0" name="image4.jpg"/>
+                    <pic:cNvPr descr="UNPA.JPG" id="0" name="image2.jpg"/>
                     <pic:cNvPicPr preferRelativeResize="0"/>
                   </pic:nvPicPr>
                   <pic:blipFill>
@@ -1371,12 +1371,12 @@
             <wp:extent cx="1200150" cy="1200150"/>
             <wp:effectExtent b="0" l="0" r="0" t="0"/>
             <wp:wrapSquare wrapText="bothSides" distB="0" distT="0" distL="114300" distR="114300"/>
-            <wp:docPr descr="psi-negro.png" id="12" name="image1.png"/>
+            <wp:docPr descr="psi-negro.png" id="12" name="image3.png"/>
             <a:graphic>
               <a:graphicData uri="http://schemas.openxmlformats.org/drawingml/2006/picture">
                 <pic:pic>
                   <pic:nvPicPr>
-                    <pic:cNvPr descr="psi-negro.png" id="0" name="image1.png"/>
+                    <pic:cNvPr descr="psi-negro.png" id="0" name="image3.png"/>
                     <pic:cNvPicPr preferRelativeResize="0"/>
                   </pic:nvPicPr>
                   <pic:blipFill>
@@ -1474,7 +1474,7 @@
     </w:p>
     <w:sdt>
       <w:sdtPr>
-        <w:id w:val="-1746600650"/>
+        <w:id w:val="-1295628677"/>
         <w:docPartObj>
           <w:docPartGallery w:val="Table of Contents"/>
           <w:docPartUnique w:val="1"/>
@@ -31967,12 +31967,12 @@
           <wp:inline distB="114300" distT="114300" distL="114300" distR="114300">
             <wp:extent cx="5399730" cy="4191000"/>
             <wp:effectExtent b="0" l="0" r="0" t="0"/>
-            <wp:docPr id="13" name="image7.png"/>
+            <wp:docPr id="13" name="image4.png"/>
             <a:graphic>
               <a:graphicData uri="http://schemas.openxmlformats.org/drawingml/2006/picture">
                 <pic:pic>
                   <pic:nvPicPr>
-                    <pic:cNvPr id="0" name="image7.png"/>
+                    <pic:cNvPr id="0" name="image4.png"/>
                     <pic:cNvPicPr preferRelativeResize="0"/>
                   </pic:nvPicPr>
                   <pic:blipFill>
@@ -32567,12 +32567,12 @@
           <wp:inline distB="114300" distT="114300" distL="114300" distR="114300">
             <wp:extent cx="5399730" cy="6451600"/>
             <wp:effectExtent b="0" l="0" r="0" t="0"/>
-            <wp:docPr id="19" name="image6.png"/>
+            <wp:docPr id="19" name="image7.png"/>
             <a:graphic>
               <a:graphicData uri="http://schemas.openxmlformats.org/drawingml/2006/picture">
                 <pic:pic>
                   <pic:nvPicPr>
-                    <pic:cNvPr id="0" name="image6.png"/>
+                    <pic:cNvPr id="0" name="image7.png"/>
                     <pic:cNvPicPr preferRelativeResize="0"/>
                   </pic:nvPicPr>
                   <pic:blipFill>
@@ -32678,12 +32678,12 @@
           <wp:inline distB="114300" distT="114300" distL="114300" distR="114300">
             <wp:extent cx="6400987" cy="3706812"/>
             <wp:effectExtent b="0" l="0" r="0" t="0"/>
-            <wp:docPr id="14" name="image5.png"/>
+            <wp:docPr id="14" name="image6.png"/>
             <a:graphic>
               <a:graphicData uri="http://schemas.openxmlformats.org/drawingml/2006/picture">
                 <pic:pic>
                   <pic:nvPicPr>
-                    <pic:cNvPr id="0" name="image5.png"/>
+                    <pic:cNvPr id="0" name="image6.png"/>
                     <pic:cNvPicPr preferRelativeResize="0"/>
                   </pic:nvPicPr>
                   <pic:blipFill>
@@ -33280,12 +33280,12 @@
           <wp:extent cx="669290" cy="669290"/>
           <wp:effectExtent b="0" l="0" r="0" t="0"/>
           <wp:wrapSquare wrapText="bothSides" distB="0" distT="0" distL="114300" distR="114300"/>
-          <wp:docPr descr="psi-negro.png" id="17" name="image2.png"/>
+          <wp:docPr descr="psi-negro.png" id="17" name="image5.png"/>
           <a:graphic>
             <a:graphicData uri="http://schemas.openxmlformats.org/drawingml/2006/picture">
               <pic:pic>
                 <pic:nvPicPr>
-                  <pic:cNvPr descr="psi-negro.png" id="0" name="image2.png"/>
+                  <pic:cNvPr descr="psi-negro.png" id="0" name="image5.png"/>
                   <pic:cNvPicPr preferRelativeResize="0"/>
                 </pic:nvPicPr>
                 <pic:blipFill>
@@ -33325,12 +33325,12 @@
           <wp:extent cx="425450" cy="666750"/>
           <wp:effectExtent b="0" l="0" r="0" t="0"/>
           <wp:wrapSquare wrapText="bothSides" distB="0" distT="0" distL="114300" distR="114300"/>
-          <wp:docPr descr="UNPA.JPG" id="15" name="image3.jpg"/>
+          <wp:docPr descr="UNPA.JPG" id="15" name="image1.jpg"/>
           <a:graphic>
             <a:graphicData uri="http://schemas.openxmlformats.org/drawingml/2006/picture">
               <pic:pic>
                 <pic:nvPicPr>
-                  <pic:cNvPr descr="UNPA.JPG" id="0" name="image3.jpg"/>
+                  <pic:cNvPr descr="UNPA.JPG" id="0" name="image1.jpg"/>
                   <pic:cNvPicPr preferRelativeResize="0"/>
                 </pic:nvPicPr>
                 <pic:blipFill>

--- a/Etapa Elaboración - Iteración 2/Modelo de Casos de Uso - Kairos - NexTech.docx
+++ b/Etapa Elaboración - Iteración 2/Modelo de Casos de Uso - Kairos - NexTech.docx
@@ -933,12 +933,12 @@
             <wp:extent cx="1200150" cy="1200150"/>
             <wp:effectExtent b="0" l="0" r="0" t="0"/>
             <wp:wrapSquare wrapText="bothSides" distB="0" distT="0" distL="114300" distR="114300"/>
-            <wp:docPr descr="psi-negro.png" id="16" name="image3.png"/>
+            <wp:docPr descr="psi-negro.png" id="16" name="image1.png"/>
             <a:graphic>
               <a:graphicData uri="http://schemas.openxmlformats.org/drawingml/2006/picture">
                 <pic:pic>
                   <pic:nvPicPr>
-                    <pic:cNvPr descr="psi-negro.png" id="0" name="image3.png"/>
+                    <pic:cNvPr descr="psi-negro.png" id="0" name="image1.png"/>
                     <pic:cNvPicPr preferRelativeResize="0"/>
                   </pic:nvPicPr>
                   <pic:blipFill>
@@ -988,12 +988,12 @@
             <wp:extent cx="1304925" cy="2019300"/>
             <wp:effectExtent b="0" l="0" r="0" t="0"/>
             <wp:wrapSquare wrapText="bothSides" distB="0" distT="0" distL="114300" distR="114300"/>
-            <wp:docPr descr="UNPA.JPG" id="18" name="image2.jpg"/>
+            <wp:docPr descr="UNPA.JPG" id="18" name="image4.jpg"/>
             <a:graphic>
               <a:graphicData uri="http://schemas.openxmlformats.org/drawingml/2006/picture">
                 <pic:pic>
                   <pic:nvPicPr>
-                    <pic:cNvPr descr="UNPA.JPG" id="0" name="image2.jpg"/>
+                    <pic:cNvPr descr="UNPA.JPG" id="0" name="image4.jpg"/>
                     <pic:cNvPicPr preferRelativeResize="0"/>
                   </pic:nvPicPr>
                   <pic:blipFill>
@@ -1371,12 +1371,12 @@
             <wp:extent cx="1200150" cy="1200150"/>
             <wp:effectExtent b="0" l="0" r="0" t="0"/>
             <wp:wrapSquare wrapText="bothSides" distB="0" distT="0" distL="114300" distR="114300"/>
-            <wp:docPr descr="psi-negro.png" id="12" name="image3.png"/>
+            <wp:docPr descr="psi-negro.png" id="12" name="image1.png"/>
             <a:graphic>
               <a:graphicData uri="http://schemas.openxmlformats.org/drawingml/2006/picture">
                 <pic:pic>
                   <pic:nvPicPr>
-                    <pic:cNvPr descr="psi-negro.png" id="0" name="image3.png"/>
+                    <pic:cNvPr descr="psi-negro.png" id="0" name="image1.png"/>
                     <pic:cNvPicPr preferRelativeResize="0"/>
                   </pic:nvPicPr>
                   <pic:blipFill>
@@ -1474,7 +1474,7 @@
     </w:p>
     <w:sdt>
       <w:sdtPr>
-        <w:id w:val="-1295628677"/>
+        <w:id w:val="-444354619"/>
         <w:docPartObj>
           <w:docPartGallery w:val="Table of Contents"/>
           <w:docPartUnique w:val="1"/>
@@ -31967,12 +31967,12 @@
           <wp:inline distB="114300" distT="114300" distL="114300" distR="114300">
             <wp:extent cx="5399730" cy="4191000"/>
             <wp:effectExtent b="0" l="0" r="0" t="0"/>
-            <wp:docPr id="13" name="image4.png"/>
+            <wp:docPr id="13" name="image6.png"/>
             <a:graphic>
               <a:graphicData uri="http://schemas.openxmlformats.org/drawingml/2006/picture">
                 <pic:pic>
                   <pic:nvPicPr>
-                    <pic:cNvPr id="0" name="image4.png"/>
+                    <pic:cNvPr id="0" name="image6.png"/>
                     <pic:cNvPicPr preferRelativeResize="0"/>
                   </pic:nvPicPr>
                   <pic:blipFill>
@@ -32678,12 +32678,12 @@
           <wp:inline distB="114300" distT="114300" distL="114300" distR="114300">
             <wp:extent cx="6400987" cy="3706812"/>
             <wp:effectExtent b="0" l="0" r="0" t="0"/>
-            <wp:docPr id="14" name="image6.png"/>
+            <wp:docPr id="14" name="image5.png"/>
             <a:graphic>
               <a:graphicData uri="http://schemas.openxmlformats.org/drawingml/2006/picture">
                 <pic:pic>
                   <pic:nvPicPr>
-                    <pic:cNvPr id="0" name="image6.png"/>
+                    <pic:cNvPr id="0" name="image5.png"/>
                     <pic:cNvPicPr preferRelativeResize="0"/>
                   </pic:nvPicPr>
                   <pic:blipFill>
@@ -33280,12 +33280,12 @@
           <wp:extent cx="669290" cy="669290"/>
           <wp:effectExtent b="0" l="0" r="0" t="0"/>
           <wp:wrapSquare wrapText="bothSides" distB="0" distT="0" distL="114300" distR="114300"/>
-          <wp:docPr descr="psi-negro.png" id="17" name="image5.png"/>
+          <wp:docPr descr="psi-negro.png" id="17" name="image2.png"/>
           <a:graphic>
             <a:graphicData uri="http://schemas.openxmlformats.org/drawingml/2006/picture">
               <pic:pic>
                 <pic:nvPicPr>
-                  <pic:cNvPr descr="psi-negro.png" id="0" name="image5.png"/>
+                  <pic:cNvPr descr="psi-negro.png" id="0" name="image2.png"/>
                   <pic:cNvPicPr preferRelativeResize="0"/>
                 </pic:nvPicPr>
                 <pic:blipFill>
@@ -33325,12 +33325,12 @@
           <wp:extent cx="425450" cy="666750"/>
           <wp:effectExtent b="0" l="0" r="0" t="0"/>
           <wp:wrapSquare wrapText="bothSides" distB="0" distT="0" distL="114300" distR="114300"/>
-          <wp:docPr descr="UNPA.JPG" id="15" name="image1.jpg"/>
+          <wp:docPr descr="UNPA.JPG" id="15" name="image3.jpg"/>
           <a:graphic>
             <a:graphicData uri="http://schemas.openxmlformats.org/drawingml/2006/picture">
               <pic:pic>
                 <pic:nvPicPr>
-                  <pic:cNvPr descr="UNPA.JPG" id="0" name="image1.jpg"/>
+                  <pic:cNvPr descr="UNPA.JPG" id="0" name="image3.jpg"/>
                   <pic:cNvPicPr preferRelativeResize="0"/>
                 </pic:nvPicPr>
                 <pic:blipFill>

--- a/Etapa Elaboración - Iteración 2/Modelo de Casos de Uso - Kairos - NexTech.docx
+++ b/Etapa Elaboración - Iteración 2/Modelo de Casos de Uso - Kairos - NexTech.docx
@@ -933,12 +933,12 @@
             <wp:extent cx="1200150" cy="1200150"/>
             <wp:effectExtent b="0" l="0" r="0" t="0"/>
             <wp:wrapSquare wrapText="bothSides" distB="0" distT="0" distL="114300" distR="114300"/>
-            <wp:docPr descr="psi-negro.png" id="17" name="image1.png"/>
+            <wp:docPr descr="psi-negro.png" id="17" name="image3.png"/>
             <a:graphic>
               <a:graphicData uri="http://schemas.openxmlformats.org/drawingml/2006/picture">
                 <pic:pic>
                   <pic:nvPicPr>
-                    <pic:cNvPr descr="psi-negro.png" id="0" name="image1.png"/>
+                    <pic:cNvPr descr="psi-negro.png" id="0" name="image3.png"/>
                     <pic:cNvPicPr preferRelativeResize="0"/>
                   </pic:nvPicPr>
                   <pic:blipFill>
@@ -988,12 +988,12 @@
             <wp:extent cx="1304925" cy="2019300"/>
             <wp:effectExtent b="0" l="0" r="0" t="0"/>
             <wp:wrapSquare wrapText="bothSides" distB="0" distT="0" distL="114300" distR="114300"/>
-            <wp:docPr descr="UNPA.JPG" id="19" name="image2.jpg"/>
+            <wp:docPr descr="UNPA.JPG" id="19" name="image1.jpg"/>
             <a:graphic>
               <a:graphicData uri="http://schemas.openxmlformats.org/drawingml/2006/picture">
                 <pic:pic>
                   <pic:nvPicPr>
-                    <pic:cNvPr descr="UNPA.JPG" id="0" name="image2.jpg"/>
+                    <pic:cNvPr descr="UNPA.JPG" id="0" name="image1.jpg"/>
                     <pic:cNvPicPr preferRelativeResize="0"/>
                   </pic:nvPicPr>
                   <pic:blipFill>
@@ -1371,12 +1371,12 @@
             <wp:extent cx="1200150" cy="1200150"/>
             <wp:effectExtent b="0" l="0" r="0" t="0"/>
             <wp:wrapSquare wrapText="bothSides" distB="0" distT="0" distL="114300" distR="114300"/>
-            <wp:docPr descr="psi-negro.png" id="12" name="image1.png"/>
+            <wp:docPr descr="psi-negro.png" id="12" name="image3.png"/>
             <a:graphic>
               <a:graphicData uri="http://schemas.openxmlformats.org/drawingml/2006/picture">
                 <pic:pic>
                   <pic:nvPicPr>
-                    <pic:cNvPr descr="psi-negro.png" id="0" name="image1.png"/>
+                    <pic:cNvPr descr="psi-negro.png" id="0" name="image3.png"/>
                     <pic:cNvPicPr preferRelativeResize="0"/>
                   </pic:nvPicPr>
                   <pic:blipFill>
@@ -1474,7 +1474,7 @@
     </w:p>
     <w:sdt>
       <w:sdtPr>
-        <w:id w:val="2138490014"/>
+        <w:id w:val="206067859"/>
         <w:docPartObj>
           <w:docPartGallery w:val="Table of Contents"/>
           <w:docPartUnique w:val="1"/>
@@ -29406,12 +29406,12 @@
           <wp:inline distB="114300" distT="114300" distL="114300" distR="114300">
             <wp:extent cx="5399730" cy="4343400"/>
             <wp:effectExtent b="0" l="0" r="0" t="0"/>
-            <wp:docPr id="13" name="image7.png"/>
+            <wp:docPr id="13" name="image6.png"/>
             <a:graphic>
               <a:graphicData uri="http://schemas.openxmlformats.org/drawingml/2006/picture">
                 <pic:pic>
                   <pic:nvPicPr>
-                    <pic:cNvPr id="0" name="image7.png"/>
+                    <pic:cNvPr id="0" name="image6.png"/>
                     <pic:cNvPicPr preferRelativeResize="0"/>
                   </pic:nvPicPr>
                   <pic:blipFill>
@@ -30128,12 +30128,12 @@
           <wp:inline distB="114300" distT="114300" distL="114300" distR="114300">
             <wp:extent cx="6400987" cy="3706812"/>
             <wp:effectExtent b="0" l="0" r="0" t="0"/>
-            <wp:docPr id="14" name="image6.png"/>
+            <wp:docPr id="14" name="image7.png"/>
             <a:graphic>
               <a:graphicData uri="http://schemas.openxmlformats.org/drawingml/2006/picture">
                 <pic:pic>
                   <pic:nvPicPr>
-                    <pic:cNvPr id="0" name="image6.png"/>
+                    <pic:cNvPr id="0" name="image7.png"/>
                     <pic:cNvPicPr preferRelativeResize="0"/>
                   </pic:nvPicPr>
                   <pic:blipFill>
@@ -30730,12 +30730,12 @@
           <wp:extent cx="669290" cy="669290"/>
           <wp:effectExtent b="0" l="0" r="0" t="0"/>
           <wp:wrapSquare wrapText="bothSides" distB="0" distT="0" distL="114300" distR="114300"/>
-          <wp:docPr descr="psi-negro.png" id="18" name="image3.png"/>
+          <wp:docPr descr="psi-negro.png" id="18" name="image4.png"/>
           <a:graphic>
             <a:graphicData uri="http://schemas.openxmlformats.org/drawingml/2006/picture">
               <pic:pic>
                 <pic:nvPicPr>
-                  <pic:cNvPr descr="psi-negro.png" id="0" name="image3.png"/>
+                  <pic:cNvPr descr="psi-negro.png" id="0" name="image4.png"/>
                   <pic:cNvPicPr preferRelativeResize="0"/>
                 </pic:nvPicPr>
                 <pic:blipFill>
@@ -30775,12 +30775,12 @@
           <wp:extent cx="425450" cy="666750"/>
           <wp:effectExtent b="0" l="0" r="0" t="0"/>
           <wp:wrapSquare wrapText="bothSides" distB="0" distT="0" distL="114300" distR="114300"/>
-          <wp:docPr descr="UNPA.JPG" id="16" name="image4.jpg"/>
+          <wp:docPr descr="UNPA.JPG" id="16" name="image2.jpg"/>
           <a:graphic>
             <a:graphicData uri="http://schemas.openxmlformats.org/drawingml/2006/picture">
               <pic:pic>
                 <pic:nvPicPr>
-                  <pic:cNvPr descr="UNPA.JPG" id="0" name="image4.jpg"/>
+                  <pic:cNvPr descr="UNPA.JPG" id="0" name="image2.jpg"/>
                   <pic:cNvPicPr preferRelativeResize="0"/>
                 </pic:nvPicPr>
                 <pic:blipFill>

--- a/Etapa Elaboración - Iteración 2/Modelo de Casos de Uso - Kairos - NexTech.docx
+++ b/Etapa Elaboración - Iteración 2/Modelo de Casos de Uso - Kairos - NexTech.docx
@@ -933,12 +933,12 @@
             <wp:extent cx="1200150" cy="1200150"/>
             <wp:effectExtent b="0" l="0" r="0" t="0"/>
             <wp:wrapSquare wrapText="bothSides" distB="0" distT="0" distL="114300" distR="114300"/>
-            <wp:docPr descr="psi-negro.png" id="17" name="image3.png"/>
+            <wp:docPr descr="psi-negro.png" id="17" name="image2.png"/>
             <a:graphic>
               <a:graphicData uri="http://schemas.openxmlformats.org/drawingml/2006/picture">
                 <pic:pic>
                   <pic:nvPicPr>
-                    <pic:cNvPr descr="psi-negro.png" id="0" name="image3.png"/>
+                    <pic:cNvPr descr="psi-negro.png" id="0" name="image2.png"/>
                     <pic:cNvPicPr preferRelativeResize="0"/>
                   </pic:nvPicPr>
                   <pic:blipFill>
@@ -988,12 +988,12 @@
             <wp:extent cx="1304925" cy="2019300"/>
             <wp:effectExtent b="0" l="0" r="0" t="0"/>
             <wp:wrapSquare wrapText="bothSides" distB="0" distT="0" distL="114300" distR="114300"/>
-            <wp:docPr descr="UNPA.JPG" id="19" name="image1.jpg"/>
+            <wp:docPr descr="UNPA.JPG" id="19" name="image3.jpg"/>
             <a:graphic>
               <a:graphicData uri="http://schemas.openxmlformats.org/drawingml/2006/picture">
                 <pic:pic>
                   <pic:nvPicPr>
-                    <pic:cNvPr descr="UNPA.JPG" id="0" name="image1.jpg"/>
+                    <pic:cNvPr descr="UNPA.JPG" id="0" name="image3.jpg"/>
                     <pic:cNvPicPr preferRelativeResize="0"/>
                   </pic:nvPicPr>
                   <pic:blipFill>
@@ -1371,12 +1371,12 @@
             <wp:extent cx="1200150" cy="1200150"/>
             <wp:effectExtent b="0" l="0" r="0" t="0"/>
             <wp:wrapSquare wrapText="bothSides" distB="0" distT="0" distL="114300" distR="114300"/>
-            <wp:docPr descr="psi-negro.png" id="12" name="image3.png"/>
+            <wp:docPr descr="psi-negro.png" id="12" name="image2.png"/>
             <a:graphic>
               <a:graphicData uri="http://schemas.openxmlformats.org/drawingml/2006/picture">
                 <pic:pic>
                   <pic:nvPicPr>
-                    <pic:cNvPr descr="psi-negro.png" id="0" name="image3.png"/>
+                    <pic:cNvPr descr="psi-negro.png" id="0" name="image2.png"/>
                     <pic:cNvPicPr preferRelativeResize="0"/>
                   </pic:nvPicPr>
                   <pic:blipFill>
@@ -1474,7 +1474,7 @@
     </w:p>
     <w:sdt>
       <w:sdtPr>
-        <w:id w:val="206067859"/>
+        <w:id w:val="713413410"/>
         <w:docPartObj>
           <w:docPartGallery w:val="Table of Contents"/>
           <w:docPartUnique w:val="1"/>
@@ -11701,6 +11701,30 @@
     </w:p>
     <w:p>
       <w:pPr>
+        <w:spacing w:before="0" w:line="276" w:lineRule="auto"/>
+        <w:ind w:left="0"/>
+        <w:rPr/>
+      </w:pPr>
+      <w:r>
+        <w:rPr>
+          <w:rtl w:val="0"/>
+        </w:rPr>
+      </w:r>
+    </w:p>
+    <w:p>
+      <w:pPr>
+        <w:spacing w:before="0" w:line="276" w:lineRule="auto"/>
+        <w:ind w:left="0"/>
+        <w:rPr/>
+      </w:pPr>
+      <w:r>
+        <w:rPr>
+          <w:rtl w:val="0"/>
+        </w:rPr>
+      </w:r>
+    </w:p>
+    <w:p>
+      <w:pPr>
         <w:pStyle w:val="Heading2"/>
         <w:ind w:left="0"/>
         <w:rPr>
@@ -13774,82 +13798,14 @@
     </w:tbl>
     <w:p>
       <w:pPr>
-        <w:spacing w:before="0" w:line="276" w:lineRule="auto"/>
+        <w:pStyle w:val="Heading2"/>
         <w:ind w:left="0"/>
-        <w:rPr/>
+        <w:rPr>
+          <w:rFonts w:ascii="Calibri" w:cs="Calibri" w:eastAsia="Calibri" w:hAnsi="Calibri"/>
+        </w:rPr>
       </w:pPr>
-      <w:r>
-        <w:rPr>
-          <w:rtl w:val="0"/>
-        </w:rPr>
-      </w:r>
-    </w:p>
-    <w:p>
-      <w:pPr>
-        <w:pStyle w:val="Heading1"/>
-        <w:keepNext w:val="1"/>
-        <w:widowControl w:val="0"/>
-        <w:tabs>
-          <w:tab w:val="left" w:leader="none" w:pos="0"/>
-        </w:tabs>
-        <w:spacing w:after="60" w:before="120" w:lineRule="auto"/>
-        <w:ind w:left="0"/>
-        <w:rPr>
-          <w:rFonts w:ascii="Calibri" w:cs="Calibri" w:eastAsia="Calibri" w:hAnsi="Calibri"/>
-        </w:rPr>
-      </w:pPr>
-      <w:bookmarkStart w:colFirst="0" w:colLast="0" w:name="_urxaeevekhwr" w:id="58"/>
+      <w:bookmarkStart w:colFirst="0" w:colLast="0" w:name="_3m31w8mfw7l6" w:id="58"/>
       <w:bookmarkEnd w:id="58"/>
-      <w:r>
-        <w:rPr>
-          <w:rtl w:val="0"/>
-        </w:rPr>
-      </w:r>
-    </w:p>
-    <w:p>
-      <w:pPr>
-        <w:pStyle w:val="Heading1"/>
-        <w:spacing w:before="0" w:line="276" w:lineRule="auto"/>
-        <w:ind w:left="0"/>
-        <w:rPr>
-          <w:rFonts w:ascii="Calibri" w:cs="Calibri" w:eastAsia="Calibri" w:hAnsi="Calibri"/>
-          <w:color w:val="000000"/>
-          <w:sz w:val="22"/>
-          <w:szCs w:val="22"/>
-        </w:rPr>
-      </w:pPr>
-      <w:bookmarkStart w:colFirst="0" w:colLast="0" w:name="_x2zprb73btod" w:id="59"/>
-      <w:bookmarkEnd w:id="59"/>
-      <w:r>
-        <w:rPr>
-          <w:rtl w:val="0"/>
-        </w:rPr>
-      </w:r>
-    </w:p>
-    <w:p>
-      <w:pPr>
-        <w:rPr/>
-      </w:pPr>
-      <w:r>
-        <w:rPr>
-          <w:rtl w:val="0"/>
-        </w:rPr>
-      </w:r>
-    </w:p>
-    <w:p>
-      <w:pPr>
-        <w:rPr/>
-      </w:pPr>
-      <w:r>
-        <w:rPr>
-          <w:rtl w:val="0"/>
-        </w:rPr>
-      </w:r>
-    </w:p>
-    <w:p>
-      <w:pPr>
-        <w:rPr/>
-      </w:pPr>
       <w:r>
         <w:rPr>
           <w:rtl w:val="0"/>
@@ -13864,24 +13820,8 @@
           <w:rFonts w:ascii="Calibri" w:cs="Calibri" w:eastAsia="Calibri" w:hAnsi="Calibri"/>
         </w:rPr>
       </w:pPr>
-      <w:bookmarkStart w:colFirst="0" w:colLast="0" w:name="_3m31w8mfw7l6" w:id="60"/>
-      <w:bookmarkEnd w:id="60"/>
-      <w:r>
-        <w:rPr>
-          <w:rtl w:val="0"/>
-        </w:rPr>
-      </w:r>
-    </w:p>
-    <w:p>
-      <w:pPr>
-        <w:pStyle w:val="Heading2"/>
-        <w:ind w:left="0"/>
-        <w:rPr>
-          <w:rFonts w:ascii="Calibri" w:cs="Calibri" w:eastAsia="Calibri" w:hAnsi="Calibri"/>
-        </w:rPr>
-      </w:pPr>
-      <w:bookmarkStart w:colFirst="0" w:colLast="0" w:name="_38rnjyihkcg9" w:id="61"/>
-      <w:bookmarkEnd w:id="61"/>
+      <w:bookmarkStart w:colFirst="0" w:colLast="0" w:name="_38rnjyihkcg9" w:id="59"/>
+      <w:bookmarkEnd w:id="59"/>
       <w:r>
         <w:rPr>
           <w:rFonts w:ascii="Calibri" w:cs="Calibri" w:eastAsia="Calibri" w:hAnsi="Calibri"/>
@@ -13916,8 +13856,8 @@
           <w:rFonts w:ascii="Calibri" w:cs="Calibri" w:eastAsia="Calibri" w:hAnsi="Calibri"/>
         </w:rPr>
       </w:pPr>
-      <w:bookmarkStart w:colFirst="0" w:colLast="0" w:name="_5ngmttvjvsoy" w:id="62"/>
-      <w:bookmarkEnd w:id="62"/>
+      <w:bookmarkStart w:colFirst="0" w:colLast="0" w:name="_5ngmttvjvsoy" w:id="60"/>
+      <w:bookmarkEnd w:id="60"/>
       <w:r>
         <w:rPr>
           <w:rFonts w:ascii="Calibri" w:cs="Calibri" w:eastAsia="Calibri" w:hAnsi="Calibri"/>
@@ -13953,8 +13893,8 @@
           <w:rFonts w:ascii="Calibri" w:cs="Calibri" w:eastAsia="Calibri" w:hAnsi="Calibri"/>
         </w:rPr>
       </w:pPr>
-      <w:bookmarkStart w:colFirst="0" w:colLast="0" w:name="_7cctb34cn3xn" w:id="63"/>
-      <w:bookmarkEnd w:id="63"/>
+      <w:bookmarkStart w:colFirst="0" w:colLast="0" w:name="_7cctb34cn3xn" w:id="61"/>
+      <w:bookmarkEnd w:id="61"/>
       <w:r>
         <w:rPr>
           <w:rFonts w:ascii="Calibri" w:cs="Calibri" w:eastAsia="Calibri" w:hAnsi="Calibri"/>
@@ -14965,8 +14905,8 @@
           <w:rFonts w:ascii="Calibri" w:cs="Calibri" w:eastAsia="Calibri" w:hAnsi="Calibri"/>
         </w:rPr>
       </w:pPr>
-      <w:bookmarkStart w:colFirst="0" w:colLast="0" w:name="_gcn1ky3do9f" w:id="64"/>
-      <w:bookmarkEnd w:id="64"/>
+      <w:bookmarkStart w:colFirst="0" w:colLast="0" w:name="_gcn1ky3do9f" w:id="62"/>
+      <w:bookmarkEnd w:id="62"/>
       <w:r>
         <w:rPr>
           <w:rFonts w:ascii="Calibri" w:cs="Calibri" w:eastAsia="Calibri" w:hAnsi="Calibri"/>
@@ -15840,8 +15780,8 @@
           <w:rFonts w:ascii="Calibri" w:cs="Calibri" w:eastAsia="Calibri" w:hAnsi="Calibri"/>
         </w:rPr>
       </w:pPr>
-      <w:bookmarkStart w:colFirst="0" w:colLast="0" w:name="_mxgqvhkroxm1" w:id="65"/>
-      <w:bookmarkEnd w:id="65"/>
+      <w:bookmarkStart w:colFirst="0" w:colLast="0" w:name="_mxgqvhkroxm1" w:id="63"/>
+      <w:bookmarkEnd w:id="63"/>
       <w:r>
         <w:rPr>
           <w:rFonts w:ascii="Calibri" w:cs="Calibri" w:eastAsia="Calibri" w:hAnsi="Calibri"/>
@@ -16732,66 +16672,6 @@
     </w:p>
     <w:p>
       <w:pPr>
-        <w:spacing w:before="0" w:line="276" w:lineRule="auto"/>
-        <w:ind w:left="0"/>
-        <w:rPr/>
-      </w:pPr>
-      <w:r>
-        <w:rPr>
-          <w:rtl w:val="0"/>
-        </w:rPr>
-      </w:r>
-    </w:p>
-    <w:p>
-      <w:pPr>
-        <w:spacing w:before="0" w:line="276" w:lineRule="auto"/>
-        <w:ind w:left="0"/>
-        <w:rPr/>
-      </w:pPr>
-      <w:r>
-        <w:rPr>
-          <w:rtl w:val="0"/>
-        </w:rPr>
-      </w:r>
-    </w:p>
-    <w:p>
-      <w:pPr>
-        <w:spacing w:before="0" w:line="276" w:lineRule="auto"/>
-        <w:ind w:left="0"/>
-        <w:rPr/>
-      </w:pPr>
-      <w:r>
-        <w:rPr>
-          <w:rtl w:val="0"/>
-        </w:rPr>
-      </w:r>
-    </w:p>
-    <w:p>
-      <w:pPr>
-        <w:spacing w:before="0" w:line="276" w:lineRule="auto"/>
-        <w:ind w:left="0"/>
-        <w:rPr/>
-      </w:pPr>
-      <w:r>
-        <w:rPr>
-          <w:rtl w:val="0"/>
-        </w:rPr>
-      </w:r>
-    </w:p>
-    <w:p>
-      <w:pPr>
-        <w:spacing w:before="0" w:line="276" w:lineRule="auto"/>
-        <w:ind w:left="0"/>
-        <w:rPr/>
-      </w:pPr>
-      <w:r>
-        <w:rPr>
-          <w:rtl w:val="0"/>
-        </w:rPr>
-      </w:r>
-    </w:p>
-    <w:p>
-      <w:pPr>
         <w:pStyle w:val="Heading1"/>
         <w:spacing w:before="0" w:line="276" w:lineRule="auto"/>
         <w:ind w:left="0"/>
@@ -16802,8 +16682,8 @@
           <w:szCs w:val="22"/>
         </w:rPr>
       </w:pPr>
-      <w:bookmarkStart w:colFirst="0" w:colLast="0" w:name="_63zb0hyh0i8h" w:id="66"/>
-      <w:bookmarkEnd w:id="66"/>
+      <w:bookmarkStart w:colFirst="0" w:colLast="0" w:name="_63zb0hyh0i8h" w:id="64"/>
+      <w:bookmarkEnd w:id="64"/>
       <w:r>
         <w:rPr>
           <w:rtl w:val="0"/>
@@ -16818,8 +16698,8 @@
           <w:rFonts w:ascii="Calibri" w:cs="Calibri" w:eastAsia="Calibri" w:hAnsi="Calibri"/>
         </w:rPr>
       </w:pPr>
-      <w:bookmarkStart w:colFirst="0" w:colLast="0" w:name="_c1db3vap4ptn" w:id="67"/>
-      <w:bookmarkEnd w:id="67"/>
+      <w:bookmarkStart w:colFirst="0" w:colLast="0" w:name="_c1db3vap4ptn" w:id="65"/>
+      <w:bookmarkEnd w:id="65"/>
       <w:r>
         <w:rPr>
           <w:rFonts w:ascii="Calibri" w:cs="Calibri" w:eastAsia="Calibri" w:hAnsi="Calibri"/>
@@ -17771,8 +17651,28 @@
           <w:szCs w:val="22"/>
         </w:rPr>
       </w:pPr>
-      <w:bookmarkStart w:colFirst="0" w:colLast="0" w:name="_o4e2n1fgofhy" w:id="68"/>
-      <w:bookmarkEnd w:id="68"/>
+      <w:bookmarkStart w:colFirst="0" w:colLast="0" w:name="_swd9ptr7lfa0" w:id="66"/>
+      <w:bookmarkEnd w:id="66"/>
+      <w:r>
+        <w:rPr>
+          <w:rtl w:val="0"/>
+        </w:rPr>
+      </w:r>
+    </w:p>
+    <w:p>
+      <w:pPr>
+        <w:rPr/>
+      </w:pPr>
+      <w:r>
+        <w:rPr>
+          <w:rtl w:val="0"/>
+        </w:rPr>
+      </w:r>
+    </w:p>
+    <w:p>
+      <w:pPr>
+        <w:rPr/>
+      </w:pPr>
       <w:r>
         <w:rPr>
           <w:rtl w:val="0"/>
@@ -17787,8 +17687,8 @@
           <w:rFonts w:ascii="Calibri" w:cs="Calibri" w:eastAsia="Calibri" w:hAnsi="Calibri"/>
         </w:rPr>
       </w:pPr>
-      <w:bookmarkStart w:colFirst="0" w:colLast="0" w:name="_xuvyzps2flsn" w:id="69"/>
-      <w:bookmarkEnd w:id="69"/>
+      <w:bookmarkStart w:colFirst="0" w:colLast="0" w:name="_xuvyzps2flsn" w:id="67"/>
+      <w:bookmarkEnd w:id="67"/>
       <w:r>
         <w:rPr>
           <w:rFonts w:ascii="Calibri" w:cs="Calibri" w:eastAsia="Calibri" w:hAnsi="Calibri"/>
@@ -17809,8 +17709,8 @@
           <w:szCs w:val="22"/>
         </w:rPr>
       </w:pPr>
-      <w:bookmarkStart w:colFirst="0" w:colLast="0" w:name="_5c3g0wmg1l3e" w:id="70"/>
-      <w:bookmarkEnd w:id="70"/>
+      <w:bookmarkStart w:colFirst="0" w:colLast="0" w:name="_5c3g0wmg1l3e" w:id="68"/>
+      <w:bookmarkEnd w:id="68"/>
       <w:r>
         <w:rPr>
           <w:rtl w:val="0"/>
@@ -18695,8 +18595,8 @@
           <w:rFonts w:ascii="Calibri" w:cs="Calibri" w:eastAsia="Calibri" w:hAnsi="Calibri"/>
         </w:rPr>
       </w:pPr>
-      <w:bookmarkStart w:colFirst="0" w:colLast="0" w:name="_antnozxpouvv" w:id="71"/>
-      <w:bookmarkEnd w:id="71"/>
+      <w:bookmarkStart w:colFirst="0" w:colLast="0" w:name="_antnozxpouvv" w:id="69"/>
+      <w:bookmarkEnd w:id="69"/>
       <w:r>
         <w:rPr>
           <w:rFonts w:ascii="Calibri" w:cs="Calibri" w:eastAsia="Calibri" w:hAnsi="Calibri"/>
@@ -18724,8 +18624,8 @@
           <w:szCs w:val="22"/>
         </w:rPr>
       </w:pPr>
-      <w:bookmarkStart w:colFirst="0" w:colLast="0" w:name="_knipjnigg8tj" w:id="72"/>
-      <w:bookmarkEnd w:id="72"/>
+      <w:bookmarkStart w:colFirst="0" w:colLast="0" w:name="_knipjnigg8tj" w:id="70"/>
+      <w:bookmarkEnd w:id="70"/>
       <w:r>
         <w:rPr>
           <w:rtl w:val="0"/>
@@ -19768,48 +19668,6 @@
     </w:p>
     <w:p>
       <w:pPr>
-        <w:spacing w:before="0" w:line="276" w:lineRule="auto"/>
-        <w:ind w:left="0"/>
-        <w:rPr>
-          <w:rFonts w:ascii="Arial" w:cs="Arial" w:eastAsia="Arial" w:hAnsi="Arial"/>
-        </w:rPr>
-      </w:pPr>
-      <w:r>
-        <w:rPr>
-          <w:rtl w:val="0"/>
-        </w:rPr>
-      </w:r>
-    </w:p>
-    <w:p>
-      <w:pPr>
-        <w:spacing w:before="0" w:line="276" w:lineRule="auto"/>
-        <w:ind w:left="0"/>
-        <w:rPr>
-          <w:rFonts w:ascii="Arial" w:cs="Arial" w:eastAsia="Arial" w:hAnsi="Arial"/>
-        </w:rPr>
-      </w:pPr>
-      <w:r>
-        <w:rPr>
-          <w:rtl w:val="0"/>
-        </w:rPr>
-      </w:r>
-    </w:p>
-    <w:p>
-      <w:pPr>
-        <w:spacing w:before="0" w:line="276" w:lineRule="auto"/>
-        <w:ind w:left="0"/>
-        <w:rPr>
-          <w:rFonts w:ascii="Arial" w:cs="Arial" w:eastAsia="Arial" w:hAnsi="Arial"/>
-        </w:rPr>
-      </w:pPr>
-      <w:r>
-        <w:rPr>
-          <w:rtl w:val="0"/>
-        </w:rPr>
-      </w:r>
-    </w:p>
-    <w:p>
-      <w:pPr>
         <w:pStyle w:val="Heading1"/>
         <w:spacing w:before="0" w:line="276" w:lineRule="auto"/>
         <w:ind w:left="0"/>
@@ -19820,8 +19678,8 @@
           <w:szCs w:val="22"/>
         </w:rPr>
       </w:pPr>
-      <w:bookmarkStart w:colFirst="0" w:colLast="0" w:name="_muksp96zqe6w" w:id="73"/>
-      <w:bookmarkEnd w:id="73"/>
+      <w:bookmarkStart w:colFirst="0" w:colLast="0" w:name="_muksp96zqe6w" w:id="71"/>
+      <w:bookmarkEnd w:id="71"/>
       <w:r>
         <w:rPr>
           <w:rtl w:val="0"/>
@@ -19834,8 +19692,8 @@
         <w:ind w:left="0"/>
         <w:rPr/>
       </w:pPr>
-      <w:bookmarkStart w:colFirst="0" w:colLast="0" w:name="_cbupme2q1ni6" w:id="74"/>
-      <w:bookmarkEnd w:id="74"/>
+      <w:bookmarkStart w:colFirst="0" w:colLast="0" w:name="_cbupme2q1ni6" w:id="72"/>
+      <w:bookmarkEnd w:id="72"/>
       <w:r>
         <w:rPr>
           <w:rtl w:val="0"/>
@@ -20754,8 +20612,8 @@
           <w:rFonts w:ascii="Calibri" w:cs="Calibri" w:eastAsia="Calibri" w:hAnsi="Calibri"/>
         </w:rPr>
       </w:pPr>
-      <w:bookmarkStart w:colFirst="0" w:colLast="0" w:name="_kbipsxxpcyfn" w:id="75"/>
-      <w:bookmarkEnd w:id="75"/>
+      <w:bookmarkStart w:colFirst="0" w:colLast="0" w:name="_kbipsxxpcyfn" w:id="73"/>
+      <w:bookmarkEnd w:id="73"/>
       <w:r>
         <w:rPr>
           <w:rtl w:val="0"/>
@@ -20770,8 +20628,8 @@
           <w:rFonts w:ascii="Calibri" w:cs="Calibri" w:eastAsia="Calibri" w:hAnsi="Calibri"/>
         </w:rPr>
       </w:pPr>
-      <w:bookmarkStart w:colFirst="0" w:colLast="0" w:name="_1qv7zans7nhm" w:id="76"/>
-      <w:bookmarkEnd w:id="76"/>
+      <w:bookmarkStart w:colFirst="0" w:colLast="0" w:name="_1qv7zans7nhm" w:id="74"/>
+      <w:bookmarkEnd w:id="74"/>
       <w:r>
         <w:rPr>
           <w:rFonts w:ascii="Calibri" w:cs="Calibri" w:eastAsia="Calibri" w:hAnsi="Calibri"/>
@@ -21771,8 +21629,8 @@
           <w:szCs w:val="22"/>
         </w:rPr>
       </w:pPr>
-      <w:bookmarkStart w:colFirst="0" w:colLast="0" w:name="_9xagt3kou4c9" w:id="77"/>
-      <w:bookmarkEnd w:id="77"/>
+      <w:bookmarkStart w:colFirst="0" w:colLast="0" w:name="_9xagt3kou4c9" w:id="75"/>
+      <w:bookmarkEnd w:id="75"/>
       <w:r>
         <w:rPr>
           <w:rFonts w:ascii="Calibri" w:cs="Calibri" w:eastAsia="Calibri" w:hAnsi="Calibri"/>
@@ -22869,86 +22727,7 @@
     </w:p>
     <w:p>
       <w:pPr>
-        <w:spacing w:before="0" w:line="276" w:lineRule="auto"/>
-        <w:ind w:left="0"/>
-        <w:rPr/>
-      </w:pPr>
-      <w:r>
-        <w:rPr>
-          <w:rtl w:val="0"/>
-        </w:rPr>
-      </w:r>
-    </w:p>
-    <w:p>
-      <w:pPr>
-        <w:spacing w:before="0" w:line="276" w:lineRule="auto"/>
-        <w:ind w:left="0"/>
-        <w:rPr/>
-      </w:pPr>
-      <w:r>
-        <w:rPr>
-          <w:rtl w:val="0"/>
-        </w:rPr>
-      </w:r>
-    </w:p>
-    <w:p>
-      <w:pPr>
-        <w:spacing w:before="0" w:line="276" w:lineRule="auto"/>
-        <w:ind w:left="0"/>
-        <w:rPr/>
-      </w:pPr>
-      <w:r>
-        <w:rPr>
-          <w:rtl w:val="0"/>
-        </w:rPr>
-      </w:r>
-    </w:p>
-    <w:p>
-      <w:pPr>
-        <w:spacing w:before="0" w:line="276" w:lineRule="auto"/>
-        <w:ind w:left="0"/>
-        <w:rPr/>
-      </w:pPr>
-      <w:r>
-        <w:rPr>
-          <w:rtl w:val="0"/>
-        </w:rPr>
-      </w:r>
-    </w:p>
-    <w:p>
-      <w:pPr>
-        <w:spacing w:before="0" w:line="276" w:lineRule="auto"/>
-        <w:ind w:left="0"/>
-        <w:rPr/>
-      </w:pPr>
-      <w:r>
-        <w:rPr>
-          <w:rtl w:val="0"/>
-        </w:rPr>
-      </w:r>
-    </w:p>
-    <w:p>
-      <w:pPr>
         <w:pStyle w:val="Heading2"/>
-        <w:ind w:left="0"/>
-        <w:rPr>
-          <w:rFonts w:ascii="Calibri" w:cs="Calibri" w:eastAsia="Calibri" w:hAnsi="Calibri"/>
-        </w:rPr>
-      </w:pPr>
-      <w:bookmarkStart w:colFirst="0" w:colLast="0" w:name="_nmnly5wq8eqz" w:id="78"/>
-      <w:bookmarkEnd w:id="78"/>
-      <w:r>
-        <w:rPr>
-          <w:rFonts w:ascii="Calibri" w:cs="Calibri" w:eastAsia="Calibri" w:hAnsi="Calibri"/>
-          <w:rtl w:val="0"/>
-        </w:rPr>
-        <w:t xml:space="preserve">CU18: Añadir Categoría</w:t>
-      </w:r>
-    </w:p>
-    <w:p>
-      <w:pPr>
-        <w:pStyle w:val="Heading1"/>
-        <w:spacing w:before="0" w:line="276" w:lineRule="auto"/>
         <w:ind w:left="0"/>
         <w:rPr>
           <w:rFonts w:ascii="Calibri" w:cs="Calibri" w:eastAsia="Calibri" w:hAnsi="Calibri"/>
@@ -22957,8 +22736,15 @@
           <w:szCs w:val="22"/>
         </w:rPr>
       </w:pPr>
-      <w:bookmarkStart w:colFirst="0" w:colLast="0" w:name="_5vfabp1lbft4" w:id="79"/>
-      <w:bookmarkEnd w:id="79"/>
+      <w:bookmarkStart w:colFirst="0" w:colLast="0" w:name="_nmnly5wq8eqz" w:id="76"/>
+      <w:bookmarkEnd w:id="76"/>
+      <w:r>
+        <w:rPr>
+          <w:rFonts w:ascii="Calibri" w:cs="Calibri" w:eastAsia="Calibri" w:hAnsi="Calibri"/>
+          <w:rtl w:val="0"/>
+        </w:rPr>
+        <w:t xml:space="preserve">CU18: Añadir Categoría</w:t>
+      </w:r>
       <w:r>
         <w:rPr>
           <w:rtl w:val="0"/>
@@ -23761,8 +23547,8 @@
           <w:szCs w:val="22"/>
         </w:rPr>
       </w:pPr>
-      <w:bookmarkStart w:colFirst="0" w:colLast="0" w:name="_xlqouadf8gwv" w:id="80"/>
-      <w:bookmarkEnd w:id="80"/>
+      <w:bookmarkStart w:colFirst="0" w:colLast="0" w:name="_xlqouadf8gwv" w:id="77"/>
+      <w:bookmarkEnd w:id="77"/>
       <w:r>
         <w:rPr>
           <w:rtl w:val="0"/>
@@ -23780,8 +23566,8 @@
           <w:szCs w:val="22"/>
         </w:rPr>
       </w:pPr>
-      <w:bookmarkStart w:colFirst="0" w:colLast="0" w:name="_uibmboqedqzr" w:id="81"/>
-      <w:bookmarkEnd w:id="81"/>
+      <w:bookmarkStart w:colFirst="0" w:colLast="0" w:name="_uibmboqedqzr" w:id="78"/>
+      <w:bookmarkEnd w:id="78"/>
       <w:r>
         <w:rPr>
           <w:rFonts w:ascii="Calibri" w:cs="Calibri" w:eastAsia="Calibri" w:hAnsi="Calibri"/>
@@ -24687,8 +24473,8 @@
           <w:rFonts w:ascii="Calibri" w:cs="Calibri" w:eastAsia="Calibri" w:hAnsi="Calibri"/>
         </w:rPr>
       </w:pPr>
-      <w:bookmarkStart w:colFirst="0" w:colLast="0" w:name="_r995wwjfc99c" w:id="82"/>
-      <w:bookmarkEnd w:id="82"/>
+      <w:bookmarkStart w:colFirst="0" w:colLast="0" w:name="_r995wwjfc99c" w:id="79"/>
+      <w:bookmarkEnd w:id="79"/>
       <w:r>
         <w:rPr>
           <w:rtl w:val="0"/>
@@ -24706,8 +24492,8 @@
           <w:szCs w:val="22"/>
         </w:rPr>
       </w:pPr>
-      <w:bookmarkStart w:colFirst="0" w:colLast="0" w:name="_v1atl8th7fni" w:id="83"/>
-      <w:bookmarkEnd w:id="83"/>
+      <w:bookmarkStart w:colFirst="0" w:colLast="0" w:name="_v1atl8th7fni" w:id="80"/>
+      <w:bookmarkEnd w:id="80"/>
       <w:r>
         <w:rPr>
           <w:rFonts w:ascii="Calibri" w:cs="Calibri" w:eastAsia="Calibri" w:hAnsi="Calibri"/>
@@ -26034,8 +25820,8 @@
           <w:rFonts w:ascii="Calibri" w:cs="Calibri" w:eastAsia="Calibri" w:hAnsi="Calibri"/>
         </w:rPr>
       </w:pPr>
-      <w:bookmarkStart w:colFirst="0" w:colLast="0" w:name="_p4f99bys1xhe" w:id="84"/>
-      <w:bookmarkEnd w:id="84"/>
+      <w:bookmarkStart w:colFirst="0" w:colLast="0" w:name="_p4f99bys1xhe" w:id="81"/>
+      <w:bookmarkEnd w:id="81"/>
       <w:r>
         <w:rPr>
           <w:rFonts w:ascii="Calibri" w:cs="Calibri" w:eastAsia="Calibri" w:hAnsi="Calibri"/>
@@ -26063,8 +25849,8 @@
           <w:szCs w:val="22"/>
         </w:rPr>
       </w:pPr>
-      <w:bookmarkStart w:colFirst="0" w:colLast="0" w:name="_9ns5bnsfkljy" w:id="85"/>
-      <w:bookmarkEnd w:id="85"/>
+      <w:bookmarkStart w:colFirst="0" w:colLast="0" w:name="_9ns5bnsfkljy" w:id="82"/>
+      <w:bookmarkEnd w:id="82"/>
       <w:r>
         <w:rPr>
           <w:rtl w:val="0"/>
@@ -27306,8 +27092,8 @@
           <w:rFonts w:ascii="Calibri" w:cs="Calibri" w:eastAsia="Calibri" w:hAnsi="Calibri"/>
         </w:rPr>
       </w:pPr>
-      <w:bookmarkStart w:colFirst="0" w:colLast="0" w:name="_a0gpugo7t7m" w:id="86"/>
-      <w:bookmarkEnd w:id="86"/>
+      <w:bookmarkStart w:colFirst="0" w:colLast="0" w:name="_a0gpugo7t7m" w:id="83"/>
+      <w:bookmarkEnd w:id="83"/>
       <w:r>
         <w:rPr>
           <w:rtl w:val="0"/>
@@ -27352,8 +27138,8 @@
           <w:szCs w:val="22"/>
         </w:rPr>
       </w:pPr>
-      <w:bookmarkStart w:colFirst="0" w:colLast="0" w:name="_dm63oh8uhua" w:id="87"/>
-      <w:bookmarkEnd w:id="87"/>
+      <w:bookmarkStart w:colFirst="0" w:colLast="0" w:name="_dm63oh8uhua" w:id="84"/>
+      <w:bookmarkEnd w:id="84"/>
       <w:r>
         <w:rPr>
           <w:rtl w:val="0"/>
@@ -27368,8 +27154,8 @@
           <w:rFonts w:ascii="Calibri" w:cs="Calibri" w:eastAsia="Calibri" w:hAnsi="Calibri"/>
         </w:rPr>
       </w:pPr>
-      <w:bookmarkStart w:colFirst="0" w:colLast="0" w:name="_6184a8ntyuus" w:id="88"/>
-      <w:bookmarkEnd w:id="88"/>
+      <w:bookmarkStart w:colFirst="0" w:colLast="0" w:name="_6184a8ntyuus" w:id="85"/>
+      <w:bookmarkEnd w:id="85"/>
       <w:r>
         <w:rPr>
           <w:rFonts w:ascii="Calibri" w:cs="Calibri" w:eastAsia="Calibri" w:hAnsi="Calibri"/>
@@ -28341,8 +28127,8 @@
           <w:rFonts w:ascii="Calibri" w:cs="Calibri" w:eastAsia="Calibri" w:hAnsi="Calibri"/>
         </w:rPr>
       </w:pPr>
-      <w:bookmarkStart w:colFirst="0" w:colLast="0" w:name="_a51cl6fofkk" w:id="89"/>
-      <w:bookmarkEnd w:id="89"/>
+      <w:bookmarkStart w:colFirst="0" w:colLast="0" w:name="_a51cl6fofkk" w:id="86"/>
+      <w:bookmarkEnd w:id="86"/>
       <w:r>
         <w:rPr>
           <w:rFonts w:ascii="Calibri" w:cs="Calibri" w:eastAsia="Calibri" w:hAnsi="Calibri"/>
@@ -29337,8 +29123,8 @@
           <w:vertAlign w:val="baseline"/>
         </w:rPr>
       </w:pPr>
-      <w:bookmarkStart w:colFirst="0" w:colLast="0" w:name="_m8fv9l3cdq5p" w:id="90"/>
-      <w:bookmarkEnd w:id="90"/>
+      <w:bookmarkStart w:colFirst="0" w:colLast="0" w:name="_m8fv9l3cdq5p" w:id="87"/>
+      <w:bookmarkEnd w:id="87"/>
       <w:r>
         <w:rPr>
           <w:vertAlign w:val="baseline"/>
@@ -29361,8 +29147,8 @@
           <w:vertAlign w:val="baseline"/>
         </w:rPr>
       </w:pPr>
-      <w:bookmarkStart w:colFirst="0" w:colLast="0" w:name="_v899yggkv21g" w:id="91"/>
-      <w:bookmarkEnd w:id="91"/>
+      <w:bookmarkStart w:colFirst="0" w:colLast="0" w:name="_v899yggkv21g" w:id="88"/>
+      <w:bookmarkEnd w:id="88"/>
       <w:r>
         <w:rPr>
           <w:vertAlign w:val="baseline"/>
@@ -29406,12 +29192,12 @@
           <wp:inline distB="114300" distT="114300" distL="114300" distR="114300">
             <wp:extent cx="5399730" cy="4343400"/>
             <wp:effectExtent b="0" l="0" r="0" t="0"/>
-            <wp:docPr id="13" name="image6.png"/>
+            <wp:docPr id="13" name="image7.png"/>
             <a:graphic>
               <a:graphicData uri="http://schemas.openxmlformats.org/drawingml/2006/picture">
                 <pic:pic>
                   <pic:nvPicPr>
-                    <pic:cNvPr id="0" name="image6.png"/>
+                    <pic:cNvPr id="0" name="image7.png"/>
                     <pic:cNvPicPr preferRelativeResize="0"/>
                   </pic:nvPicPr>
                   <pic:blipFill>
@@ -29525,8 +29311,8 @@
           <w:vertAlign w:val="baseline"/>
         </w:rPr>
       </w:pPr>
-      <w:bookmarkStart w:colFirst="0" w:colLast="0" w:name="_hkjtnvqez4pj" w:id="92"/>
-      <w:bookmarkEnd w:id="92"/>
+      <w:bookmarkStart w:colFirst="0" w:colLast="0" w:name="_hkjtnvqez4pj" w:id="89"/>
+      <w:bookmarkEnd w:id="89"/>
       <w:r>
         <w:rPr>
           <w:vertAlign w:val="baseline"/>
@@ -30009,8 +29795,8 @@
         <w:jc w:val="center"/>
         <w:rPr/>
       </w:pPr>
-      <w:bookmarkStart w:colFirst="0" w:colLast="0" w:name="_q79byfkz1ggf" w:id="93"/>
-      <w:bookmarkEnd w:id="93"/>
+      <w:bookmarkStart w:colFirst="0" w:colLast="0" w:name="_q79byfkz1ggf" w:id="90"/>
+      <w:bookmarkEnd w:id="90"/>
       <w:r>
         <w:rPr/>
         <w:drawing>
@@ -30085,8 +29871,8 @@
         <w:pStyle w:val="Heading2"/>
         <w:rPr/>
       </w:pPr>
-      <w:bookmarkStart w:colFirst="0" w:colLast="0" w:name="_aksqtsd8r20" w:id="94"/>
-      <w:bookmarkEnd w:id="94"/>
+      <w:bookmarkStart w:colFirst="0" w:colLast="0" w:name="_aksqtsd8r20" w:id="91"/>
+      <w:bookmarkEnd w:id="91"/>
       <w:r>
         <w:rPr>
           <w:rtl w:val="0"/>
@@ -30128,12 +29914,12 @@
           <wp:inline distB="114300" distT="114300" distL="114300" distR="114300">
             <wp:extent cx="6400987" cy="3706812"/>
             <wp:effectExtent b="0" l="0" r="0" t="0"/>
-            <wp:docPr id="14" name="image7.png"/>
+            <wp:docPr id="14" name="image6.png"/>
             <a:graphic>
               <a:graphicData uri="http://schemas.openxmlformats.org/drawingml/2006/picture">
                 <pic:pic>
                   <pic:nvPicPr>
-                    <pic:cNvPr id="0" name="image7.png"/>
+                    <pic:cNvPr id="0" name="image6.png"/>
                     <pic:cNvPicPr preferRelativeResize="0"/>
                   </pic:nvPicPr>
                   <pic:blipFill>
@@ -30730,12 +30516,12 @@
           <wp:extent cx="669290" cy="669290"/>
           <wp:effectExtent b="0" l="0" r="0" t="0"/>
           <wp:wrapSquare wrapText="bothSides" distB="0" distT="0" distL="114300" distR="114300"/>
-          <wp:docPr descr="psi-negro.png" id="18" name="image4.png"/>
+          <wp:docPr descr="psi-negro.png" id="18" name="image1.png"/>
           <a:graphic>
             <a:graphicData uri="http://schemas.openxmlformats.org/drawingml/2006/picture">
               <pic:pic>
                 <pic:nvPicPr>
-                  <pic:cNvPr descr="psi-negro.png" id="0" name="image4.png"/>
+                  <pic:cNvPr descr="psi-negro.png" id="0" name="image1.png"/>
                   <pic:cNvPicPr preferRelativeResize="0"/>
                 </pic:nvPicPr>
                 <pic:blipFill>
@@ -30775,12 +30561,12 @@
           <wp:extent cx="425450" cy="666750"/>
           <wp:effectExtent b="0" l="0" r="0" t="0"/>
           <wp:wrapSquare wrapText="bothSides" distB="0" distT="0" distL="114300" distR="114300"/>
-          <wp:docPr descr="UNPA.JPG" id="16" name="image2.jpg"/>
+          <wp:docPr descr="UNPA.JPG" id="16" name="image4.jpg"/>
           <a:graphic>
             <a:graphicData uri="http://schemas.openxmlformats.org/drawingml/2006/picture">
               <pic:pic>
                 <pic:nvPicPr>
-                  <pic:cNvPr descr="UNPA.JPG" id="0" name="image2.jpg"/>
+                  <pic:cNvPr descr="UNPA.JPG" id="0" name="image4.jpg"/>
                   <pic:cNvPicPr preferRelativeResize="0"/>
                 </pic:nvPicPr>
                 <pic:blipFill>

--- a/Etapa Elaboración - Iteración 2/Modelo de Casos de Uso - Kairos - NexTech.docx
+++ b/Etapa Elaboración - Iteración 2/Modelo de Casos de Uso - Kairos - NexTech.docx
@@ -196,12 +196,12 @@
                 <wp:extent cx="7940040" cy="810895"/>
                 <wp:effectExtent b="0" l="0" r="0" t="0"/>
                 <wp:wrapNone/>
-                <wp:docPr id="9" name="image16.png"/>
+                <wp:docPr id="9" name="image15.png"/>
                 <a:graphic>
                   <a:graphicData uri="http://schemas.openxmlformats.org/drawingml/2006/picture">
                     <pic:pic>
                       <pic:nvPicPr>
-                        <pic:cNvPr id="0" name="image16.png"/>
+                        <pic:cNvPr id="0" name="image15.png"/>
                         <pic:cNvPicPr preferRelativeResize="0"/>
                       </pic:nvPicPr>
                       <pic:blipFill>
@@ -316,12 +316,12 @@
                 <wp:extent cx="103505" cy="11228070"/>
                 <wp:effectExtent b="0" l="0" r="0" t="0"/>
                 <wp:wrapNone/>
-                <wp:docPr id="11" name="image18.png"/>
+                <wp:docPr id="11" name="image17.png"/>
                 <a:graphic>
                   <a:graphicData uri="http://schemas.openxmlformats.org/drawingml/2006/picture">
                     <pic:pic>
                       <pic:nvPicPr>
-                        <pic:cNvPr id="0" name="image18.png"/>
+                        <pic:cNvPr id="0" name="image17.png"/>
                         <pic:cNvPicPr preferRelativeResize="0"/>
                       </pic:nvPicPr>
                       <pic:blipFill>
@@ -436,12 +436,12 @@
                 <wp:extent cx="103505" cy="11228070"/>
                 <wp:effectExtent b="0" l="0" r="0" t="0"/>
                 <wp:wrapNone/>
-                <wp:docPr id="2" name="image9.png"/>
+                <wp:docPr id="2" name="image8.png"/>
                 <a:graphic>
                   <a:graphicData uri="http://schemas.openxmlformats.org/drawingml/2006/picture">
                     <pic:pic>
                       <pic:nvPicPr>
-                        <pic:cNvPr id="0" name="image9.png"/>
+                        <pic:cNvPr id="0" name="image8.png"/>
                         <pic:cNvPicPr preferRelativeResize="0"/>
                       </pic:nvPicPr>
                       <pic:blipFill>
@@ -556,12 +556,12 @@
                 <wp:extent cx="7940040" cy="810895"/>
                 <wp:effectExtent b="0" l="0" r="0" t="0"/>
                 <wp:wrapNone/>
-                <wp:docPr id="8" name="image15.png"/>
+                <wp:docPr id="8" name="image14.png"/>
                 <a:graphic>
                   <a:graphicData uri="http://schemas.openxmlformats.org/drawingml/2006/picture">
                     <pic:pic>
                       <pic:nvPicPr>
-                        <pic:cNvPr id="0" name="image15.png"/>
+                        <pic:cNvPr id="0" name="image14.png"/>
                         <pic:cNvPicPr preferRelativeResize="0"/>
                       </pic:nvPicPr>
                       <pic:blipFill>
@@ -1265,12 +1265,12 @@
                 <wp:extent cx="2060575" cy="7330709"/>
                 <wp:effectExtent b="0" l="0" r="0" t="0"/>
                 <wp:wrapSquare wrapText="bothSides" distB="0" distT="0" distL="114300" distR="114300"/>
-                <wp:docPr id="4" name="image11.png"/>
+                <wp:docPr id="4" name="image10.png"/>
                 <a:graphic>
                   <a:graphicData uri="http://schemas.openxmlformats.org/drawingml/2006/picture">
                     <pic:pic>
                       <pic:nvPicPr>
-                        <pic:cNvPr id="0" name="image11.png"/>
+                        <pic:cNvPr id="0" name="image10.png"/>
                         <pic:cNvPicPr preferRelativeResize="0"/>
                       </pic:nvPicPr>
                       <pic:blipFill>
@@ -1474,7 +1474,7 @@
     </w:p>
     <w:sdt>
       <w:sdtPr>
-        <w:id w:val="713413410"/>
+        <w:id w:val="-1112666539"/>
         <w:docPartObj>
           <w:docPartGallery w:val="Table of Contents"/>
           <w:docPartUnique w:val="1"/>
@@ -29192,12 +29192,12 @@
           <wp:inline distB="114300" distT="114300" distL="114300" distR="114300">
             <wp:extent cx="5399730" cy="4343400"/>
             <wp:effectExtent b="0" l="0" r="0" t="0"/>
-            <wp:docPr id="13" name="image7.png"/>
+            <wp:docPr id="13" name="image18.png"/>
             <a:graphic>
               <a:graphicData uri="http://schemas.openxmlformats.org/drawingml/2006/picture">
                 <pic:pic>
                   <pic:nvPicPr>
-                    <pic:cNvPr id="0" name="image7.png"/>
+                    <pic:cNvPr id="0" name="image18.png"/>
                     <pic:cNvPicPr preferRelativeResize="0"/>
                   </pic:nvPicPr>
                   <pic:blipFill>
@@ -29803,12 +29803,12 @@
           <wp:inline distB="114300" distT="114300" distL="114300" distR="114300">
             <wp:extent cx="5399730" cy="4406900"/>
             <wp:effectExtent b="0" l="0" r="0" t="0"/>
-            <wp:docPr id="15" name="image5.jpg"/>
+            <wp:docPr id="15" name="image6.jpg"/>
             <a:graphic>
               <a:graphicData uri="http://schemas.openxmlformats.org/drawingml/2006/picture">
                 <pic:pic>
                   <pic:nvPicPr>
-                    <pic:cNvPr id="0" name="image5.jpg"/>
+                    <pic:cNvPr id="0" name="image6.jpg"/>
                     <pic:cNvPicPr preferRelativeResize="0"/>
                   </pic:nvPicPr>
                   <pic:blipFill>
@@ -29914,12 +29914,12 @@
           <wp:inline distB="114300" distT="114300" distL="114300" distR="114300">
             <wp:extent cx="6400987" cy="3706812"/>
             <wp:effectExtent b="0" l="0" r="0" t="0"/>
-            <wp:docPr id="14" name="image6.png"/>
+            <wp:docPr id="14" name="image5.png"/>
             <a:graphic>
               <a:graphicData uri="http://schemas.openxmlformats.org/drawingml/2006/picture">
                 <pic:pic>
                   <pic:nvPicPr>
-                    <pic:cNvPr id="0" name="image6.png"/>
+                    <pic:cNvPr id="0" name="image5.png"/>
                     <pic:cNvPicPr preferRelativeResize="0"/>
                   </pic:nvPicPr>
                   <pic:blipFill>
@@ -30113,12 +30113,12 @@
               <wp:extent cx="103505" cy="824865"/>
               <wp:effectExtent b="0" l="0" r="0" t="0"/>
               <wp:wrapNone/>
-              <wp:docPr id="1" name="image8.png"/>
+              <wp:docPr id="1" name="image7.png"/>
               <a:graphic>
                 <a:graphicData uri="http://schemas.openxmlformats.org/drawingml/2006/picture">
                   <pic:pic>
                     <pic:nvPicPr>
-                      <pic:cNvPr id="0" name="image8.png"/>
+                      <pic:cNvPr id="0" name="image7.png"/>
                       <pic:cNvPicPr preferRelativeResize="0"/>
                     </pic:nvPicPr>
                     <pic:blipFill>
@@ -30304,12 +30304,12 @@
               <wp:extent cx="7761605" cy="822325"/>
               <wp:effectExtent b="0" l="0" r="0" t="0"/>
               <wp:wrapNone/>
-              <wp:docPr id="5" name="image12.png"/>
+              <wp:docPr id="5" name="image11.png"/>
               <a:graphic>
                 <a:graphicData uri="http://schemas.openxmlformats.org/drawingml/2006/picture">
                   <pic:pic>
                     <pic:nvPicPr>
-                      <pic:cNvPr id="0" name="image12.png"/>
+                      <pic:cNvPr id="0" name="image11.png"/>
                       <pic:cNvPicPr preferRelativeResize="0"/>
                     </pic:nvPicPr>
                     <pic:blipFill>
@@ -30411,12 +30411,12 @@
               <wp:extent cx="103505" cy="824865"/>
               <wp:effectExtent b="0" l="0" r="0" t="0"/>
               <wp:wrapNone/>
-              <wp:docPr id="3" name="image10.png"/>
+              <wp:docPr id="3" name="image9.png"/>
               <a:graphic>
                 <a:graphicData uri="http://schemas.openxmlformats.org/drawingml/2006/picture">
                   <pic:pic>
                     <pic:nvPicPr>
-                      <pic:cNvPr id="0" name="image10.png"/>
+                      <pic:cNvPr id="0" name="image9.png"/>
                       <pic:cNvPicPr preferRelativeResize="0"/>
                     </pic:nvPicPr>
                     <pic:blipFill>
@@ -30669,12 +30669,12 @@
               <wp:extent cx="103505" cy="811530"/>
               <wp:effectExtent b="0" l="0" r="0" t="0"/>
               <wp:wrapNone/>
-              <wp:docPr id="7" name="image14.png"/>
+              <wp:docPr id="7" name="image13.png"/>
               <a:graphic>
                 <a:graphicData uri="http://schemas.openxmlformats.org/drawingml/2006/picture">
                   <pic:pic>
                     <pic:nvPicPr>
-                      <pic:cNvPr id="0" name="image14.png"/>
+                      <pic:cNvPr id="0" name="image13.png"/>
                       <pic:cNvPicPr preferRelativeResize="0"/>
                     </pic:nvPicPr>
                     <pic:blipFill>
@@ -30779,12 +30779,12 @@
               <wp:extent cx="103505" cy="812165"/>
               <wp:effectExtent b="0" l="0" r="0" t="0"/>
               <wp:wrapNone/>
-              <wp:docPr id="10" name="image17.png"/>
+              <wp:docPr id="10" name="image16.png"/>
               <a:graphic>
                 <a:graphicData uri="http://schemas.openxmlformats.org/drawingml/2006/picture">
                   <pic:pic>
                     <pic:nvPicPr>
-                      <pic:cNvPr id="0" name="image17.png"/>
+                      <pic:cNvPr id="0" name="image16.png"/>
                       <pic:cNvPicPr preferRelativeResize="0"/>
                     </pic:nvPicPr>
                     <pic:blipFill>
@@ -31007,12 +31007,12 @@
               <wp:extent cx="7549515" cy="815340"/>
               <wp:effectExtent b="0" l="0" r="0" t="0"/>
               <wp:wrapNone/>
-              <wp:docPr id="6" name="image13.png"/>
+              <wp:docPr id="6" name="image12.png"/>
               <a:graphic>
                 <a:graphicData uri="http://schemas.openxmlformats.org/drawingml/2006/picture">
                   <pic:pic>
                     <pic:nvPicPr>
-                      <pic:cNvPr id="0" name="image13.png"/>
+                      <pic:cNvPr id="0" name="image12.png"/>
                       <pic:cNvPicPr preferRelativeResize="0"/>
                     </pic:nvPicPr>
                     <pic:blipFill>

--- a/Etapa Elaboración - Iteración 2/Modelo de Casos de Uso - Kairos - NexTech.docx
+++ b/Etapa Elaboración - Iteración 2/Modelo de Casos de Uso - Kairos - NexTech.docx
@@ -196,12 +196,12 @@
                 <wp:extent cx="7940040" cy="810895"/>
                 <wp:effectExtent b="0" l="0" r="0" t="0"/>
                 <wp:wrapNone/>
-                <wp:docPr id="9" name="image15.png"/>
+                <wp:docPr id="9" name="image16.png"/>
                 <a:graphic>
                   <a:graphicData uri="http://schemas.openxmlformats.org/drawingml/2006/picture">
                     <pic:pic>
                       <pic:nvPicPr>
-                        <pic:cNvPr id="0" name="image15.png"/>
+                        <pic:cNvPr id="0" name="image16.png"/>
                         <pic:cNvPicPr preferRelativeResize="0"/>
                       </pic:nvPicPr>
                       <pic:blipFill>
@@ -316,12 +316,12 @@
                 <wp:extent cx="103505" cy="11228070"/>
                 <wp:effectExtent b="0" l="0" r="0" t="0"/>
                 <wp:wrapNone/>
-                <wp:docPr id="11" name="image17.png"/>
+                <wp:docPr id="11" name="image18.png"/>
                 <a:graphic>
                   <a:graphicData uri="http://schemas.openxmlformats.org/drawingml/2006/picture">
                     <pic:pic>
                       <pic:nvPicPr>
-                        <pic:cNvPr id="0" name="image17.png"/>
+                        <pic:cNvPr id="0" name="image18.png"/>
                         <pic:cNvPicPr preferRelativeResize="0"/>
                       </pic:nvPicPr>
                       <pic:blipFill>
@@ -436,12 +436,12 @@
                 <wp:extent cx="103505" cy="11228070"/>
                 <wp:effectExtent b="0" l="0" r="0" t="0"/>
                 <wp:wrapNone/>
-                <wp:docPr id="2" name="image8.png"/>
+                <wp:docPr id="2" name="image9.png"/>
                 <a:graphic>
                   <a:graphicData uri="http://schemas.openxmlformats.org/drawingml/2006/picture">
                     <pic:pic>
                       <pic:nvPicPr>
-                        <pic:cNvPr id="0" name="image8.png"/>
+                        <pic:cNvPr id="0" name="image9.png"/>
                         <pic:cNvPicPr preferRelativeResize="0"/>
                       </pic:nvPicPr>
                       <pic:blipFill>
@@ -556,12 +556,12 @@
                 <wp:extent cx="7940040" cy="810895"/>
                 <wp:effectExtent b="0" l="0" r="0" t="0"/>
                 <wp:wrapNone/>
-                <wp:docPr id="8" name="image14.png"/>
+                <wp:docPr id="8" name="image15.png"/>
                 <a:graphic>
                   <a:graphicData uri="http://schemas.openxmlformats.org/drawingml/2006/picture">
                     <pic:pic>
                       <pic:nvPicPr>
-                        <pic:cNvPr id="0" name="image14.png"/>
+                        <pic:cNvPr id="0" name="image15.png"/>
                         <pic:cNvPicPr preferRelativeResize="0"/>
                       </pic:nvPicPr>
                       <pic:blipFill>
@@ -933,12 +933,12 @@
             <wp:extent cx="1200150" cy="1200150"/>
             <wp:effectExtent b="0" l="0" r="0" t="0"/>
             <wp:wrapSquare wrapText="bothSides" distB="0" distT="0" distL="114300" distR="114300"/>
-            <wp:docPr descr="psi-negro.png" id="17" name="image2.png"/>
+            <wp:docPr descr="psi-negro.png" id="17" name="image4.png"/>
             <a:graphic>
               <a:graphicData uri="http://schemas.openxmlformats.org/drawingml/2006/picture">
                 <pic:pic>
                   <pic:nvPicPr>
-                    <pic:cNvPr descr="psi-negro.png" id="0" name="image2.png"/>
+                    <pic:cNvPr descr="psi-negro.png" id="0" name="image4.png"/>
                     <pic:cNvPicPr preferRelativeResize="0"/>
                   </pic:nvPicPr>
                   <pic:blipFill>
@@ -988,12 +988,12 @@
             <wp:extent cx="1304925" cy="2019300"/>
             <wp:effectExtent b="0" l="0" r="0" t="0"/>
             <wp:wrapSquare wrapText="bothSides" distB="0" distT="0" distL="114300" distR="114300"/>
-            <wp:docPr descr="UNPA.JPG" id="19" name="image3.jpg"/>
+            <wp:docPr descr="UNPA.JPG" id="19" name="image2.jpg"/>
             <a:graphic>
               <a:graphicData uri="http://schemas.openxmlformats.org/drawingml/2006/picture">
                 <pic:pic>
                   <pic:nvPicPr>
-                    <pic:cNvPr descr="UNPA.JPG" id="0" name="image3.jpg"/>
+                    <pic:cNvPr descr="UNPA.JPG" id="0" name="image2.jpg"/>
                     <pic:cNvPicPr preferRelativeResize="0"/>
                   </pic:nvPicPr>
                   <pic:blipFill>
@@ -1265,12 +1265,12 @@
                 <wp:extent cx="2060575" cy="7330709"/>
                 <wp:effectExtent b="0" l="0" r="0" t="0"/>
                 <wp:wrapSquare wrapText="bothSides" distB="0" distT="0" distL="114300" distR="114300"/>
-                <wp:docPr id="4" name="image10.png"/>
+                <wp:docPr id="4" name="image11.png"/>
                 <a:graphic>
                   <a:graphicData uri="http://schemas.openxmlformats.org/drawingml/2006/picture">
                     <pic:pic>
                       <pic:nvPicPr>
-                        <pic:cNvPr id="0" name="image10.png"/>
+                        <pic:cNvPr id="0" name="image11.png"/>
                         <pic:cNvPicPr preferRelativeResize="0"/>
                       </pic:nvPicPr>
                       <pic:blipFill>
@@ -1371,12 +1371,12 @@
             <wp:extent cx="1200150" cy="1200150"/>
             <wp:effectExtent b="0" l="0" r="0" t="0"/>
             <wp:wrapSquare wrapText="bothSides" distB="0" distT="0" distL="114300" distR="114300"/>
-            <wp:docPr descr="psi-negro.png" id="12" name="image2.png"/>
+            <wp:docPr descr="psi-negro.png" id="12" name="image4.png"/>
             <a:graphic>
               <a:graphicData uri="http://schemas.openxmlformats.org/drawingml/2006/picture">
                 <pic:pic>
                   <pic:nvPicPr>
-                    <pic:cNvPr descr="psi-negro.png" id="0" name="image2.png"/>
+                    <pic:cNvPr descr="psi-negro.png" id="0" name="image4.png"/>
                     <pic:cNvPicPr preferRelativeResize="0"/>
                   </pic:nvPicPr>
                   <pic:blipFill>
@@ -1474,7 +1474,7 @@
     </w:p>
     <w:sdt>
       <w:sdtPr>
-        <w:id w:val="-1112666539"/>
+        <w:id w:val="1269342601"/>
         <w:docPartObj>
           <w:docPartGallery w:val="Table of Contents"/>
           <w:docPartUnique w:val="1"/>
@@ -29192,12 +29192,12 @@
           <wp:inline distB="114300" distT="114300" distL="114300" distR="114300">
             <wp:extent cx="5399730" cy="4343400"/>
             <wp:effectExtent b="0" l="0" r="0" t="0"/>
-            <wp:docPr id="13" name="image18.png"/>
+            <wp:docPr id="13" name="image5.png"/>
             <a:graphic>
               <a:graphicData uri="http://schemas.openxmlformats.org/drawingml/2006/picture">
                 <pic:pic>
                   <pic:nvPicPr>
-                    <pic:cNvPr id="0" name="image18.png"/>
+                    <pic:cNvPr id="0" name="image5.png"/>
                     <pic:cNvPicPr preferRelativeResize="0"/>
                   </pic:nvPicPr>
                   <pic:blipFill>
@@ -29803,12 +29803,12 @@
           <wp:inline distB="114300" distT="114300" distL="114300" distR="114300">
             <wp:extent cx="5399730" cy="4406900"/>
             <wp:effectExtent b="0" l="0" r="0" t="0"/>
-            <wp:docPr id="15" name="image6.jpg"/>
+            <wp:docPr id="15" name="image7.jpg"/>
             <a:graphic>
               <a:graphicData uri="http://schemas.openxmlformats.org/drawingml/2006/picture">
                 <pic:pic>
                   <pic:nvPicPr>
-                    <pic:cNvPr id="0" name="image6.jpg"/>
+                    <pic:cNvPr id="0" name="image7.jpg"/>
                     <pic:cNvPicPr preferRelativeResize="0"/>
                   </pic:nvPicPr>
                   <pic:blipFill>
@@ -29914,12 +29914,12 @@
           <wp:inline distB="114300" distT="114300" distL="114300" distR="114300">
             <wp:extent cx="6400987" cy="3706812"/>
             <wp:effectExtent b="0" l="0" r="0" t="0"/>
-            <wp:docPr id="14" name="image5.png"/>
+            <wp:docPr id="14" name="image6.png"/>
             <a:graphic>
               <a:graphicData uri="http://schemas.openxmlformats.org/drawingml/2006/picture">
                 <pic:pic>
                   <pic:nvPicPr>
-                    <pic:cNvPr id="0" name="image5.png"/>
+                    <pic:cNvPr id="0" name="image6.png"/>
                     <pic:cNvPicPr preferRelativeResize="0"/>
                   </pic:nvPicPr>
                   <pic:blipFill>
@@ -30113,12 +30113,12 @@
               <wp:extent cx="103505" cy="824865"/>
               <wp:effectExtent b="0" l="0" r="0" t="0"/>
               <wp:wrapNone/>
-              <wp:docPr id="1" name="image7.png"/>
+              <wp:docPr id="1" name="image8.png"/>
               <a:graphic>
                 <a:graphicData uri="http://schemas.openxmlformats.org/drawingml/2006/picture">
                   <pic:pic>
                     <pic:nvPicPr>
-                      <pic:cNvPr id="0" name="image7.png"/>
+                      <pic:cNvPr id="0" name="image8.png"/>
                       <pic:cNvPicPr preferRelativeResize="0"/>
                     </pic:nvPicPr>
                     <pic:blipFill>
@@ -30304,12 +30304,12 @@
               <wp:extent cx="7761605" cy="822325"/>
               <wp:effectExtent b="0" l="0" r="0" t="0"/>
               <wp:wrapNone/>
-              <wp:docPr id="5" name="image11.png"/>
+              <wp:docPr id="5" name="image12.png"/>
               <a:graphic>
                 <a:graphicData uri="http://schemas.openxmlformats.org/drawingml/2006/picture">
                   <pic:pic>
                     <pic:nvPicPr>
-                      <pic:cNvPr id="0" name="image11.png"/>
+                      <pic:cNvPr id="0" name="image12.png"/>
                       <pic:cNvPicPr preferRelativeResize="0"/>
                     </pic:nvPicPr>
                     <pic:blipFill>
@@ -30411,12 +30411,12 @@
               <wp:extent cx="103505" cy="824865"/>
               <wp:effectExtent b="0" l="0" r="0" t="0"/>
               <wp:wrapNone/>
-              <wp:docPr id="3" name="image9.png"/>
+              <wp:docPr id="3" name="image10.png"/>
               <a:graphic>
                 <a:graphicData uri="http://schemas.openxmlformats.org/drawingml/2006/picture">
                   <pic:pic>
                     <pic:nvPicPr>
-                      <pic:cNvPr id="0" name="image9.png"/>
+                      <pic:cNvPr id="0" name="image10.png"/>
                       <pic:cNvPicPr preferRelativeResize="0"/>
                     </pic:nvPicPr>
                     <pic:blipFill>
@@ -30516,12 +30516,12 @@
           <wp:extent cx="669290" cy="669290"/>
           <wp:effectExtent b="0" l="0" r="0" t="0"/>
           <wp:wrapSquare wrapText="bothSides" distB="0" distT="0" distL="114300" distR="114300"/>
-          <wp:docPr descr="psi-negro.png" id="18" name="image1.png"/>
+          <wp:docPr descr="psi-negro.png" id="18" name="image3.png"/>
           <a:graphic>
             <a:graphicData uri="http://schemas.openxmlformats.org/drawingml/2006/picture">
               <pic:pic>
                 <pic:nvPicPr>
-                  <pic:cNvPr descr="psi-negro.png" id="0" name="image1.png"/>
+                  <pic:cNvPr descr="psi-negro.png" id="0" name="image3.png"/>
                   <pic:cNvPicPr preferRelativeResize="0"/>
                 </pic:nvPicPr>
                 <pic:blipFill>
@@ -30561,12 +30561,12 @@
           <wp:extent cx="425450" cy="666750"/>
           <wp:effectExtent b="0" l="0" r="0" t="0"/>
           <wp:wrapSquare wrapText="bothSides" distB="0" distT="0" distL="114300" distR="114300"/>
-          <wp:docPr descr="UNPA.JPG" id="16" name="image4.jpg"/>
+          <wp:docPr descr="UNPA.JPG" id="16" name="image1.jpg"/>
           <a:graphic>
             <a:graphicData uri="http://schemas.openxmlformats.org/drawingml/2006/picture">
               <pic:pic>
                 <pic:nvPicPr>
-                  <pic:cNvPr descr="UNPA.JPG" id="0" name="image4.jpg"/>
+                  <pic:cNvPr descr="UNPA.JPG" id="0" name="image1.jpg"/>
                   <pic:cNvPicPr preferRelativeResize="0"/>
                 </pic:nvPicPr>
                 <pic:blipFill>
@@ -30669,12 +30669,12 @@
               <wp:extent cx="103505" cy="811530"/>
               <wp:effectExtent b="0" l="0" r="0" t="0"/>
               <wp:wrapNone/>
-              <wp:docPr id="7" name="image13.png"/>
+              <wp:docPr id="7" name="image14.png"/>
               <a:graphic>
                 <a:graphicData uri="http://schemas.openxmlformats.org/drawingml/2006/picture">
                   <pic:pic>
                     <pic:nvPicPr>
-                      <pic:cNvPr id="0" name="image13.png"/>
+                      <pic:cNvPr id="0" name="image14.png"/>
                       <pic:cNvPicPr preferRelativeResize="0"/>
                     </pic:nvPicPr>
                     <pic:blipFill>
@@ -30779,12 +30779,12 @@
               <wp:extent cx="103505" cy="812165"/>
               <wp:effectExtent b="0" l="0" r="0" t="0"/>
               <wp:wrapNone/>
-              <wp:docPr id="10" name="image16.png"/>
+              <wp:docPr id="10" name="image17.png"/>
               <a:graphic>
                 <a:graphicData uri="http://schemas.openxmlformats.org/drawingml/2006/picture">
                   <pic:pic>
                     <pic:nvPicPr>
-                      <pic:cNvPr id="0" name="image16.png"/>
+                      <pic:cNvPr id="0" name="image17.png"/>
                       <pic:cNvPicPr preferRelativeResize="0"/>
                     </pic:nvPicPr>
                     <pic:blipFill>
@@ -31007,12 +31007,12 @@
               <wp:extent cx="7549515" cy="815340"/>
               <wp:effectExtent b="0" l="0" r="0" t="0"/>
               <wp:wrapNone/>
-              <wp:docPr id="6" name="image12.png"/>
+              <wp:docPr id="6" name="image13.png"/>
               <a:graphic>
                 <a:graphicData uri="http://schemas.openxmlformats.org/drawingml/2006/picture">
                   <pic:pic>
                     <pic:nvPicPr>
-                      <pic:cNvPr id="0" name="image12.png"/>
+                      <pic:cNvPr id="0" name="image13.png"/>
                       <pic:cNvPicPr preferRelativeResize="0"/>
                     </pic:nvPicPr>
                     <pic:blipFill>

--- a/Etapa Elaboración - Iteración 2/Modelo de Casos de Uso - Kairos - NexTech.docx
+++ b/Etapa Elaboración - Iteración 2/Modelo de Casos de Uso - Kairos - NexTech.docx
@@ -933,12 +933,12 @@
             <wp:extent cx="1200150" cy="1200150"/>
             <wp:effectExtent b="0" l="0" r="0" t="0"/>
             <wp:wrapSquare wrapText="bothSides" distB="0" distT="0" distL="114300" distR="114300"/>
-            <wp:docPr descr="psi-negro.png" id="17" name="image4.png"/>
+            <wp:docPr descr="psi-negro.png" id="17" name="image2.png"/>
             <a:graphic>
               <a:graphicData uri="http://schemas.openxmlformats.org/drawingml/2006/picture">
                 <pic:pic>
                   <pic:nvPicPr>
-                    <pic:cNvPr descr="psi-negro.png" id="0" name="image4.png"/>
+                    <pic:cNvPr descr="psi-negro.png" id="0" name="image2.png"/>
                     <pic:cNvPicPr preferRelativeResize="0"/>
                   </pic:nvPicPr>
                   <pic:blipFill>
@@ -988,12 +988,12 @@
             <wp:extent cx="1304925" cy="2019300"/>
             <wp:effectExtent b="0" l="0" r="0" t="0"/>
             <wp:wrapSquare wrapText="bothSides" distB="0" distT="0" distL="114300" distR="114300"/>
-            <wp:docPr descr="UNPA.JPG" id="19" name="image2.jpg"/>
+            <wp:docPr descr="UNPA.JPG" id="19" name="image3.jpg"/>
             <a:graphic>
               <a:graphicData uri="http://schemas.openxmlformats.org/drawingml/2006/picture">
                 <pic:pic>
                   <pic:nvPicPr>
-                    <pic:cNvPr descr="UNPA.JPG" id="0" name="image2.jpg"/>
+                    <pic:cNvPr descr="UNPA.JPG" id="0" name="image3.jpg"/>
                     <pic:cNvPicPr preferRelativeResize="0"/>
                   </pic:nvPicPr>
                   <pic:blipFill>
@@ -1371,12 +1371,12 @@
             <wp:extent cx="1200150" cy="1200150"/>
             <wp:effectExtent b="0" l="0" r="0" t="0"/>
             <wp:wrapSquare wrapText="bothSides" distB="0" distT="0" distL="114300" distR="114300"/>
-            <wp:docPr descr="psi-negro.png" id="12" name="image4.png"/>
+            <wp:docPr descr="psi-negro.png" id="12" name="image2.png"/>
             <a:graphic>
               <a:graphicData uri="http://schemas.openxmlformats.org/drawingml/2006/picture">
                 <pic:pic>
                   <pic:nvPicPr>
-                    <pic:cNvPr descr="psi-negro.png" id="0" name="image4.png"/>
+                    <pic:cNvPr descr="psi-negro.png" id="0" name="image2.png"/>
                     <pic:cNvPicPr preferRelativeResize="0"/>
                   </pic:nvPicPr>
                   <pic:blipFill>
@@ -1474,7 +1474,7 @@
     </w:p>
     <w:sdt>
       <w:sdtPr>
-        <w:id w:val="1269342601"/>
+        <w:id w:val="2083023366"/>
         <w:docPartObj>
           <w:docPartGallery w:val="Table of Contents"/>
           <w:docPartUnique w:val="1"/>
@@ -29803,12 +29803,12 @@
           <wp:inline distB="114300" distT="114300" distL="114300" distR="114300">
             <wp:extent cx="5399730" cy="4406900"/>
             <wp:effectExtent b="0" l="0" r="0" t="0"/>
-            <wp:docPr id="15" name="image7.jpg"/>
+            <wp:docPr id="15" name="image6.jpg"/>
             <a:graphic>
               <a:graphicData uri="http://schemas.openxmlformats.org/drawingml/2006/picture">
                 <pic:pic>
                   <pic:nvPicPr>
-                    <pic:cNvPr id="0" name="image7.jpg"/>
+                    <pic:cNvPr id="0" name="image6.jpg"/>
                     <pic:cNvPicPr preferRelativeResize="0"/>
                   </pic:nvPicPr>
                   <pic:blipFill>
@@ -29914,12 +29914,12 @@
           <wp:inline distB="114300" distT="114300" distL="114300" distR="114300">
             <wp:extent cx="6400987" cy="3706812"/>
             <wp:effectExtent b="0" l="0" r="0" t="0"/>
-            <wp:docPr id="14" name="image6.png"/>
+            <wp:docPr id="14" name="image7.png"/>
             <a:graphic>
               <a:graphicData uri="http://schemas.openxmlformats.org/drawingml/2006/picture">
                 <pic:pic>
                   <pic:nvPicPr>
-                    <pic:cNvPr id="0" name="image6.png"/>
+                    <pic:cNvPr id="0" name="image7.png"/>
                     <pic:cNvPicPr preferRelativeResize="0"/>
                   </pic:nvPicPr>
                   <pic:blipFill>
@@ -30516,12 +30516,12 @@
           <wp:extent cx="669290" cy="669290"/>
           <wp:effectExtent b="0" l="0" r="0" t="0"/>
           <wp:wrapSquare wrapText="bothSides" distB="0" distT="0" distL="114300" distR="114300"/>
-          <wp:docPr descr="psi-negro.png" id="18" name="image3.png"/>
+          <wp:docPr descr="psi-negro.png" id="18" name="image4.png"/>
           <a:graphic>
             <a:graphicData uri="http://schemas.openxmlformats.org/drawingml/2006/picture">
               <pic:pic>
                 <pic:nvPicPr>
-                  <pic:cNvPr descr="psi-negro.png" id="0" name="image3.png"/>
+                  <pic:cNvPr descr="psi-negro.png" id="0" name="image4.png"/>
                   <pic:cNvPicPr preferRelativeResize="0"/>
                 </pic:nvPicPr>
                 <pic:blipFill>

--- a/Etapa Elaboración - Iteración 2/Modelo de Casos de Uso - Kairos - NexTech.docx
+++ b/Etapa Elaboración - Iteración 2/Modelo de Casos de Uso - Kairos - NexTech.docx
@@ -1474,7 +1474,7 @@
     </w:p>
     <w:sdt>
       <w:sdtPr>
-        <w:id w:val="2083023366"/>
+        <w:id w:val="-616446360"/>
         <w:docPartObj>
           <w:docPartGallery w:val="Table of Contents"/>
           <w:docPartUnique w:val="1"/>
@@ -29192,12 +29192,12 @@
           <wp:inline distB="114300" distT="114300" distL="114300" distR="114300">
             <wp:extent cx="5399730" cy="4343400"/>
             <wp:effectExtent b="0" l="0" r="0" t="0"/>
-            <wp:docPr id="13" name="image5.png"/>
+            <wp:docPr id="13" name="image7.png"/>
             <a:graphic>
               <a:graphicData uri="http://schemas.openxmlformats.org/drawingml/2006/picture">
                 <pic:pic>
                   <pic:nvPicPr>
-                    <pic:cNvPr id="0" name="image5.png"/>
+                    <pic:cNvPr id="0" name="image7.png"/>
                     <pic:cNvPicPr preferRelativeResize="0"/>
                   </pic:nvPicPr>
                   <pic:blipFill>
@@ -29914,12 +29914,12 @@
           <wp:inline distB="114300" distT="114300" distL="114300" distR="114300">
             <wp:extent cx="6400987" cy="3706812"/>
             <wp:effectExtent b="0" l="0" r="0" t="0"/>
-            <wp:docPr id="14" name="image7.png"/>
+            <wp:docPr id="14" name="image5.png"/>
             <a:graphic>
               <a:graphicData uri="http://schemas.openxmlformats.org/drawingml/2006/picture">
                 <pic:pic>
                   <pic:nvPicPr>
-                    <pic:cNvPr id="0" name="image7.png"/>
+                    <pic:cNvPr id="0" name="image5.png"/>
                     <pic:cNvPicPr preferRelativeResize="0"/>
                   </pic:nvPicPr>
                   <pic:blipFill>
@@ -30516,12 +30516,12 @@
           <wp:extent cx="669290" cy="669290"/>
           <wp:effectExtent b="0" l="0" r="0" t="0"/>
           <wp:wrapSquare wrapText="bothSides" distB="0" distT="0" distL="114300" distR="114300"/>
-          <wp:docPr descr="psi-negro.png" id="18" name="image4.png"/>
+          <wp:docPr descr="psi-negro.png" id="18" name="image1.png"/>
           <a:graphic>
             <a:graphicData uri="http://schemas.openxmlformats.org/drawingml/2006/picture">
               <pic:pic>
                 <pic:nvPicPr>
-                  <pic:cNvPr descr="psi-negro.png" id="0" name="image4.png"/>
+                  <pic:cNvPr descr="psi-negro.png" id="0" name="image1.png"/>
                   <pic:cNvPicPr preferRelativeResize="0"/>
                 </pic:nvPicPr>
                 <pic:blipFill>
@@ -30561,12 +30561,12 @@
           <wp:extent cx="425450" cy="666750"/>
           <wp:effectExtent b="0" l="0" r="0" t="0"/>
           <wp:wrapSquare wrapText="bothSides" distB="0" distT="0" distL="114300" distR="114300"/>
-          <wp:docPr descr="UNPA.JPG" id="16" name="image1.jpg"/>
+          <wp:docPr descr="UNPA.JPG" id="16" name="image4.jpg"/>
           <a:graphic>
             <a:graphicData uri="http://schemas.openxmlformats.org/drawingml/2006/picture">
               <pic:pic>
                 <pic:nvPicPr>
-                  <pic:cNvPr descr="UNPA.JPG" id="0" name="image1.jpg"/>
+                  <pic:cNvPr descr="UNPA.JPG" id="0" name="image4.jpg"/>
                   <pic:cNvPicPr preferRelativeResize="0"/>
                 </pic:nvPicPr>
                 <pic:blipFill>

--- a/Etapa Elaboración - Iteración 2/Modelo de Casos de Uso - Kairos - NexTech.docx
+++ b/Etapa Elaboración - Iteración 2/Modelo de Casos de Uso - Kairos - NexTech.docx
@@ -22,7 +22,9 @@
         <w:rPr>
           <w:rFonts w:ascii="Cambria" w:cs="Cambria" w:eastAsia="Cambria" w:hAnsi="Cambria"/>
           <w:b w:val="0"/>
+          <w:bCs w:val="0"/>
           <w:i w:val="0"/>
+          <w:iCs w:val="0"/>
           <w:smallCaps w:val="0"/>
           <w:strike w:val="0"/>
           <w:color w:val="000000"/>
@@ -59,7 +61,9 @@
         <w:rPr>
           <w:rFonts w:ascii="Cambria" w:cs="Cambria" w:eastAsia="Cambria" w:hAnsi="Cambria"/>
           <w:b w:val="0"/>
+          <w:bCs w:val="0"/>
           <w:i w:val="0"/>
+          <w:iCs w:val="0"/>
           <w:smallCaps w:val="0"/>
           <w:strike w:val="0"/>
           <w:color w:val="000000"/>
@@ -96,7 +100,9 @@
         <w:rPr>
           <w:rFonts w:ascii="Cambria" w:cs="Cambria" w:eastAsia="Cambria" w:hAnsi="Cambria"/>
           <w:b w:val="0"/>
+          <w:bCs w:val="0"/>
           <w:i w:val="0"/>
+          <w:iCs w:val="0"/>
           <w:smallCaps w:val="0"/>
           <w:strike w:val="0"/>
           <w:color w:val="000000"/>
@@ -111,7 +117,9 @@
         <w:rPr>
           <w:rFonts w:ascii="Calibri" w:cs="Calibri" w:eastAsia="Calibri" w:hAnsi="Calibri"/>
           <w:b w:val="0"/>
+          <w:bCs w:val="0"/>
           <w:i w:val="0"/>
+          <w:iCs w:val="0"/>
           <w:smallCaps w:val="0"/>
           <w:strike w:val="0"/>
           <w:color w:val="000000"/>
@@ -231,7 +239,9 @@
         <w:rPr>
           <w:rFonts w:ascii="Calibri" w:cs="Calibri" w:eastAsia="Calibri" w:hAnsi="Calibri"/>
           <w:b w:val="0"/>
+          <w:bCs w:val="0"/>
           <w:i w:val="0"/>
+          <w:iCs w:val="0"/>
           <w:smallCaps w:val="0"/>
           <w:strike w:val="0"/>
           <w:color w:val="000000"/>
@@ -351,7 +361,9 @@
         <w:rPr>
           <w:rFonts w:ascii="Calibri" w:cs="Calibri" w:eastAsia="Calibri" w:hAnsi="Calibri"/>
           <w:b w:val="0"/>
+          <w:bCs w:val="0"/>
           <w:i w:val="0"/>
+          <w:iCs w:val="0"/>
           <w:smallCaps w:val="0"/>
           <w:strike w:val="0"/>
           <w:color w:val="000000"/>
@@ -471,7 +483,9 @@
         <w:rPr>
           <w:rFonts w:ascii="Calibri" w:cs="Calibri" w:eastAsia="Calibri" w:hAnsi="Calibri"/>
           <w:b w:val="0"/>
+          <w:bCs w:val="0"/>
           <w:i w:val="0"/>
+          <w:iCs w:val="0"/>
           <w:smallCaps w:val="0"/>
           <w:strike w:val="0"/>
           <w:color w:val="000000"/>
@@ -613,7 +627,9 @@
         <w:rPr>
           <w:rFonts w:ascii="Cambria" w:cs="Cambria" w:eastAsia="Cambria" w:hAnsi="Cambria"/>
           <w:b w:val="0"/>
+          <w:bCs w:val="0"/>
           <w:i w:val="0"/>
+          <w:iCs w:val="0"/>
           <w:smallCaps w:val="0"/>
           <w:strike w:val="0"/>
           <w:color w:val="000000"/>
@@ -628,7 +644,9 @@
         <w:rPr>
           <w:rFonts w:ascii="Cambria" w:cs="Cambria" w:eastAsia="Cambria" w:hAnsi="Cambria"/>
           <w:b w:val="0"/>
+          <w:bCs w:val="0"/>
           <w:i w:val="0"/>
+          <w:iCs w:val="0"/>
           <w:smallCaps w:val="0"/>
           <w:strike w:val="0"/>
           <w:color w:val="000000"/>
@@ -662,7 +680,9 @@
         <w:rPr>
           <w:rFonts w:ascii="Cambria" w:cs="Cambria" w:eastAsia="Cambria" w:hAnsi="Cambria"/>
           <w:b w:val="0"/>
+          <w:bCs w:val="0"/>
           <w:i w:val="0"/>
+          <w:iCs w:val="0"/>
           <w:smallCaps w:val="0"/>
           <w:strike w:val="0"/>
           <w:color w:val="000000"/>
@@ -708,7 +728,9 @@
         <w:rPr>
           <w:rFonts w:ascii="Calibri" w:cs="Calibri" w:eastAsia="Calibri" w:hAnsi="Calibri"/>
           <w:b w:val="0"/>
+          <w:bCs w:val="0"/>
           <w:i w:val="0"/>
+          <w:iCs w:val="0"/>
           <w:smallCaps w:val="0"/>
           <w:strike w:val="0"/>
           <w:color w:val="000000"/>
@@ -745,7 +767,9 @@
         <w:rPr>
           <w:rFonts w:ascii="Calibri" w:cs="Calibri" w:eastAsia="Calibri" w:hAnsi="Calibri"/>
           <w:b w:val="0"/>
+          <w:bCs w:val="0"/>
           <w:i w:val="0"/>
+          <w:iCs w:val="0"/>
           <w:smallCaps w:val="0"/>
           <w:strike w:val="0"/>
           <w:color w:val="000000"/>
@@ -782,7 +806,9 @@
         <w:rPr>
           <w:rFonts w:ascii="Calibri" w:cs="Calibri" w:eastAsia="Calibri" w:hAnsi="Calibri"/>
           <w:b w:val="0"/>
+          <w:bCs w:val="0"/>
           <w:i w:val="0"/>
+          <w:iCs w:val="0"/>
           <w:smallCaps w:val="0"/>
           <w:strike w:val="0"/>
           <w:color w:val="000000"/>
@@ -819,7 +845,9 @@
         <w:rPr>
           <w:rFonts w:ascii="Calibri" w:cs="Calibri" w:eastAsia="Calibri" w:hAnsi="Calibri"/>
           <w:b w:val="0"/>
+          <w:bCs w:val="0"/>
           <w:i w:val="0"/>
+          <w:iCs w:val="0"/>
           <w:smallCaps w:val="0"/>
           <w:strike w:val="0"/>
           <w:color w:val="000000"/>
@@ -849,7 +877,9 @@
         <w:rPr>
           <w:rFonts w:ascii="Calibri" w:cs="Calibri" w:eastAsia="Calibri" w:hAnsi="Calibri"/>
           <w:b w:val="0"/>
+          <w:bCs w:val="0"/>
           <w:i w:val="0"/>
+          <w:iCs w:val="0"/>
           <w:smallCaps w:val="0"/>
           <w:strike w:val="0"/>
           <w:color w:val="000000"/>
@@ -905,7 +935,9 @@
         <w:rPr>
           <w:rFonts w:ascii="Calibri" w:cs="Calibri" w:eastAsia="Calibri" w:hAnsi="Calibri"/>
           <w:b w:val="0"/>
+          <w:bCs w:val="0"/>
           <w:i w:val="1"/>
+          <w:iCs w:val="1"/>
           <w:smallCaps w:val="0"/>
           <w:strike w:val="0"/>
           <w:color w:val="548dd4"/>
@@ -919,6 +951,7 @@
       <w:r>
         <w:rPr>
           <w:i w:val="1"/>
+          <w:iCs w:val="1"/>
           <w:color w:val="548dd4"/>
         </w:rPr>
         <w:drawing>
@@ -933,12 +966,12 @@
             <wp:extent cx="1200150" cy="1200150"/>
             <wp:effectExtent b="0" l="0" r="0" t="0"/>
             <wp:wrapSquare wrapText="bothSides" distB="0" distT="0" distL="114300" distR="114300"/>
-            <wp:docPr descr="psi-negro.png" id="17" name="image2.png"/>
+            <wp:docPr descr="psi-negro.png" id="17" name="image1.png"/>
             <a:graphic>
               <a:graphicData uri="http://schemas.openxmlformats.org/drawingml/2006/picture">
                 <pic:pic>
                   <pic:nvPicPr>
-                    <pic:cNvPr descr="psi-negro.png" id="0" name="image2.png"/>
+                    <pic:cNvPr descr="psi-negro.png" id="0" name="image1.png"/>
                     <pic:cNvPicPr preferRelativeResize="0"/>
                   </pic:nvPicPr>
                   <pic:blipFill>
@@ -966,7 +999,9 @@
         <w:rPr>
           <w:rFonts w:ascii="Calibri" w:cs="Calibri" w:eastAsia="Calibri" w:hAnsi="Calibri"/>
           <w:b w:val="0"/>
+          <w:bCs w:val="0"/>
           <w:i w:val="1"/>
+          <w:iCs w:val="1"/>
           <w:smallCaps w:val="0"/>
           <w:strike w:val="0"/>
           <w:color w:val="548dd4"/>
@@ -1049,7 +1084,9 @@
         <w:rPr>
           <w:rFonts w:ascii="Calibri" w:cs="Calibri" w:eastAsia="Calibri" w:hAnsi="Calibri"/>
           <w:b w:val="0"/>
+          <w:bCs w:val="0"/>
           <w:i w:val="1"/>
+          <w:iCs w:val="1"/>
           <w:smallCaps w:val="0"/>
           <w:strike w:val="0"/>
           <w:color w:val="548dd4"/>
@@ -1064,7 +1101,9 @@
         <w:rPr>
           <w:rFonts w:ascii="Calibri" w:cs="Calibri" w:eastAsia="Calibri" w:hAnsi="Calibri"/>
           <w:b w:val="0"/>
+          <w:bCs w:val="0"/>
           <w:i w:val="1"/>
+          <w:iCs w:val="1"/>
           <w:smallCaps w:val="0"/>
           <w:strike w:val="0"/>
           <w:color w:val="548dd4"/>
@@ -1325,7 +1364,9 @@
         <w:rPr>
           <w:rFonts w:ascii="Calibri" w:cs="Calibri" w:eastAsia="Calibri" w:hAnsi="Calibri"/>
           <w:b w:val="0"/>
+          <w:bCs w:val="0"/>
           <w:i w:val="1"/>
+          <w:iCs w:val="1"/>
           <w:smallCaps w:val="0"/>
           <w:strike w:val="0"/>
           <w:color w:val="548dd4"/>
@@ -1371,12 +1412,12 @@
             <wp:extent cx="1200150" cy="1200150"/>
             <wp:effectExtent b="0" l="0" r="0" t="0"/>
             <wp:wrapSquare wrapText="bothSides" distB="0" distT="0" distL="114300" distR="114300"/>
-            <wp:docPr descr="psi-negro.png" id="12" name="image2.png"/>
+            <wp:docPr descr="psi-negro.png" id="12" name="image1.png"/>
             <a:graphic>
               <a:graphicData uri="http://schemas.openxmlformats.org/drawingml/2006/picture">
                 <pic:pic>
                   <pic:nvPicPr>
-                    <pic:cNvPr descr="psi-negro.png" id="0" name="image2.png"/>
+                    <pic:cNvPr descr="psi-negro.png" id="0" name="image1.png"/>
                     <pic:cNvPicPr preferRelativeResize="0"/>
                   </pic:nvPicPr>
                   <pic:blipFill>
@@ -1443,7 +1484,9 @@
         <w:rPr>
           <w:rFonts w:ascii="Cambria" w:cs="Cambria" w:eastAsia="Cambria" w:hAnsi="Cambria"/>
           <w:b w:val="1"/>
+          <w:bCs w:val="1"/>
           <w:i w:val="0"/>
+          <w:iCs w:val="0"/>
           <w:smallCaps w:val="0"/>
           <w:strike w:val="0"/>
           <w:color w:val="366091"/>
@@ -1458,7 +1501,9 @@
         <w:rPr>
           <w:rFonts w:ascii="Cambria" w:cs="Cambria" w:eastAsia="Cambria" w:hAnsi="Cambria"/>
           <w:b w:val="1"/>
+          <w:bCs w:val="1"/>
           <w:i w:val="0"/>
+          <w:iCs w:val="0"/>
           <w:smallCaps w:val="0"/>
           <w:strike w:val="0"/>
           <w:color w:val="366091"/>
@@ -1474,7 +1519,7 @@
     </w:p>
     <w:sdt>
       <w:sdtPr>
-        <w:id w:val="-616446360"/>
+        <w:id w:val="-1714616154"/>
         <w:docPartObj>
           <w:docPartGallery w:val="Table of Contents"/>
           <w:docPartUnique w:val="1"/>
@@ -1492,7 +1537,9 @@
             <w:rPr>
               <w:rFonts w:ascii="Arial" w:cs="Arial" w:eastAsia="Arial" w:hAnsi="Arial"/>
               <w:b w:val="1"/>
+              <w:bCs w:val="1"/>
               <w:i w:val="0"/>
+              <w:iCs w:val="0"/>
               <w:smallCaps w:val="0"/>
               <w:strike w:val="0"/>
               <w:color w:val="000000"/>
@@ -1513,7 +1560,9 @@
               <w:rPr>
                 <w:rFonts w:ascii="Calibri" w:cs="Calibri" w:eastAsia="Calibri" w:hAnsi="Calibri"/>
                 <w:b w:val="1"/>
+                <w:bCs w:val="1"/>
                 <w:i w:val="0"/>
+                <w:iCs w:val="0"/>
                 <w:smallCaps w:val="0"/>
                 <w:strike w:val="0"/>
                 <w:color w:val="366091"/>
@@ -1546,7 +1595,9 @@
             <w:rPr>
               <w:rFonts w:ascii="Arial" w:cs="Arial" w:eastAsia="Arial" w:hAnsi="Arial"/>
               <w:b w:val="0"/>
+              <w:bCs w:val="0"/>
               <w:i w:val="0"/>
+              <w:iCs w:val="0"/>
               <w:smallCaps w:val="0"/>
               <w:strike w:val="0"/>
               <w:color w:val="000000"/>
@@ -1562,7 +1613,9 @@
               <w:rPr>
                 <w:rFonts w:ascii="Calibri" w:cs="Calibri" w:eastAsia="Calibri" w:hAnsi="Calibri"/>
                 <w:b w:val="0"/>
+                <w:bCs w:val="0"/>
                 <w:i w:val="1"/>
+                <w:iCs w:val="1"/>
                 <w:smallCaps w:val="0"/>
                 <w:strike w:val="0"/>
                 <w:color w:val="548dd4"/>
@@ -1595,7 +1648,9 @@
             <w:rPr>
               <w:rFonts w:ascii="Arial" w:cs="Arial" w:eastAsia="Arial" w:hAnsi="Arial"/>
               <w:b w:val="0"/>
+              <w:bCs w:val="0"/>
               <w:i w:val="0"/>
+              <w:iCs w:val="0"/>
               <w:smallCaps w:val="0"/>
               <w:strike w:val="0"/>
               <w:color w:val="000000"/>
@@ -1611,7 +1666,9 @@
               <w:rPr>
                 <w:rFonts w:ascii="Calibri" w:cs="Calibri" w:eastAsia="Calibri" w:hAnsi="Calibri"/>
                 <w:b w:val="0"/>
+                <w:bCs w:val="0"/>
                 <w:i w:val="1"/>
+                <w:iCs w:val="1"/>
                 <w:smallCaps w:val="0"/>
                 <w:strike w:val="0"/>
                 <w:color w:val="548dd4"/>
@@ -1644,7 +1701,9 @@
             <w:rPr>
               <w:rFonts w:ascii="Arial" w:cs="Arial" w:eastAsia="Arial" w:hAnsi="Arial"/>
               <w:b w:val="0"/>
+              <w:bCs w:val="0"/>
               <w:i w:val="0"/>
+              <w:iCs w:val="0"/>
               <w:smallCaps w:val="0"/>
               <w:strike w:val="0"/>
               <w:color w:val="000000"/>
@@ -1660,7 +1719,9 @@
               <w:rPr>
                 <w:rFonts w:ascii="Calibri" w:cs="Calibri" w:eastAsia="Calibri" w:hAnsi="Calibri"/>
                 <w:b w:val="0"/>
+                <w:bCs w:val="0"/>
                 <w:i w:val="1"/>
+                <w:iCs w:val="1"/>
                 <w:smallCaps w:val="0"/>
                 <w:strike w:val="0"/>
                 <w:color w:val="548dd4"/>
@@ -1693,7 +1754,9 @@
             <w:rPr>
               <w:rFonts w:ascii="Arial" w:cs="Arial" w:eastAsia="Arial" w:hAnsi="Arial"/>
               <w:b w:val="0"/>
+              <w:bCs w:val="0"/>
               <w:i w:val="0"/>
+              <w:iCs w:val="0"/>
               <w:smallCaps w:val="0"/>
               <w:strike w:val="0"/>
               <w:color w:val="000000"/>
@@ -1709,7 +1772,9 @@
               <w:rPr>
                 <w:rFonts w:ascii="Calibri" w:cs="Calibri" w:eastAsia="Calibri" w:hAnsi="Calibri"/>
                 <w:b w:val="0"/>
+                <w:bCs w:val="0"/>
                 <w:i w:val="1"/>
+                <w:iCs w:val="1"/>
                 <w:smallCaps w:val="0"/>
                 <w:strike w:val="0"/>
                 <w:color w:val="548dd4"/>
@@ -1742,7 +1807,9 @@
             <w:rPr>
               <w:rFonts w:ascii="Arial" w:cs="Arial" w:eastAsia="Arial" w:hAnsi="Arial"/>
               <w:b w:val="0"/>
+              <w:bCs w:val="0"/>
               <w:i w:val="0"/>
+              <w:iCs w:val="0"/>
               <w:smallCaps w:val="0"/>
               <w:strike w:val="0"/>
               <w:color w:val="000000"/>
@@ -1758,7 +1825,9 @@
               <w:rPr>
                 <w:rFonts w:ascii="Calibri" w:cs="Calibri" w:eastAsia="Calibri" w:hAnsi="Calibri"/>
                 <w:b w:val="0"/>
+                <w:bCs w:val="0"/>
                 <w:i w:val="1"/>
+                <w:iCs w:val="1"/>
                 <w:smallCaps w:val="0"/>
                 <w:strike w:val="0"/>
                 <w:color w:val="548dd4"/>
@@ -1791,7 +1860,9 @@
             <w:rPr>
               <w:rFonts w:ascii="Arial" w:cs="Arial" w:eastAsia="Arial" w:hAnsi="Arial"/>
               <w:b w:val="0"/>
+              <w:bCs w:val="0"/>
               <w:i w:val="0"/>
+              <w:iCs w:val="0"/>
               <w:smallCaps w:val="0"/>
               <w:strike w:val="0"/>
               <w:color w:val="000000"/>
@@ -1807,7 +1878,9 @@
               <w:rPr>
                 <w:rFonts w:ascii="Calibri" w:cs="Calibri" w:eastAsia="Calibri" w:hAnsi="Calibri"/>
                 <w:b w:val="0"/>
+                <w:bCs w:val="0"/>
                 <w:i w:val="1"/>
+                <w:iCs w:val="1"/>
                 <w:smallCaps w:val="0"/>
                 <w:strike w:val="0"/>
                 <w:color w:val="548dd4"/>
@@ -1840,7 +1913,9 @@
             <w:rPr>
               <w:rFonts w:ascii="Arial" w:cs="Arial" w:eastAsia="Arial" w:hAnsi="Arial"/>
               <w:b w:val="0"/>
+              <w:bCs w:val="0"/>
               <w:i w:val="0"/>
+              <w:iCs w:val="0"/>
               <w:smallCaps w:val="0"/>
               <w:strike w:val="0"/>
               <w:color w:val="000000"/>
@@ -1856,7 +1931,9 @@
               <w:rPr>
                 <w:rFonts w:ascii="Calibri" w:cs="Calibri" w:eastAsia="Calibri" w:hAnsi="Calibri"/>
                 <w:b w:val="0"/>
+                <w:bCs w:val="0"/>
                 <w:i w:val="1"/>
+                <w:iCs w:val="1"/>
                 <w:smallCaps w:val="0"/>
                 <w:strike w:val="0"/>
                 <w:color w:val="548dd4"/>
@@ -1889,7 +1966,9 @@
             <w:rPr>
               <w:rFonts w:ascii="Arial" w:cs="Arial" w:eastAsia="Arial" w:hAnsi="Arial"/>
               <w:b w:val="0"/>
+              <w:bCs w:val="0"/>
               <w:i w:val="0"/>
+              <w:iCs w:val="0"/>
               <w:smallCaps w:val="0"/>
               <w:strike w:val="0"/>
               <w:color w:val="000000"/>
@@ -1905,7 +1984,9 @@
               <w:rPr>
                 <w:rFonts w:ascii="Calibri" w:cs="Calibri" w:eastAsia="Calibri" w:hAnsi="Calibri"/>
                 <w:b w:val="0"/>
+                <w:bCs w:val="0"/>
                 <w:i w:val="1"/>
+                <w:iCs w:val="1"/>
                 <w:smallCaps w:val="0"/>
                 <w:strike w:val="0"/>
                 <w:color w:val="548dd4"/>
@@ -1938,7 +2019,9 @@
             <w:rPr>
               <w:rFonts w:ascii="Arial" w:cs="Arial" w:eastAsia="Arial" w:hAnsi="Arial"/>
               <w:b w:val="0"/>
+              <w:bCs w:val="0"/>
               <w:i w:val="0"/>
+              <w:iCs w:val="0"/>
               <w:smallCaps w:val="0"/>
               <w:strike w:val="0"/>
               <w:color w:val="000000"/>
@@ -1954,7 +2037,9 @@
               <w:rPr>
                 <w:rFonts w:ascii="Calibri" w:cs="Calibri" w:eastAsia="Calibri" w:hAnsi="Calibri"/>
                 <w:b w:val="0"/>
+                <w:bCs w:val="0"/>
                 <w:i w:val="1"/>
+                <w:iCs w:val="1"/>
                 <w:smallCaps w:val="0"/>
                 <w:strike w:val="0"/>
                 <w:color w:val="548dd4"/>
@@ -1987,7 +2072,9 @@
             <w:rPr>
               <w:rFonts w:ascii="Arial" w:cs="Arial" w:eastAsia="Arial" w:hAnsi="Arial"/>
               <w:b w:val="0"/>
+              <w:bCs w:val="0"/>
               <w:i w:val="0"/>
+              <w:iCs w:val="0"/>
               <w:smallCaps w:val="0"/>
               <w:strike w:val="0"/>
               <w:color w:val="000000"/>
@@ -2003,7 +2090,9 @@
               <w:rPr>
                 <w:rFonts w:ascii="Calibri" w:cs="Calibri" w:eastAsia="Calibri" w:hAnsi="Calibri"/>
                 <w:b w:val="0"/>
+                <w:bCs w:val="0"/>
                 <w:i w:val="1"/>
+                <w:iCs w:val="1"/>
                 <w:smallCaps w:val="0"/>
                 <w:strike w:val="0"/>
                 <w:color w:val="548dd4"/>
@@ -2036,7 +2125,9 @@
             <w:rPr>
               <w:rFonts w:ascii="Arial" w:cs="Arial" w:eastAsia="Arial" w:hAnsi="Arial"/>
               <w:b w:val="0"/>
+              <w:bCs w:val="0"/>
               <w:i w:val="0"/>
+              <w:iCs w:val="0"/>
               <w:smallCaps w:val="0"/>
               <w:strike w:val="0"/>
               <w:color w:val="000000"/>
@@ -2052,7 +2143,9 @@
               <w:rPr>
                 <w:rFonts w:ascii="Calibri" w:cs="Calibri" w:eastAsia="Calibri" w:hAnsi="Calibri"/>
                 <w:b w:val="0"/>
+                <w:bCs w:val="0"/>
                 <w:i w:val="1"/>
+                <w:iCs w:val="1"/>
                 <w:smallCaps w:val="0"/>
                 <w:strike w:val="0"/>
                 <w:color w:val="548dd4"/>
@@ -2085,7 +2178,9 @@
             <w:rPr>
               <w:rFonts w:ascii="Arial" w:cs="Arial" w:eastAsia="Arial" w:hAnsi="Arial"/>
               <w:b w:val="0"/>
+              <w:bCs w:val="0"/>
               <w:i w:val="0"/>
+              <w:iCs w:val="0"/>
               <w:smallCaps w:val="0"/>
               <w:strike w:val="0"/>
               <w:color w:val="000000"/>
@@ -2101,7 +2196,9 @@
               <w:rPr>
                 <w:rFonts w:ascii="Calibri" w:cs="Calibri" w:eastAsia="Calibri" w:hAnsi="Calibri"/>
                 <w:b w:val="0"/>
+                <w:bCs w:val="0"/>
                 <w:i w:val="1"/>
+                <w:iCs w:val="1"/>
                 <w:smallCaps w:val="0"/>
                 <w:strike w:val="0"/>
                 <w:color w:val="548dd4"/>
@@ -2134,7 +2231,9 @@
             <w:rPr>
               <w:rFonts w:ascii="Arial" w:cs="Arial" w:eastAsia="Arial" w:hAnsi="Arial"/>
               <w:b w:val="0"/>
+              <w:bCs w:val="0"/>
               <w:i w:val="0"/>
+              <w:iCs w:val="0"/>
               <w:smallCaps w:val="0"/>
               <w:strike w:val="0"/>
               <w:color w:val="000000"/>
@@ -2150,7 +2249,9 @@
               <w:rPr>
                 <w:rFonts w:ascii="Calibri" w:cs="Calibri" w:eastAsia="Calibri" w:hAnsi="Calibri"/>
                 <w:b w:val="0"/>
+                <w:bCs w:val="0"/>
                 <w:i w:val="1"/>
+                <w:iCs w:val="1"/>
                 <w:smallCaps w:val="0"/>
                 <w:strike w:val="0"/>
                 <w:color w:val="548dd4"/>
@@ -2183,7 +2284,9 @@
             <w:rPr>
               <w:rFonts w:ascii="Arial" w:cs="Arial" w:eastAsia="Arial" w:hAnsi="Arial"/>
               <w:b w:val="1"/>
+              <w:bCs w:val="1"/>
               <w:i w:val="0"/>
+              <w:iCs w:val="0"/>
               <w:smallCaps w:val="0"/>
               <w:strike w:val="0"/>
               <w:color w:val="000000"/>
@@ -2199,7 +2302,9 @@
               <w:rPr>
                 <w:rFonts w:ascii="Calibri" w:cs="Calibri" w:eastAsia="Calibri" w:hAnsi="Calibri"/>
                 <w:b w:val="1"/>
+                <w:bCs w:val="1"/>
                 <w:i w:val="0"/>
+                <w:iCs w:val="0"/>
                 <w:smallCaps w:val="0"/>
                 <w:strike w:val="0"/>
                 <w:color w:val="366091"/>
@@ -2232,7 +2337,9 @@
             <w:rPr>
               <w:rFonts w:ascii="Arial" w:cs="Arial" w:eastAsia="Arial" w:hAnsi="Arial"/>
               <w:b w:val="0"/>
+              <w:bCs w:val="0"/>
               <w:i w:val="0"/>
+              <w:iCs w:val="0"/>
               <w:smallCaps w:val="0"/>
               <w:strike w:val="0"/>
               <w:color w:val="000000"/>
@@ -2248,7 +2355,9 @@
               <w:rPr>
                 <w:rFonts w:ascii="Calibri" w:cs="Calibri" w:eastAsia="Calibri" w:hAnsi="Calibri"/>
                 <w:b w:val="0"/>
+                <w:bCs w:val="0"/>
                 <w:i w:val="1"/>
+                <w:iCs w:val="1"/>
                 <w:smallCaps w:val="0"/>
                 <w:strike w:val="0"/>
                 <w:color w:val="548dd4"/>
@@ -2281,7 +2390,9 @@
             <w:rPr>
               <w:rFonts w:ascii="Arial" w:cs="Arial" w:eastAsia="Arial" w:hAnsi="Arial"/>
               <w:b w:val="0"/>
+              <w:bCs w:val="0"/>
               <w:i w:val="0"/>
+              <w:iCs w:val="0"/>
               <w:smallCaps w:val="0"/>
               <w:strike w:val="0"/>
               <w:color w:val="000000"/>
@@ -2297,7 +2408,9 @@
               <w:rPr>
                 <w:rFonts w:ascii="Calibri" w:cs="Calibri" w:eastAsia="Calibri" w:hAnsi="Calibri"/>
                 <w:b w:val="0"/>
+                <w:bCs w:val="0"/>
                 <w:i w:val="1"/>
+                <w:iCs w:val="1"/>
                 <w:smallCaps w:val="0"/>
                 <w:strike w:val="0"/>
                 <w:color w:val="548dd4"/>
@@ -2330,7 +2443,9 @@
             <w:rPr>
               <w:rFonts w:ascii="Arial" w:cs="Arial" w:eastAsia="Arial" w:hAnsi="Arial"/>
               <w:b w:val="0"/>
+              <w:bCs w:val="0"/>
               <w:i w:val="0"/>
+              <w:iCs w:val="0"/>
               <w:smallCaps w:val="0"/>
               <w:strike w:val="0"/>
               <w:color w:val="000000"/>
@@ -2346,7 +2461,9 @@
               <w:rPr>
                 <w:rFonts w:ascii="Calibri" w:cs="Calibri" w:eastAsia="Calibri" w:hAnsi="Calibri"/>
                 <w:b w:val="0"/>
+                <w:bCs w:val="0"/>
                 <w:i w:val="1"/>
+                <w:iCs w:val="1"/>
                 <w:smallCaps w:val="0"/>
                 <w:strike w:val="0"/>
                 <w:color w:val="548dd4"/>
@@ -2378,6 +2495,7 @@
             <w:ind w:left="360" w:firstLine="0"/>
             <w:rPr>
               <w:i w:val="1"/>
+              <w:iCs w:val="1"/>
               <w:smallCaps w:val="0"/>
               <w:strike w:val="0"/>
               <w:color w:val="548dd4"/>
@@ -2392,6 +2510,7 @@
             <w:r>
               <w:rPr>
                 <w:i w:val="1"/>
+                <w:iCs w:val="1"/>
                 <w:smallCaps w:val="0"/>
                 <w:strike w:val="0"/>
                 <w:color w:val="548dd4"/>
@@ -2424,7 +2543,9 @@
             <w:rPr>
               <w:rFonts w:ascii="Arial" w:cs="Arial" w:eastAsia="Arial" w:hAnsi="Arial"/>
               <w:b w:val="1"/>
+              <w:bCs w:val="1"/>
               <w:i w:val="0"/>
+              <w:iCs w:val="0"/>
               <w:smallCaps w:val="0"/>
               <w:strike w:val="0"/>
               <w:color w:val="000000"/>
@@ -2440,7 +2561,9 @@
               <w:rPr>
                 <w:rFonts w:ascii="Calibri" w:cs="Calibri" w:eastAsia="Calibri" w:hAnsi="Calibri"/>
                 <w:b w:val="1"/>
+                <w:bCs w:val="1"/>
                 <w:i w:val="0"/>
+                <w:iCs w:val="0"/>
                 <w:smallCaps w:val="0"/>
                 <w:strike w:val="0"/>
                 <w:color w:val="366091"/>
@@ -2473,7 +2596,9 @@
             <w:rPr>
               <w:rFonts w:ascii="Arial" w:cs="Arial" w:eastAsia="Arial" w:hAnsi="Arial"/>
               <w:b w:val="0"/>
+              <w:bCs w:val="0"/>
               <w:i w:val="0"/>
+              <w:iCs w:val="0"/>
               <w:smallCaps w:val="0"/>
               <w:strike w:val="0"/>
               <w:color w:val="000000"/>
@@ -2489,7 +2614,9 @@
               <w:rPr>
                 <w:rFonts w:ascii="Calibri" w:cs="Calibri" w:eastAsia="Calibri" w:hAnsi="Calibri"/>
                 <w:b w:val="0"/>
+                <w:bCs w:val="0"/>
                 <w:i w:val="1"/>
+                <w:iCs w:val="1"/>
                 <w:smallCaps w:val="0"/>
                 <w:strike w:val="0"/>
                 <w:color w:val="548dd4"/>
@@ -2522,7 +2649,9 @@
             <w:rPr>
               <w:rFonts w:ascii="Arial" w:cs="Arial" w:eastAsia="Arial" w:hAnsi="Arial"/>
               <w:b w:val="0"/>
+              <w:bCs w:val="0"/>
               <w:i w:val="0"/>
+              <w:iCs w:val="0"/>
               <w:smallCaps w:val="0"/>
               <w:strike w:val="0"/>
               <w:color w:val="000000"/>
@@ -2538,7 +2667,9 @@
               <w:rPr>
                 <w:rFonts w:ascii="Calibri" w:cs="Calibri" w:eastAsia="Calibri" w:hAnsi="Calibri"/>
                 <w:b w:val="0"/>
+                <w:bCs w:val="0"/>
                 <w:i w:val="1"/>
+                <w:iCs w:val="1"/>
                 <w:smallCaps w:val="0"/>
                 <w:strike w:val="0"/>
                 <w:color w:val="548dd4"/>
@@ -2571,7 +2702,9 @@
             <w:rPr>
               <w:rFonts w:ascii="Arial" w:cs="Arial" w:eastAsia="Arial" w:hAnsi="Arial"/>
               <w:b w:val="0"/>
+              <w:bCs w:val="0"/>
               <w:i w:val="0"/>
+              <w:iCs w:val="0"/>
               <w:smallCaps w:val="0"/>
               <w:strike w:val="0"/>
               <w:color w:val="000000"/>
@@ -2587,7 +2720,9 @@
               <w:rPr>
                 <w:rFonts w:ascii="Calibri" w:cs="Calibri" w:eastAsia="Calibri" w:hAnsi="Calibri"/>
                 <w:b w:val="0"/>
+                <w:bCs w:val="0"/>
                 <w:i w:val="1"/>
+                <w:iCs w:val="1"/>
                 <w:smallCaps w:val="0"/>
                 <w:strike w:val="0"/>
                 <w:color w:val="548dd4"/>
@@ -2620,7 +2755,9 @@
             <w:rPr>
               <w:rFonts w:ascii="Arial" w:cs="Arial" w:eastAsia="Arial" w:hAnsi="Arial"/>
               <w:b w:val="0"/>
+              <w:bCs w:val="0"/>
               <w:i w:val="0"/>
+              <w:iCs w:val="0"/>
               <w:smallCaps w:val="0"/>
               <w:strike w:val="0"/>
               <w:color w:val="000000"/>
@@ -2636,7 +2773,9 @@
               <w:rPr>
                 <w:rFonts w:ascii="Calibri" w:cs="Calibri" w:eastAsia="Calibri" w:hAnsi="Calibri"/>
                 <w:b w:val="0"/>
+                <w:bCs w:val="0"/>
                 <w:i w:val="1"/>
+                <w:iCs w:val="1"/>
                 <w:smallCaps w:val="0"/>
                 <w:strike w:val="0"/>
                 <w:color w:val="548dd4"/>
@@ -2669,7 +2808,9 @@
             <w:rPr>
               <w:rFonts w:ascii="Arial" w:cs="Arial" w:eastAsia="Arial" w:hAnsi="Arial"/>
               <w:b w:val="0"/>
+              <w:bCs w:val="0"/>
               <w:i w:val="0"/>
+              <w:iCs w:val="0"/>
               <w:smallCaps w:val="0"/>
               <w:strike w:val="0"/>
               <w:color w:val="000000"/>
@@ -2685,7 +2826,9 @@
               <w:rPr>
                 <w:rFonts w:ascii="Calibri" w:cs="Calibri" w:eastAsia="Calibri" w:hAnsi="Calibri"/>
                 <w:b w:val="0"/>
+                <w:bCs w:val="0"/>
                 <w:i w:val="1"/>
+                <w:iCs w:val="1"/>
                 <w:smallCaps w:val="0"/>
                 <w:strike w:val="0"/>
                 <w:color w:val="548dd4"/>
@@ -2718,7 +2861,9 @@
             <w:rPr>
               <w:rFonts w:ascii="Arial" w:cs="Arial" w:eastAsia="Arial" w:hAnsi="Arial"/>
               <w:b w:val="1"/>
+              <w:bCs w:val="1"/>
               <w:i w:val="0"/>
+              <w:iCs w:val="0"/>
               <w:smallCaps w:val="0"/>
               <w:strike w:val="0"/>
               <w:color w:val="000000"/>
@@ -2734,7 +2879,9 @@
               <w:rPr>
                 <w:rFonts w:ascii="Calibri" w:cs="Calibri" w:eastAsia="Calibri" w:hAnsi="Calibri"/>
                 <w:b w:val="1"/>
+                <w:bCs w:val="1"/>
                 <w:i w:val="0"/>
+                <w:iCs w:val="0"/>
                 <w:smallCaps w:val="0"/>
                 <w:strike w:val="0"/>
                 <w:color w:val="366091"/>
@@ -2767,7 +2914,9 @@
             <w:rPr>
               <w:rFonts w:ascii="Arial" w:cs="Arial" w:eastAsia="Arial" w:hAnsi="Arial"/>
               <w:b w:val="0"/>
+              <w:bCs w:val="0"/>
               <w:i w:val="0"/>
+              <w:iCs w:val="0"/>
               <w:smallCaps w:val="0"/>
               <w:strike w:val="0"/>
               <w:color w:val="000000"/>
@@ -2783,7 +2932,9 @@
               <w:rPr>
                 <w:rFonts w:ascii="Calibri" w:cs="Calibri" w:eastAsia="Calibri" w:hAnsi="Calibri"/>
                 <w:b w:val="0"/>
+                <w:bCs w:val="0"/>
                 <w:i w:val="1"/>
+                <w:iCs w:val="1"/>
                 <w:smallCaps w:val="0"/>
                 <w:strike w:val="0"/>
                 <w:color w:val="548dd4"/>
@@ -2816,7 +2967,9 @@
             <w:rPr>
               <w:rFonts w:ascii="Arial" w:cs="Arial" w:eastAsia="Arial" w:hAnsi="Arial"/>
               <w:b w:val="0"/>
+              <w:bCs w:val="0"/>
               <w:i w:val="0"/>
+              <w:iCs w:val="0"/>
               <w:smallCaps w:val="0"/>
               <w:strike w:val="0"/>
               <w:color w:val="000000"/>
@@ -2832,7 +2985,9 @@
               <w:rPr>
                 <w:rFonts w:ascii="Calibri" w:cs="Calibri" w:eastAsia="Calibri" w:hAnsi="Calibri"/>
                 <w:b w:val="0"/>
+                <w:bCs w:val="0"/>
                 <w:i w:val="1"/>
+                <w:iCs w:val="1"/>
                 <w:smallCaps w:val="0"/>
                 <w:strike w:val="0"/>
                 <w:color w:val="548dd4"/>
@@ -2865,7 +3020,9 @@
             <w:rPr>
               <w:rFonts w:ascii="Arial" w:cs="Arial" w:eastAsia="Arial" w:hAnsi="Arial"/>
               <w:b w:val="0"/>
+              <w:bCs w:val="0"/>
               <w:i w:val="0"/>
+              <w:iCs w:val="0"/>
               <w:smallCaps w:val="0"/>
               <w:strike w:val="0"/>
               <w:color w:val="000000"/>
@@ -2881,7 +3038,9 @@
               <w:rPr>
                 <w:rFonts w:ascii="Calibri" w:cs="Calibri" w:eastAsia="Calibri" w:hAnsi="Calibri"/>
                 <w:b w:val="0"/>
+                <w:bCs w:val="0"/>
                 <w:i w:val="1"/>
+                <w:iCs w:val="1"/>
                 <w:smallCaps w:val="0"/>
                 <w:strike w:val="0"/>
                 <w:color w:val="548dd4"/>
@@ -2914,7 +3073,9 @@
             <w:rPr>
               <w:rFonts w:ascii="Arial" w:cs="Arial" w:eastAsia="Arial" w:hAnsi="Arial"/>
               <w:b w:val="0"/>
+              <w:bCs w:val="0"/>
               <w:i w:val="0"/>
+              <w:iCs w:val="0"/>
               <w:smallCaps w:val="0"/>
               <w:strike w:val="0"/>
               <w:color w:val="000000"/>
@@ -2930,7 +3091,9 @@
               <w:rPr>
                 <w:rFonts w:ascii="Calibri" w:cs="Calibri" w:eastAsia="Calibri" w:hAnsi="Calibri"/>
                 <w:b w:val="0"/>
+                <w:bCs w:val="0"/>
                 <w:i w:val="1"/>
+                <w:iCs w:val="1"/>
                 <w:smallCaps w:val="0"/>
                 <w:strike w:val="0"/>
                 <w:color w:val="548dd4"/>
@@ -2963,7 +3126,9 @@
             <w:rPr>
               <w:rFonts w:ascii="Arial" w:cs="Arial" w:eastAsia="Arial" w:hAnsi="Arial"/>
               <w:b w:val="0"/>
+              <w:bCs w:val="0"/>
               <w:i w:val="0"/>
+              <w:iCs w:val="0"/>
               <w:smallCaps w:val="0"/>
               <w:strike w:val="0"/>
               <w:color w:val="000000"/>
@@ -2979,7 +3144,9 @@
               <w:rPr>
                 <w:rFonts w:ascii="Calibri" w:cs="Calibri" w:eastAsia="Calibri" w:hAnsi="Calibri"/>
                 <w:b w:val="0"/>
+                <w:bCs w:val="0"/>
                 <w:i w:val="1"/>
+                <w:iCs w:val="1"/>
                 <w:smallCaps w:val="0"/>
                 <w:strike w:val="0"/>
                 <w:color w:val="548dd4"/>
@@ -3012,7 +3179,9 @@
             <w:rPr>
               <w:rFonts w:ascii="Arial" w:cs="Arial" w:eastAsia="Arial" w:hAnsi="Arial"/>
               <w:b w:val="1"/>
+              <w:bCs w:val="1"/>
               <w:i w:val="0"/>
+              <w:iCs w:val="0"/>
               <w:smallCaps w:val="0"/>
               <w:strike w:val="0"/>
               <w:color w:val="000000"/>
@@ -3028,7 +3197,9 @@
               <w:rPr>
                 <w:rFonts w:ascii="Calibri" w:cs="Calibri" w:eastAsia="Calibri" w:hAnsi="Calibri"/>
                 <w:b w:val="1"/>
+                <w:bCs w:val="1"/>
                 <w:i w:val="0"/>
+                <w:iCs w:val="0"/>
                 <w:smallCaps w:val="0"/>
                 <w:strike w:val="0"/>
                 <w:color w:val="366091"/>
@@ -3061,7 +3232,9 @@
             <w:rPr>
               <w:rFonts w:ascii="Arial" w:cs="Arial" w:eastAsia="Arial" w:hAnsi="Arial"/>
               <w:b w:val="0"/>
+              <w:bCs w:val="0"/>
               <w:i w:val="0"/>
+              <w:iCs w:val="0"/>
               <w:smallCaps w:val="0"/>
               <w:strike w:val="0"/>
               <w:color w:val="000000"/>
@@ -3077,7 +3250,9 @@
               <w:rPr>
                 <w:rFonts w:ascii="Calibri" w:cs="Calibri" w:eastAsia="Calibri" w:hAnsi="Calibri"/>
                 <w:b w:val="0"/>
+                <w:bCs w:val="0"/>
                 <w:i w:val="1"/>
+                <w:iCs w:val="1"/>
                 <w:smallCaps w:val="0"/>
                 <w:strike w:val="0"/>
                 <w:color w:val="548dd4"/>
@@ -3110,7 +3285,9 @@
             <w:rPr>
               <w:rFonts w:ascii="Arial" w:cs="Arial" w:eastAsia="Arial" w:hAnsi="Arial"/>
               <w:b w:val="0"/>
+              <w:bCs w:val="0"/>
               <w:i w:val="0"/>
+              <w:iCs w:val="0"/>
               <w:smallCaps w:val="0"/>
               <w:strike w:val="0"/>
               <w:color w:val="000000"/>
@@ -3126,7 +3303,9 @@
               <w:rPr>
                 <w:rFonts w:ascii="Calibri" w:cs="Calibri" w:eastAsia="Calibri" w:hAnsi="Calibri"/>
                 <w:b w:val="0"/>
+                <w:bCs w:val="0"/>
                 <w:i w:val="1"/>
+                <w:iCs w:val="1"/>
                 <w:smallCaps w:val="0"/>
                 <w:strike w:val="0"/>
                 <w:color w:val="548dd4"/>
@@ -3159,7 +3338,9 @@
             <w:rPr>
               <w:rFonts w:ascii="Arial" w:cs="Arial" w:eastAsia="Arial" w:hAnsi="Arial"/>
               <w:b w:val="0"/>
+              <w:bCs w:val="0"/>
               <w:i w:val="0"/>
+              <w:iCs w:val="0"/>
               <w:smallCaps w:val="0"/>
               <w:strike w:val="0"/>
               <w:color w:val="000000"/>
@@ -3175,7 +3356,9 @@
               <w:rPr>
                 <w:rFonts w:ascii="Calibri" w:cs="Calibri" w:eastAsia="Calibri" w:hAnsi="Calibri"/>
                 <w:b w:val="0"/>
+                <w:bCs w:val="0"/>
                 <w:i w:val="1"/>
+                <w:iCs w:val="1"/>
                 <w:smallCaps w:val="0"/>
                 <w:strike w:val="0"/>
                 <w:color w:val="548dd4"/>
@@ -3208,7 +3391,9 @@
             <w:rPr>
               <w:rFonts w:ascii="Arial" w:cs="Arial" w:eastAsia="Arial" w:hAnsi="Arial"/>
               <w:b w:val="0"/>
+              <w:bCs w:val="0"/>
               <w:i w:val="0"/>
+              <w:iCs w:val="0"/>
               <w:smallCaps w:val="0"/>
               <w:strike w:val="0"/>
               <w:color w:val="000000"/>
@@ -3224,7 +3409,9 @@
               <w:rPr>
                 <w:rFonts w:ascii="Calibri" w:cs="Calibri" w:eastAsia="Calibri" w:hAnsi="Calibri"/>
                 <w:b w:val="0"/>
+                <w:bCs w:val="0"/>
                 <w:i w:val="1"/>
+                <w:iCs w:val="1"/>
                 <w:smallCaps w:val="0"/>
                 <w:strike w:val="0"/>
                 <w:color w:val="548dd4"/>
@@ -3257,7 +3444,9 @@
             <w:rPr>
               <w:rFonts w:ascii="Arial" w:cs="Arial" w:eastAsia="Arial" w:hAnsi="Arial"/>
               <w:b w:val="0"/>
+              <w:bCs w:val="0"/>
               <w:i w:val="0"/>
+              <w:iCs w:val="0"/>
               <w:smallCaps w:val="0"/>
               <w:strike w:val="0"/>
               <w:color w:val="000000"/>
@@ -3273,7 +3462,9 @@
               <w:rPr>
                 <w:rFonts w:ascii="Calibri" w:cs="Calibri" w:eastAsia="Calibri" w:hAnsi="Calibri"/>
                 <w:b w:val="0"/>
+                <w:bCs w:val="0"/>
                 <w:i w:val="1"/>
+                <w:iCs w:val="1"/>
                 <w:smallCaps w:val="0"/>
                 <w:strike w:val="0"/>
                 <w:color w:val="548dd4"/>
@@ -3306,7 +3497,9 @@
             <w:rPr>
               <w:rFonts w:ascii="Arial" w:cs="Arial" w:eastAsia="Arial" w:hAnsi="Arial"/>
               <w:b w:val="0"/>
+              <w:bCs w:val="0"/>
               <w:i w:val="0"/>
+              <w:iCs w:val="0"/>
               <w:smallCaps w:val="0"/>
               <w:strike w:val="0"/>
               <w:color w:val="000000"/>
@@ -3322,7 +3515,9 @@
               <w:rPr>
                 <w:rFonts w:ascii="Calibri" w:cs="Calibri" w:eastAsia="Calibri" w:hAnsi="Calibri"/>
                 <w:b w:val="0"/>
+                <w:bCs w:val="0"/>
                 <w:i w:val="1"/>
+                <w:iCs w:val="1"/>
                 <w:smallCaps w:val="0"/>
                 <w:strike w:val="0"/>
                 <w:color w:val="548dd4"/>
@@ -3355,7 +3550,9 @@
             <w:rPr>
               <w:rFonts w:ascii="Arial" w:cs="Arial" w:eastAsia="Arial" w:hAnsi="Arial"/>
               <w:b w:val="0"/>
+              <w:bCs w:val="0"/>
               <w:i w:val="0"/>
+              <w:iCs w:val="0"/>
               <w:smallCaps w:val="0"/>
               <w:strike w:val="0"/>
               <w:color w:val="000000"/>
@@ -3371,7 +3568,9 @@
               <w:rPr>
                 <w:rFonts w:ascii="Calibri" w:cs="Calibri" w:eastAsia="Calibri" w:hAnsi="Calibri"/>
                 <w:b w:val="0"/>
+                <w:bCs w:val="0"/>
                 <w:i w:val="1"/>
+                <w:iCs w:val="1"/>
                 <w:smallCaps w:val="0"/>
                 <w:strike w:val="0"/>
                 <w:color w:val="548dd4"/>
@@ -3404,7 +3603,9 @@
             <w:rPr>
               <w:rFonts w:ascii="Arial" w:cs="Arial" w:eastAsia="Arial" w:hAnsi="Arial"/>
               <w:b w:val="0"/>
+              <w:bCs w:val="0"/>
               <w:i w:val="0"/>
+              <w:iCs w:val="0"/>
               <w:smallCaps w:val="0"/>
               <w:strike w:val="0"/>
               <w:color w:val="000000"/>
@@ -3420,7 +3621,9 @@
               <w:rPr>
                 <w:rFonts w:ascii="Calibri" w:cs="Calibri" w:eastAsia="Calibri" w:hAnsi="Calibri"/>
                 <w:b w:val="0"/>
+                <w:bCs w:val="0"/>
                 <w:i w:val="1"/>
+                <w:iCs w:val="1"/>
                 <w:smallCaps w:val="0"/>
                 <w:strike w:val="0"/>
                 <w:color w:val="548dd4"/>
@@ -3453,7 +3656,9 @@
             <w:rPr>
               <w:rFonts w:ascii="Arial" w:cs="Arial" w:eastAsia="Arial" w:hAnsi="Arial"/>
               <w:b w:val="0"/>
+              <w:bCs w:val="0"/>
               <w:i w:val="0"/>
+              <w:iCs w:val="0"/>
               <w:smallCaps w:val="0"/>
               <w:strike w:val="0"/>
               <w:color w:val="000000"/>
@@ -3469,7 +3674,9 @@
               <w:rPr>
                 <w:rFonts w:ascii="Calibri" w:cs="Calibri" w:eastAsia="Calibri" w:hAnsi="Calibri"/>
                 <w:b w:val="0"/>
+                <w:bCs w:val="0"/>
                 <w:i w:val="1"/>
+                <w:iCs w:val="1"/>
                 <w:smallCaps w:val="0"/>
                 <w:strike w:val="0"/>
                 <w:color w:val="548dd4"/>
@@ -3502,7 +3709,9 @@
             <w:rPr>
               <w:rFonts w:ascii="Arial" w:cs="Arial" w:eastAsia="Arial" w:hAnsi="Arial"/>
               <w:b w:val="0"/>
+              <w:bCs w:val="0"/>
               <w:i w:val="0"/>
+              <w:iCs w:val="0"/>
               <w:smallCaps w:val="0"/>
               <w:strike w:val="0"/>
               <w:color w:val="000000"/>
@@ -3518,7 +3727,9 @@
               <w:rPr>
                 <w:rFonts w:ascii="Calibri" w:cs="Calibri" w:eastAsia="Calibri" w:hAnsi="Calibri"/>
                 <w:b w:val="0"/>
+                <w:bCs w:val="0"/>
                 <w:i w:val="1"/>
+                <w:iCs w:val="1"/>
                 <w:smallCaps w:val="0"/>
                 <w:strike w:val="0"/>
                 <w:color w:val="548dd4"/>
@@ -3551,7 +3762,9 @@
             <w:rPr>
               <w:rFonts w:ascii="Arial" w:cs="Arial" w:eastAsia="Arial" w:hAnsi="Arial"/>
               <w:b w:val="0"/>
+              <w:bCs w:val="0"/>
               <w:i w:val="0"/>
+              <w:iCs w:val="0"/>
               <w:smallCaps w:val="0"/>
               <w:strike w:val="0"/>
               <w:color w:val="000000"/>
@@ -3567,7 +3780,9 @@
               <w:rPr>
                 <w:rFonts w:ascii="Calibri" w:cs="Calibri" w:eastAsia="Calibri" w:hAnsi="Calibri"/>
                 <w:b w:val="0"/>
+                <w:bCs w:val="0"/>
                 <w:i w:val="1"/>
+                <w:iCs w:val="1"/>
                 <w:smallCaps w:val="0"/>
                 <w:strike w:val="0"/>
                 <w:color w:val="548dd4"/>
@@ -3600,7 +3815,9 @@
             <w:rPr>
               <w:rFonts w:ascii="Arial" w:cs="Arial" w:eastAsia="Arial" w:hAnsi="Arial"/>
               <w:b w:val="0"/>
+              <w:bCs w:val="0"/>
               <w:i w:val="0"/>
+              <w:iCs w:val="0"/>
               <w:smallCaps w:val="0"/>
               <w:strike w:val="0"/>
               <w:color w:val="000000"/>
@@ -3616,7 +3833,9 @@
               <w:rPr>
                 <w:rFonts w:ascii="Calibri" w:cs="Calibri" w:eastAsia="Calibri" w:hAnsi="Calibri"/>
                 <w:b w:val="0"/>
+                <w:bCs w:val="0"/>
                 <w:i w:val="1"/>
+                <w:iCs w:val="1"/>
                 <w:smallCaps w:val="0"/>
                 <w:strike w:val="0"/>
                 <w:color w:val="548dd4"/>
@@ -3649,7 +3868,9 @@
             <w:rPr>
               <w:rFonts w:ascii="Arial" w:cs="Arial" w:eastAsia="Arial" w:hAnsi="Arial"/>
               <w:b w:val="0"/>
+              <w:bCs w:val="0"/>
               <w:i w:val="0"/>
+              <w:iCs w:val="0"/>
               <w:smallCaps w:val="0"/>
               <w:strike w:val="0"/>
               <w:color w:val="000000"/>
@@ -3665,7 +3886,9 @@
               <w:rPr>
                 <w:rFonts w:ascii="Calibri" w:cs="Calibri" w:eastAsia="Calibri" w:hAnsi="Calibri"/>
                 <w:b w:val="0"/>
+                <w:bCs w:val="0"/>
                 <w:i w:val="1"/>
+                <w:iCs w:val="1"/>
                 <w:smallCaps w:val="0"/>
                 <w:strike w:val="0"/>
                 <w:color w:val="548dd4"/>
@@ -3698,7 +3921,9 @@
             <w:rPr>
               <w:rFonts w:ascii="Arial" w:cs="Arial" w:eastAsia="Arial" w:hAnsi="Arial"/>
               <w:b w:val="0"/>
+              <w:bCs w:val="0"/>
               <w:i w:val="0"/>
+              <w:iCs w:val="0"/>
               <w:smallCaps w:val="0"/>
               <w:strike w:val="0"/>
               <w:color w:val="000000"/>
@@ -3714,7 +3939,9 @@
               <w:rPr>
                 <w:rFonts w:ascii="Calibri" w:cs="Calibri" w:eastAsia="Calibri" w:hAnsi="Calibri"/>
                 <w:b w:val="0"/>
+                <w:bCs w:val="0"/>
                 <w:i w:val="1"/>
+                <w:iCs w:val="1"/>
                 <w:smallCaps w:val="0"/>
                 <w:strike w:val="0"/>
                 <w:color w:val="548dd4"/>
@@ -3747,7 +3974,9 @@
             <w:rPr>
               <w:rFonts w:ascii="Arial" w:cs="Arial" w:eastAsia="Arial" w:hAnsi="Arial"/>
               <w:b w:val="0"/>
+              <w:bCs w:val="0"/>
               <w:i w:val="0"/>
+              <w:iCs w:val="0"/>
               <w:smallCaps w:val="0"/>
               <w:strike w:val="0"/>
               <w:color w:val="000000"/>
@@ -3763,7 +3992,9 @@
               <w:rPr>
                 <w:rFonts w:ascii="Calibri" w:cs="Calibri" w:eastAsia="Calibri" w:hAnsi="Calibri"/>
                 <w:b w:val="0"/>
+                <w:bCs w:val="0"/>
                 <w:i w:val="1"/>
+                <w:iCs w:val="1"/>
                 <w:smallCaps w:val="0"/>
                 <w:strike w:val="0"/>
                 <w:color w:val="548dd4"/>
@@ -3796,7 +4027,9 @@
             <w:rPr>
               <w:rFonts w:ascii="Arial" w:cs="Arial" w:eastAsia="Arial" w:hAnsi="Arial"/>
               <w:b w:val="1"/>
+              <w:bCs w:val="1"/>
               <w:i w:val="0"/>
+              <w:iCs w:val="0"/>
               <w:smallCaps w:val="0"/>
               <w:strike w:val="0"/>
               <w:color w:val="000000"/>
@@ -3812,7 +4045,9 @@
               <w:rPr>
                 <w:rFonts w:ascii="Calibri" w:cs="Calibri" w:eastAsia="Calibri" w:hAnsi="Calibri"/>
                 <w:b w:val="1"/>
+                <w:bCs w:val="1"/>
                 <w:i w:val="0"/>
+                <w:iCs w:val="0"/>
                 <w:smallCaps w:val="0"/>
                 <w:strike w:val="0"/>
                 <w:color w:val="366091"/>
@@ -3845,7 +4080,9 @@
             <w:rPr>
               <w:rFonts w:ascii="Arial" w:cs="Arial" w:eastAsia="Arial" w:hAnsi="Arial"/>
               <w:b w:val="0"/>
+              <w:bCs w:val="0"/>
               <w:i w:val="0"/>
+              <w:iCs w:val="0"/>
               <w:smallCaps w:val="0"/>
               <w:strike w:val="0"/>
               <w:color w:val="000000"/>
@@ -3861,7 +4098,9 @@
               <w:rPr>
                 <w:rFonts w:ascii="Calibri" w:cs="Calibri" w:eastAsia="Calibri" w:hAnsi="Calibri"/>
                 <w:b w:val="0"/>
+                <w:bCs w:val="0"/>
                 <w:i w:val="1"/>
+                <w:iCs w:val="1"/>
                 <w:smallCaps w:val="0"/>
                 <w:strike w:val="0"/>
                 <w:color w:val="548dd4"/>
@@ -3894,7 +4133,9 @@
             <w:rPr>
               <w:rFonts w:ascii="Arial" w:cs="Arial" w:eastAsia="Arial" w:hAnsi="Arial"/>
               <w:b w:val="0"/>
+              <w:bCs w:val="0"/>
               <w:i w:val="0"/>
+              <w:iCs w:val="0"/>
               <w:smallCaps w:val="0"/>
               <w:strike w:val="0"/>
               <w:color w:val="000000"/>
@@ -3910,7 +4151,9 @@
               <w:rPr>
                 <w:rFonts w:ascii="Calibri" w:cs="Calibri" w:eastAsia="Calibri" w:hAnsi="Calibri"/>
                 <w:b w:val="0"/>
+                <w:bCs w:val="0"/>
                 <w:i w:val="1"/>
+                <w:iCs w:val="1"/>
                 <w:smallCaps w:val="0"/>
                 <w:strike w:val="0"/>
                 <w:color w:val="548dd4"/>
@@ -3943,7 +4186,9 @@
             <w:rPr>
               <w:rFonts w:ascii="Arial" w:cs="Arial" w:eastAsia="Arial" w:hAnsi="Arial"/>
               <w:b w:val="0"/>
+              <w:bCs w:val="0"/>
               <w:i w:val="0"/>
+              <w:iCs w:val="0"/>
               <w:smallCaps w:val="0"/>
               <w:strike w:val="0"/>
               <w:color w:val="000000"/>
@@ -3959,7 +4204,9 @@
               <w:rPr>
                 <w:rFonts w:ascii="Calibri" w:cs="Calibri" w:eastAsia="Calibri" w:hAnsi="Calibri"/>
                 <w:b w:val="0"/>
+                <w:bCs w:val="0"/>
                 <w:i w:val="1"/>
+                <w:iCs w:val="1"/>
                 <w:smallCaps w:val="0"/>
                 <w:strike w:val="0"/>
                 <w:color w:val="548dd4"/>
@@ -4019,6 +4266,7 @@
         <w:spacing w:after="0" w:lineRule="auto"/>
         <w:rPr>
           <w:b w:val="0"/>
+          <w:bCs w:val="0"/>
           <w:color w:val="17365d"/>
           <w:sz w:val="52"/>
           <w:szCs w:val="52"/>
@@ -4029,6 +4277,7 @@
       <w:r>
         <w:rPr>
           <w:b w:val="0"/>
+          <w:bCs w:val="0"/>
           <w:color w:val="17365d"/>
           <w:sz w:val="52"/>
           <w:szCs w:val="52"/>
@@ -4046,6 +4295,7 @@
         <w:spacing w:before="0" w:lineRule="auto"/>
         <w:rPr>
           <w:b w:val="0"/>
+          <w:bCs w:val="0"/>
           <w:sz w:val="16"/>
           <w:szCs w:val="16"/>
         </w:rPr>
@@ -4136,6 +4386,7 @@
       <w:r>
         <w:rPr>
           <w:b w:val="1"/>
+          <w:bCs w:val="1"/>
           <w:rtl w:val="0"/>
         </w:rPr>
         <w:t xml:space="preserve">RF01: </w:t>
@@ -4169,6 +4420,7 @@
       <w:r>
         <w:rPr>
           <w:b w:val="1"/>
+          <w:bCs w:val="1"/>
           <w:rtl w:val="0"/>
         </w:rPr>
         <w:t xml:space="preserve">RF02: </w:t>
@@ -4197,6 +4449,7 @@
       <w:r>
         <w:rPr>
           <w:b w:val="1"/>
+          <w:bCs w:val="1"/>
           <w:rtl w:val="0"/>
         </w:rPr>
         <w:t xml:space="preserve">RF03: </w:t>
@@ -4225,6 +4478,7 @@
       <w:r>
         <w:rPr>
           <w:b w:val="1"/>
+          <w:bCs w:val="1"/>
           <w:rtl w:val="0"/>
         </w:rPr>
         <w:t xml:space="preserve">RF04: </w:t>
@@ -4269,6 +4523,7 @@
       <w:r>
         <w:rPr>
           <w:b w:val="1"/>
+          <w:bCs w:val="1"/>
           <w:rtl w:val="0"/>
         </w:rPr>
         <w:t xml:space="preserve">RF05: </w:t>
@@ -4302,6 +4557,7 @@
       <w:r>
         <w:rPr>
           <w:b w:val="1"/>
+          <w:bCs w:val="1"/>
           <w:rtl w:val="0"/>
         </w:rPr>
         <w:t xml:space="preserve">RF06: </w:t>
@@ -4330,6 +4586,7 @@
       <w:r>
         <w:rPr>
           <w:b w:val="1"/>
+          <w:bCs w:val="1"/>
           <w:rtl w:val="0"/>
         </w:rPr>
         <w:t xml:space="preserve">RF07: </w:t>
@@ -4374,6 +4631,7 @@
       <w:r>
         <w:rPr>
           <w:b w:val="1"/>
+          <w:bCs w:val="1"/>
           <w:rtl w:val="0"/>
         </w:rPr>
         <w:t xml:space="preserve">RF08: </w:t>
@@ -4402,6 +4660,7 @@
       <w:r>
         <w:rPr>
           <w:b w:val="1"/>
+          <w:bCs w:val="1"/>
           <w:rtl w:val="0"/>
         </w:rPr>
         <w:t xml:space="preserve">RF09: </w:t>
@@ -4451,6 +4710,7 @@
       <w:r>
         <w:rPr>
           <w:b w:val="1"/>
+          <w:bCs w:val="1"/>
           <w:rtl w:val="0"/>
         </w:rPr>
         <w:t xml:space="preserve">RF10: </w:t>
@@ -4484,6 +4744,7 @@
       <w:r>
         <w:rPr>
           <w:b w:val="1"/>
+          <w:bCs w:val="1"/>
           <w:rtl w:val="0"/>
         </w:rPr>
         <w:t xml:space="preserve">RF11: </w:t>
@@ -4512,6 +4773,7 @@
       <w:r>
         <w:rPr>
           <w:b w:val="1"/>
+          <w:bCs w:val="1"/>
           <w:rtl w:val="0"/>
         </w:rPr>
         <w:t xml:space="preserve">RF12: </w:t>
@@ -4525,6 +4787,7 @@
       <w:r>
         <w:rPr>
           <w:i w:val="1"/>
+          <w:iCs w:val="1"/>
           <w:rtl w:val="0"/>
         </w:rPr>
         <w:t xml:space="preserve">Codificación</w:t>
@@ -4553,6 +4816,7 @@
       <w:r>
         <w:rPr>
           <w:b w:val="1"/>
+          <w:bCs w:val="1"/>
           <w:rtl w:val="0"/>
         </w:rPr>
         <w:t xml:space="preserve">RF13: </w:t>
@@ -4581,6 +4845,7 @@
       <w:r>
         <w:rPr>
           <w:b w:val="1"/>
+          <w:bCs w:val="1"/>
           <w:rtl w:val="0"/>
         </w:rPr>
         <w:t xml:space="preserve">RF14: </w:t>
@@ -4609,6 +4874,7 @@
       <w:r>
         <w:rPr>
           <w:b w:val="1"/>
+          <w:bCs w:val="1"/>
           <w:rtl w:val="0"/>
         </w:rPr>
         <w:t xml:space="preserve">RF15: </w:t>
@@ -4637,6 +4903,7 @@
       <w:r>
         <w:rPr>
           <w:b w:val="1"/>
+          <w:bCs w:val="1"/>
           <w:rtl w:val="0"/>
         </w:rPr>
         <w:t xml:space="preserve">RF16: </w:t>
@@ -4665,6 +4932,7 @@
       <w:r>
         <w:rPr>
           <w:b w:val="1"/>
+          <w:bCs w:val="1"/>
           <w:rtl w:val="0"/>
         </w:rPr>
         <w:t xml:space="preserve">RF17: </w:t>
@@ -4693,6 +4961,7 @@
       <w:r>
         <w:rPr>
           <w:b w:val="1"/>
+          <w:bCs w:val="1"/>
           <w:rtl w:val="0"/>
         </w:rPr>
         <w:t xml:space="preserve">RF18: </w:t>
@@ -4736,6 +5005,7 @@
       <w:r>
         <w:rPr>
           <w:b w:val="1"/>
+          <w:bCs w:val="1"/>
           <w:rtl w:val="0"/>
         </w:rPr>
         <w:t xml:space="preserve">RF19: </w:t>
@@ -4764,6 +5034,7 @@
       <w:r>
         <w:rPr>
           <w:b w:val="1"/>
+          <w:bCs w:val="1"/>
           <w:rtl w:val="0"/>
         </w:rPr>
         <w:t xml:space="preserve">RF20: </w:t>
@@ -4792,6 +5063,7 @@
       <w:r>
         <w:rPr>
           <w:b w:val="1"/>
+          <w:bCs w:val="1"/>
           <w:rtl w:val="0"/>
         </w:rPr>
         <w:t xml:space="preserve">RF21:</w:t>
@@ -4820,6 +5092,7 @@
       <w:r>
         <w:rPr>
           <w:b w:val="1"/>
+          <w:bCs w:val="1"/>
           <w:rtl w:val="0"/>
         </w:rPr>
         <w:t xml:space="preserve">RF22: </w:t>
@@ -4848,6 +5121,7 @@
       <w:r>
         <w:rPr>
           <w:b w:val="1"/>
+          <w:bCs w:val="1"/>
           <w:rtl w:val="0"/>
         </w:rPr>
         <w:t xml:space="preserve">RF23: </w:t>
@@ -4923,6 +5197,7 @@
       <w:r>
         <w:rPr>
           <w:b w:val="1"/>
+          <w:bCs w:val="1"/>
           <w:color w:val="0f1115"/>
           <w:rtl w:val="0"/>
         </w:rPr>
@@ -4931,6 +5206,7 @@
       <w:r>
         <w:rPr>
           <w:b w:val="1"/>
+          <w:bCs w:val="1"/>
           <w:color w:val="0f1115"/>
           <w:rtl w:val="0"/>
         </w:rPr>
@@ -4964,6 +5240,7 @@
       <w:r>
         <w:rPr>
           <w:b w:val="1"/>
+          <w:bCs w:val="1"/>
           <w:color w:val="0f1115"/>
           <w:rtl w:val="0"/>
         </w:rPr>
@@ -5022,6 +5299,7 @@
       <w:r>
         <w:rPr>
           <w:b w:val="1"/>
+          <w:bCs w:val="1"/>
           <w:color w:val="0f1115"/>
           <w:rtl w:val="0"/>
         </w:rPr>
@@ -5030,6 +5308,7 @@
       <w:r>
         <w:rPr>
           <w:b w:val="1"/>
+          <w:bCs w:val="1"/>
           <w:color w:val="0f1115"/>
           <w:rtl w:val="0"/>
         </w:rPr>
@@ -5083,6 +5362,7 @@
       <w:r>
         <w:rPr>
           <w:b w:val="1"/>
+          <w:bCs w:val="1"/>
           <w:color w:val="0f1115"/>
           <w:rtl w:val="0"/>
         </w:rPr>
@@ -5130,6 +5410,7 @@
       <w:r>
         <w:rPr>
           <w:b w:val="1"/>
+          <w:bCs w:val="1"/>
           <w:color w:val="0f1115"/>
           <w:rtl w:val="0"/>
         </w:rPr>
@@ -5184,6 +5465,7 @@
       <w:r>
         <w:rPr>
           <w:b w:val="1"/>
+          <w:bCs w:val="1"/>
           <w:color w:val="0f1115"/>
           <w:rtl w:val="0"/>
         </w:rPr>
@@ -5192,6 +5474,7 @@
       <w:r>
         <w:rPr>
           <w:b w:val="1"/>
+          <w:bCs w:val="1"/>
           <w:color w:val="0f1115"/>
           <w:rtl w:val="0"/>
         </w:rPr>
@@ -5246,6 +5529,7 @@
       <w:r>
         <w:rPr>
           <w:b w:val="1"/>
+          <w:bCs w:val="1"/>
           <w:color w:val="0f1115"/>
           <w:rtl w:val="0"/>
         </w:rPr>
@@ -5299,6 +5583,7 @@
       <w:r>
         <w:rPr>
           <w:b w:val="1"/>
+          <w:bCs w:val="1"/>
           <w:color w:val="0f1115"/>
           <w:rtl w:val="0"/>
         </w:rPr>
@@ -5385,7 +5670,9 @@
         <w:rPr>
           <w:rFonts w:ascii="Verdana" w:cs="Verdana" w:eastAsia="Verdana" w:hAnsi="Verdana"/>
           <w:b w:val="0"/>
+          <w:bCs w:val="0"/>
           <w:i w:val="0"/>
+          <w:iCs w:val="0"/>
           <w:smallCaps w:val="0"/>
           <w:strike w:val="0"/>
           <w:color w:val="000000"/>
@@ -5530,11 +5817,13 @@
             <w:pPr>
               <w:rPr>
                 <w:b w:val="1"/>
+                <w:bCs w:val="1"/>
               </w:rPr>
             </w:pPr>
             <w:r>
               <w:rPr>
                 <w:b w:val="1"/>
+                <w:bCs w:val="1"/>
                 <w:rtl w:val="0"/>
               </w:rPr>
               <w:t xml:space="preserve">Descripción</w:t>
@@ -5581,11 +5870,13 @@
             <w:pPr>
               <w:rPr>
                 <w:b w:val="1"/>
+                <w:bCs w:val="1"/>
               </w:rPr>
             </w:pPr>
             <w:r>
               <w:rPr>
                 <w:b w:val="1"/>
+                <w:bCs w:val="1"/>
                 <w:rtl w:val="0"/>
               </w:rPr>
               <w:t xml:space="preserve">Características</w:t>
@@ -5605,6 +5896,7 @@
               <w:ind w:left="0" w:firstLine="0"/>
               <w:rPr>
                 <w:i w:val="1"/>
+                <w:iCs w:val="1"/>
               </w:rPr>
             </w:pPr>
             <w:r>
@@ -5638,11 +5930,13 @@
             <w:pPr>
               <w:rPr>
                 <w:b w:val="1"/>
+                <w:bCs w:val="1"/>
               </w:rPr>
             </w:pPr>
             <w:r>
               <w:rPr>
                 <w:b w:val="1"/>
+                <w:bCs w:val="1"/>
                 <w:rtl w:val="0"/>
               </w:rPr>
               <w:t xml:space="preserve">Relaciones</w:t>
@@ -5662,6 +5956,7 @@
               <w:ind w:left="0" w:firstLine="0"/>
               <w:rPr>
                 <w:i w:val="1"/>
+                <w:iCs w:val="1"/>
               </w:rPr>
             </w:pPr>
             <w:r>
@@ -5696,11 +5991,13 @@
             <w:pPr>
               <w:rPr>
                 <w:b w:val="1"/>
+                <w:bCs w:val="1"/>
               </w:rPr>
             </w:pPr>
             <w:r>
               <w:rPr>
                 <w:b w:val="1"/>
+                <w:bCs w:val="1"/>
                 <w:rtl w:val="0"/>
               </w:rPr>
               <w:t xml:space="preserve">Referencias</w:t>
@@ -5765,7 +6062,9 @@
         <w:rPr>
           <w:rFonts w:ascii="Verdana" w:cs="Verdana" w:eastAsia="Verdana" w:hAnsi="Verdana"/>
           <w:b w:val="0"/>
+          <w:bCs w:val="0"/>
           <w:i w:val="0"/>
+          <w:iCs w:val="0"/>
           <w:smallCaps w:val="0"/>
           <w:strike w:val="0"/>
           <w:color w:val="000000"/>
@@ -5832,7 +6131,9 @@
         <w:rPr>
           <w:rFonts w:ascii="Verdana" w:cs="Verdana" w:eastAsia="Verdana" w:hAnsi="Verdana"/>
           <w:b w:val="0"/>
+          <w:bCs w:val="0"/>
           <w:i w:val="0"/>
+          <w:iCs w:val="0"/>
           <w:smallCaps w:val="0"/>
           <w:strike w:val="0"/>
           <w:color w:val="000000"/>
@@ -5977,6 +6278,7 @@
             <w:pPr>
               <w:rPr>
                 <w:b w:val="1"/>
+                <w:bCs w:val="1"/>
                 <w:sz w:val="20"/>
                 <w:szCs w:val="20"/>
               </w:rPr>
@@ -5984,6 +6286,7 @@
             <w:r>
               <w:rPr>
                 <w:b w:val="1"/>
+                <w:bCs w:val="1"/>
                 <w:sz w:val="20"/>
                 <w:szCs w:val="20"/>
                 <w:rtl w:val="0"/>
@@ -6006,6 +6309,7 @@
               <w:ind w:left="0"/>
               <w:rPr>
                 <w:i w:val="1"/>
+                <w:iCs w:val="1"/>
                 <w:sz w:val="20"/>
                 <w:szCs w:val="20"/>
               </w:rPr>
@@ -6043,6 +6347,7 @@
             <w:pPr>
               <w:rPr>
                 <w:b w:val="1"/>
+                <w:bCs w:val="1"/>
                 <w:sz w:val="20"/>
                 <w:szCs w:val="20"/>
               </w:rPr>
@@ -6050,6 +6355,7 @@
             <w:r>
               <w:rPr>
                 <w:b w:val="1"/>
+                <w:bCs w:val="1"/>
                 <w:sz w:val="20"/>
                 <w:szCs w:val="20"/>
                 <w:rtl w:val="0"/>
@@ -6071,6 +6377,7 @@
               <w:ind w:left="0"/>
               <w:rPr>
                 <w:i w:val="1"/>
+                <w:iCs w:val="1"/>
                 <w:sz w:val="20"/>
                 <w:szCs w:val="20"/>
               </w:rPr>
@@ -6108,6 +6415,7 @@
             <w:pPr>
               <w:rPr>
                 <w:b w:val="1"/>
+                <w:bCs w:val="1"/>
                 <w:sz w:val="20"/>
                 <w:szCs w:val="20"/>
               </w:rPr>
@@ -6115,6 +6423,7 @@
             <w:r>
               <w:rPr>
                 <w:b w:val="1"/>
+                <w:bCs w:val="1"/>
                 <w:sz w:val="20"/>
                 <w:szCs w:val="20"/>
                 <w:rtl w:val="0"/>
@@ -6166,6 +6475,7 @@
             <w:pPr>
               <w:rPr>
                 <w:b w:val="1"/>
+                <w:bCs w:val="1"/>
                 <w:sz w:val="20"/>
                 <w:szCs w:val="20"/>
               </w:rPr>
@@ -6173,6 +6483,7 @@
             <w:r>
               <w:rPr>
                 <w:b w:val="1"/>
+                <w:bCs w:val="1"/>
                 <w:sz w:val="20"/>
                 <w:szCs w:val="20"/>
                 <w:rtl w:val="0"/>
@@ -6407,11 +6718,13 @@
             <w:pPr>
               <w:rPr>
                 <w:b w:val="1"/>
+                <w:bCs w:val="1"/>
               </w:rPr>
             </w:pPr>
             <w:r>
               <w:rPr>
                 <w:b w:val="1"/>
+                <w:bCs w:val="1"/>
                 <w:rtl w:val="0"/>
               </w:rPr>
               <w:t xml:space="preserve">Descripción</w:t>
@@ -6432,6 +6745,7 @@
               <w:ind w:left="0"/>
               <w:rPr>
                 <w:i w:val="1"/>
+                <w:iCs w:val="1"/>
               </w:rPr>
             </w:pPr>
             <w:r>
@@ -6465,11 +6779,13 @@
             <w:pPr>
               <w:rPr>
                 <w:b w:val="1"/>
+                <w:bCs w:val="1"/>
               </w:rPr>
             </w:pPr>
             <w:r>
               <w:rPr>
                 <w:b w:val="1"/>
+                <w:bCs w:val="1"/>
                 <w:rtl w:val="0"/>
               </w:rPr>
               <w:t xml:space="preserve">Características</w:t>
@@ -6489,6 +6805,7 @@
               <w:ind w:left="0"/>
               <w:rPr>
                 <w:i w:val="1"/>
+                <w:iCs w:val="1"/>
               </w:rPr>
             </w:pPr>
             <w:r>
@@ -6522,11 +6839,13 @@
             <w:pPr>
               <w:rPr>
                 <w:b w:val="1"/>
+                <w:bCs w:val="1"/>
               </w:rPr>
             </w:pPr>
             <w:r>
               <w:rPr>
                 <w:b w:val="1"/>
+                <w:bCs w:val="1"/>
                 <w:rtl w:val="0"/>
               </w:rPr>
               <w:t xml:space="preserve">Relaciones</w:t>
@@ -6571,11 +6890,13 @@
             <w:pPr>
               <w:rPr>
                 <w:b w:val="1"/>
+                <w:bCs w:val="1"/>
               </w:rPr>
             </w:pPr>
             <w:r>
               <w:rPr>
                 <w:b w:val="1"/>
+                <w:bCs w:val="1"/>
                 <w:rtl w:val="0"/>
               </w:rPr>
               <w:t xml:space="preserve">Referencias</w:t>
@@ -8351,6 +8672,7 @@
         <w:rPr>
           <w:rFonts w:ascii="Calibri" w:cs="Calibri" w:eastAsia="Calibri" w:hAnsi="Calibri"/>
           <w:i w:val="1"/>
+          <w:iCs w:val="1"/>
           <w:color w:val="548dd4"/>
           <w:sz w:val="20"/>
           <w:szCs w:val="20"/>
@@ -9118,6 +9440,7 @@
         <w:jc w:val="both"/>
         <w:rPr>
           <w:i w:val="1"/>
+          <w:iCs w:val="1"/>
           <w:color w:val="548dd4"/>
           <w:sz w:val="20"/>
           <w:szCs w:val="20"/>
@@ -9136,6 +9459,7 @@
         <w:rPr>
           <w:rFonts w:ascii="Calibri" w:cs="Calibri" w:eastAsia="Calibri" w:hAnsi="Calibri"/>
           <w:i w:val="1"/>
+          <w:iCs w:val="1"/>
           <w:color w:val="548dd4"/>
           <w:sz w:val="20"/>
           <w:szCs w:val="20"/>
@@ -9850,6 +10174,7 @@
         <w:ind w:left="0"/>
         <w:rPr>
           <w:i w:val="1"/>
+          <w:iCs w:val="1"/>
           <w:color w:val="548dd4"/>
           <w:sz w:val="20"/>
           <w:szCs w:val="20"/>
@@ -9880,6 +10205,7 @@
         <w:jc w:val="both"/>
         <w:rPr>
           <w:i w:val="1"/>
+          <w:iCs w:val="1"/>
           <w:color w:val="548dd4"/>
           <w:sz w:val="20"/>
           <w:szCs w:val="20"/>
@@ -9937,6 +10263,7 @@
         <w:rPr>
           <w:rFonts w:ascii="Calibri" w:cs="Calibri" w:eastAsia="Calibri" w:hAnsi="Calibri"/>
           <w:b w:val="0"/>
+          <w:bCs w:val="0"/>
           <w:color w:val="ffffff"/>
           <w:sz w:val="23"/>
           <w:szCs w:val="23"/>
@@ -13872,6 +14199,7 @@
         <w:rPr>
           <w:rFonts w:ascii="Calibri" w:cs="Calibri" w:eastAsia="Calibri" w:hAnsi="Calibri"/>
           <w:b w:val="0"/>
+          <w:bCs w:val="0"/>
           <w:color w:val="ffffff"/>
           <w:sz w:val="23"/>
           <w:szCs w:val="23"/>
@@ -17916,6 +18244,7 @@
               <w:ind w:left="0"/>
               <w:rPr>
                 <w:b w:val="1"/>
+                <w:bCs w:val="1"/>
               </w:rPr>
             </w:pPr>
             <w:r>
@@ -29112,7 +29441,9 @@
         <w:rPr>
           <w:rFonts w:ascii="Calibri" w:cs="Calibri" w:eastAsia="Calibri" w:hAnsi="Calibri"/>
           <w:b w:val="0"/>
+          <w:bCs w:val="0"/>
           <w:i w:val="1"/>
+          <w:iCs w:val="1"/>
           <w:smallCaps w:val="0"/>
           <w:strike w:val="0"/>
           <w:color w:val="548dd4"/>
@@ -29249,6 +29580,7 @@
         <w:jc w:val="center"/>
         <w:rPr>
           <w:b w:val="1"/>
+          <w:bCs w:val="1"/>
           <w:sz w:val="28"/>
           <w:szCs w:val="28"/>
         </w:rPr>
@@ -29256,6 +29588,7 @@
       <w:r>
         <w:rPr>
           <w:b w:val="1"/>
+          <w:bCs w:val="1"/>
           <w:sz w:val="28"/>
           <w:szCs w:val="28"/>
           <w:rtl w:val="0"/>
@@ -29291,6 +29624,7 @@
         <w:rPr>
           <w:rFonts w:ascii="Cambria" w:cs="Cambria" w:eastAsia="Cambria" w:hAnsi="Cambria"/>
           <w:b w:val="1"/>
+          <w:bCs w:val="1"/>
           <w:color w:val="366091"/>
           <w:sz w:val="28"/>
           <w:szCs w:val="28"/>
@@ -29774,6 +30108,7 @@
         <w:jc w:val="left"/>
         <w:rPr>
           <w:i w:val="1"/>
+          <w:iCs w:val="1"/>
           <w:color w:val="548dd4"/>
         </w:rPr>
       </w:pPr>
@@ -29847,6 +30182,7 @@
         <w:jc w:val="center"/>
         <w:rPr>
           <w:b w:val="1"/>
+          <w:bCs w:val="1"/>
           <w:sz w:val="28"/>
           <w:szCs w:val="28"/>
         </w:rPr>
@@ -29854,6 +30190,7 @@
       <w:r>
         <w:rPr>
           <w:b w:val="1"/>
+          <w:bCs w:val="1"/>
           <w:sz w:val="28"/>
           <w:szCs w:val="28"/>
           <w:rtl w:val="0"/>
@@ -29958,6 +30295,7 @@
       <w:r>
         <w:rPr>
           <w:b w:val="1"/>
+          <w:bCs w:val="1"/>
           <w:sz w:val="28"/>
           <w:szCs w:val="28"/>
           <w:rtl w:val="0"/>
@@ -30516,12 +30854,12 @@
           <wp:extent cx="669290" cy="669290"/>
           <wp:effectExtent b="0" l="0" r="0" t="0"/>
           <wp:wrapSquare wrapText="bothSides" distB="0" distT="0" distL="114300" distR="114300"/>
-          <wp:docPr descr="psi-negro.png" id="18" name="image1.png"/>
+          <wp:docPr descr="psi-negro.png" id="18" name="image2.png"/>
           <a:graphic>
             <a:graphicData uri="http://schemas.openxmlformats.org/drawingml/2006/picture">
               <pic:pic>
                 <pic:nvPicPr>
-                  <pic:cNvPr descr="psi-negro.png" id="0" name="image1.png"/>
+                  <pic:cNvPr descr="psi-negro.png" id="0" name="image2.png"/>
                   <pic:cNvPicPr preferRelativeResize="0"/>
                 </pic:nvPicPr>
                 <pic:blipFill>
@@ -32679,6 +33017,7 @@
     <w:rPr>
       <w:rFonts w:ascii="Cambria" w:cs="Cambria" w:eastAsia="Cambria" w:hAnsi="Cambria"/>
       <w:b w:val="1"/>
+      <w:bCs w:val="1"/>
       <w:color w:val="366091"/>
       <w:sz w:val="28"/>
       <w:szCs w:val="28"/>
@@ -32697,6 +33036,7 @@
     <w:rPr>
       <w:rFonts w:ascii="Cambria" w:cs="Cambria" w:eastAsia="Cambria" w:hAnsi="Cambria"/>
       <w:b w:val="1"/>
+      <w:bCs w:val="1"/>
       <w:color w:val="4f81bd"/>
       <w:sz w:val="26"/>
       <w:szCs w:val="26"/>
@@ -32713,6 +33053,7 @@
     <w:rPr>
       <w:rFonts w:ascii="Cambria" w:cs="Cambria" w:eastAsia="Cambria" w:hAnsi="Cambria"/>
       <w:b w:val="1"/>
+      <w:bCs w:val="1"/>
       <w:color w:val="4f81bd"/>
     </w:rPr>
   </w:style>
@@ -32727,7 +33068,9 @@
     <w:rPr>
       <w:rFonts w:ascii="Cambria" w:cs="Cambria" w:eastAsia="Cambria" w:hAnsi="Cambria"/>
       <w:b w:val="1"/>
+      <w:bCs w:val="1"/>
       <w:i w:val="1"/>
+      <w:iCs w:val="1"/>
       <w:color w:val="4f81bd"/>
     </w:rPr>
   </w:style>
@@ -32743,6 +33086,7 @@
     </w:pPr>
     <w:rPr>
       <w:b w:val="1"/>
+      <w:bCs w:val="1"/>
       <w:sz w:val="22"/>
       <w:szCs w:val="22"/>
     </w:rPr>
@@ -32759,6 +33103,7 @@
     </w:pPr>
     <w:rPr>
       <w:b w:val="1"/>
+      <w:bCs w:val="1"/>
       <w:sz w:val="20"/>
       <w:szCs w:val="20"/>
     </w:rPr>
@@ -32794,6 +33139,7 @@
     <w:rPr>
       <w:rFonts w:ascii="Georgia" w:cs="Georgia" w:eastAsia="Georgia" w:hAnsi="Georgia"/>
       <w:i w:val="1"/>
+      <w:iCs w:val="1"/>
       <w:color w:val="666666"/>
       <w:sz w:val="48"/>
       <w:szCs w:val="48"/>

--- a/Etapa Elaboración - Iteración 2/Modelo de Casos de Uso - Kairos - NexTech.docx
+++ b/Etapa Elaboración - Iteración 2/Modelo de Casos de Uso - Kairos - NexTech.docx
@@ -966,12 +966,12 @@
             <wp:extent cx="1200150" cy="1200150"/>
             <wp:effectExtent b="0" l="0" r="0" t="0"/>
             <wp:wrapSquare wrapText="bothSides" distB="0" distT="0" distL="114300" distR="114300"/>
-            <wp:docPr descr="psi-negro.png" id="17" name="image1.png"/>
+            <wp:docPr descr="psi-negro.png" id="17" name="image4.png"/>
             <a:graphic>
               <a:graphicData uri="http://schemas.openxmlformats.org/drawingml/2006/picture">
                 <pic:pic>
                   <pic:nvPicPr>
-                    <pic:cNvPr descr="psi-negro.png" id="0" name="image1.png"/>
+                    <pic:cNvPr descr="psi-negro.png" id="0" name="image4.png"/>
                     <pic:cNvPicPr preferRelativeResize="0"/>
                   </pic:nvPicPr>
                   <pic:blipFill>
@@ -1412,12 +1412,12 @@
             <wp:extent cx="1200150" cy="1200150"/>
             <wp:effectExtent b="0" l="0" r="0" t="0"/>
             <wp:wrapSquare wrapText="bothSides" distB="0" distT="0" distL="114300" distR="114300"/>
-            <wp:docPr descr="psi-negro.png" id="12" name="image1.png"/>
+            <wp:docPr descr="psi-negro.png" id="12" name="image4.png"/>
             <a:graphic>
               <a:graphicData uri="http://schemas.openxmlformats.org/drawingml/2006/picture">
                 <pic:pic>
                   <pic:nvPicPr>
-                    <pic:cNvPr descr="psi-negro.png" id="0" name="image1.png"/>
+                    <pic:cNvPr descr="psi-negro.png" id="0" name="image4.png"/>
                     <pic:cNvPicPr preferRelativeResize="0"/>
                   </pic:nvPicPr>
                   <pic:blipFill>
@@ -1519,7 +1519,7 @@
     </w:p>
     <w:sdt>
       <w:sdtPr>
-        <w:id w:val="-1714616154"/>
+        <w:id w:val="-1185645394"/>
         <w:docPartObj>
           <w:docPartGallery w:val="Table of Contents"/>
           <w:docPartUnique w:val="1"/>
@@ -30138,12 +30138,12 @@
           <wp:inline distB="114300" distT="114300" distL="114300" distR="114300">
             <wp:extent cx="5399730" cy="4406900"/>
             <wp:effectExtent b="0" l="0" r="0" t="0"/>
-            <wp:docPr id="15" name="image6.jpg"/>
+            <wp:docPr id="15" name="image5.jpg"/>
             <a:graphic>
               <a:graphicData uri="http://schemas.openxmlformats.org/drawingml/2006/picture">
                 <pic:pic>
                   <pic:nvPicPr>
-                    <pic:cNvPr id="0" name="image6.jpg"/>
+                    <pic:cNvPr id="0" name="image5.jpg"/>
                     <pic:cNvPicPr preferRelativeResize="0"/>
                   </pic:nvPicPr>
                   <pic:blipFill>
@@ -30251,12 +30251,12 @@
           <wp:inline distB="114300" distT="114300" distL="114300" distR="114300">
             <wp:extent cx="6400987" cy="3706812"/>
             <wp:effectExtent b="0" l="0" r="0" t="0"/>
-            <wp:docPr id="14" name="image5.png"/>
+            <wp:docPr id="14" name="image6.png"/>
             <a:graphic>
               <a:graphicData uri="http://schemas.openxmlformats.org/drawingml/2006/picture">
                 <pic:pic>
                   <pic:nvPicPr>
-                    <pic:cNvPr id="0" name="image5.png"/>
+                    <pic:cNvPr id="0" name="image6.png"/>
                     <pic:cNvPicPr preferRelativeResize="0"/>
                   </pic:nvPicPr>
                   <pic:blipFill>
@@ -30899,12 +30899,12 @@
           <wp:extent cx="425450" cy="666750"/>
           <wp:effectExtent b="0" l="0" r="0" t="0"/>
           <wp:wrapSquare wrapText="bothSides" distB="0" distT="0" distL="114300" distR="114300"/>
-          <wp:docPr descr="UNPA.JPG" id="16" name="image4.jpg"/>
+          <wp:docPr descr="UNPA.JPG" id="16" name="image1.jpg"/>
           <a:graphic>
             <a:graphicData uri="http://schemas.openxmlformats.org/drawingml/2006/picture">
               <pic:pic>
                 <pic:nvPicPr>
-                  <pic:cNvPr descr="UNPA.JPG" id="0" name="image4.jpg"/>
+                  <pic:cNvPr descr="UNPA.JPG" id="0" name="image1.jpg"/>
                   <pic:cNvPicPr preferRelativeResize="0"/>
                 </pic:nvPicPr>
                 <pic:blipFill>

--- a/Etapa Elaboración - Iteración 2/Modelo de Casos de Uso - Kairos - NexTech.docx
+++ b/Etapa Elaboración - Iteración 2/Modelo de Casos de Uso - Kairos - NexTech.docx
@@ -966,12 +966,12 @@
             <wp:extent cx="1200150" cy="1200150"/>
             <wp:effectExtent b="0" l="0" r="0" t="0"/>
             <wp:wrapSquare wrapText="bothSides" distB="0" distT="0" distL="114300" distR="114300"/>
-            <wp:docPr descr="psi-negro.png" id="17" name="image4.png"/>
+            <wp:docPr descr="psi-negro.png" id="17" name="image2.png"/>
             <a:graphic>
               <a:graphicData uri="http://schemas.openxmlformats.org/drawingml/2006/picture">
                 <pic:pic>
                   <pic:nvPicPr>
-                    <pic:cNvPr descr="psi-negro.png" id="0" name="image4.png"/>
+                    <pic:cNvPr descr="psi-negro.png" id="0" name="image2.png"/>
                     <pic:cNvPicPr preferRelativeResize="0"/>
                   </pic:nvPicPr>
                   <pic:blipFill>
@@ -1023,12 +1023,12 @@
             <wp:extent cx="1304925" cy="2019300"/>
             <wp:effectExtent b="0" l="0" r="0" t="0"/>
             <wp:wrapSquare wrapText="bothSides" distB="0" distT="0" distL="114300" distR="114300"/>
-            <wp:docPr descr="UNPA.JPG" id="19" name="image3.jpg"/>
+            <wp:docPr descr="UNPA.JPG" id="19" name="image4.jpg"/>
             <a:graphic>
               <a:graphicData uri="http://schemas.openxmlformats.org/drawingml/2006/picture">
                 <pic:pic>
                   <pic:nvPicPr>
-                    <pic:cNvPr descr="UNPA.JPG" id="0" name="image3.jpg"/>
+                    <pic:cNvPr descr="UNPA.JPG" id="0" name="image4.jpg"/>
                     <pic:cNvPicPr preferRelativeResize="0"/>
                   </pic:nvPicPr>
                   <pic:blipFill>
@@ -1412,12 +1412,12 @@
             <wp:extent cx="1200150" cy="1200150"/>
             <wp:effectExtent b="0" l="0" r="0" t="0"/>
             <wp:wrapSquare wrapText="bothSides" distB="0" distT="0" distL="114300" distR="114300"/>
-            <wp:docPr descr="psi-negro.png" id="12" name="image4.png"/>
+            <wp:docPr descr="psi-negro.png" id="12" name="image2.png"/>
             <a:graphic>
               <a:graphicData uri="http://schemas.openxmlformats.org/drawingml/2006/picture">
                 <pic:pic>
                   <pic:nvPicPr>
-                    <pic:cNvPr descr="psi-negro.png" id="0" name="image4.png"/>
+                    <pic:cNvPr descr="psi-negro.png" id="0" name="image2.png"/>
                     <pic:cNvPicPr preferRelativeResize="0"/>
                   </pic:nvPicPr>
                   <pic:blipFill>
@@ -1519,7 +1519,7 @@
     </w:p>
     <w:sdt>
       <w:sdtPr>
-        <w:id w:val="-1185645394"/>
+        <w:id w:val="664179250"/>
         <w:docPartObj>
           <w:docPartGallery w:val="Table of Contents"/>
           <w:docPartUnique w:val="1"/>
@@ -29523,12 +29523,12 @@
           <wp:inline distB="114300" distT="114300" distL="114300" distR="114300">
             <wp:extent cx="5399730" cy="4343400"/>
             <wp:effectExtent b="0" l="0" r="0" t="0"/>
-            <wp:docPr id="13" name="image7.png"/>
+            <wp:docPr id="13" name="image6.png"/>
             <a:graphic>
               <a:graphicData uri="http://schemas.openxmlformats.org/drawingml/2006/picture">
                 <pic:pic>
                   <pic:nvPicPr>
-                    <pic:cNvPr id="0" name="image7.png"/>
+                    <pic:cNvPr id="0" name="image6.png"/>
                     <pic:cNvPicPr preferRelativeResize="0"/>
                   </pic:nvPicPr>
                   <pic:blipFill>
@@ -30251,12 +30251,12 @@
           <wp:inline distB="114300" distT="114300" distL="114300" distR="114300">
             <wp:extent cx="6400987" cy="3706812"/>
             <wp:effectExtent b="0" l="0" r="0" t="0"/>
-            <wp:docPr id="14" name="image6.png"/>
+            <wp:docPr id="14" name="image7.png"/>
             <a:graphic>
               <a:graphicData uri="http://schemas.openxmlformats.org/drawingml/2006/picture">
                 <pic:pic>
                   <pic:nvPicPr>
-                    <pic:cNvPr id="0" name="image6.png"/>
+                    <pic:cNvPr id="0" name="image7.png"/>
                     <pic:cNvPicPr preferRelativeResize="0"/>
                   </pic:nvPicPr>
                   <pic:blipFill>
@@ -30854,12 +30854,12 @@
           <wp:extent cx="669290" cy="669290"/>
           <wp:effectExtent b="0" l="0" r="0" t="0"/>
           <wp:wrapSquare wrapText="bothSides" distB="0" distT="0" distL="114300" distR="114300"/>
-          <wp:docPr descr="psi-negro.png" id="18" name="image2.png"/>
+          <wp:docPr descr="psi-negro.png" id="18" name="image1.png"/>
           <a:graphic>
             <a:graphicData uri="http://schemas.openxmlformats.org/drawingml/2006/picture">
               <pic:pic>
                 <pic:nvPicPr>
-                  <pic:cNvPr descr="psi-negro.png" id="0" name="image2.png"/>
+                  <pic:cNvPr descr="psi-negro.png" id="0" name="image1.png"/>
                   <pic:cNvPicPr preferRelativeResize="0"/>
                 </pic:nvPicPr>
                 <pic:blipFill>
@@ -30899,12 +30899,12 @@
           <wp:extent cx="425450" cy="666750"/>
           <wp:effectExtent b="0" l="0" r="0" t="0"/>
           <wp:wrapSquare wrapText="bothSides" distB="0" distT="0" distL="114300" distR="114300"/>
-          <wp:docPr descr="UNPA.JPG" id="16" name="image1.jpg"/>
+          <wp:docPr descr="UNPA.JPG" id="16" name="image3.jpg"/>
           <a:graphic>
             <a:graphicData uri="http://schemas.openxmlformats.org/drawingml/2006/picture">
               <pic:pic>
                 <pic:nvPicPr>
-                  <pic:cNvPr descr="UNPA.JPG" id="0" name="image1.jpg"/>
+                  <pic:cNvPr descr="UNPA.JPG" id="0" name="image3.jpg"/>
                   <pic:cNvPicPr preferRelativeResize="0"/>
                 </pic:nvPicPr>
                 <pic:blipFill>

--- a/Etapa Elaboración - Iteración 2/Modelo de Casos de Uso - Kairos - NexTech.docx
+++ b/Etapa Elaboración - Iteración 2/Modelo de Casos de Uso - Kairos - NexTech.docx
@@ -966,12 +966,12 @@
             <wp:extent cx="1200150" cy="1200150"/>
             <wp:effectExtent b="0" l="0" r="0" t="0"/>
             <wp:wrapSquare wrapText="bothSides" distB="0" distT="0" distL="114300" distR="114300"/>
-            <wp:docPr descr="psi-negro.png" id="17" name="image2.png"/>
+            <wp:docPr descr="psi-negro.png" id="17" name="image1.png"/>
             <a:graphic>
               <a:graphicData uri="http://schemas.openxmlformats.org/drawingml/2006/picture">
                 <pic:pic>
                   <pic:nvPicPr>
-                    <pic:cNvPr descr="psi-negro.png" id="0" name="image2.png"/>
+                    <pic:cNvPr descr="psi-negro.png" id="0" name="image1.png"/>
                     <pic:cNvPicPr preferRelativeResize="0"/>
                   </pic:nvPicPr>
                   <pic:blipFill>
@@ -1023,12 +1023,12 @@
             <wp:extent cx="1304925" cy="2019300"/>
             <wp:effectExtent b="0" l="0" r="0" t="0"/>
             <wp:wrapSquare wrapText="bothSides" distB="0" distT="0" distL="114300" distR="114300"/>
-            <wp:docPr descr="UNPA.JPG" id="19" name="image4.jpg"/>
+            <wp:docPr descr="UNPA.JPG" id="19" name="image2.jpg"/>
             <a:graphic>
               <a:graphicData uri="http://schemas.openxmlformats.org/drawingml/2006/picture">
                 <pic:pic>
                   <pic:nvPicPr>
-                    <pic:cNvPr descr="UNPA.JPG" id="0" name="image4.jpg"/>
+                    <pic:cNvPr descr="UNPA.JPG" id="0" name="image2.jpg"/>
                     <pic:cNvPicPr preferRelativeResize="0"/>
                   </pic:nvPicPr>
                   <pic:blipFill>
@@ -1412,12 +1412,12 @@
             <wp:extent cx="1200150" cy="1200150"/>
             <wp:effectExtent b="0" l="0" r="0" t="0"/>
             <wp:wrapSquare wrapText="bothSides" distB="0" distT="0" distL="114300" distR="114300"/>
-            <wp:docPr descr="psi-negro.png" id="12" name="image2.png"/>
+            <wp:docPr descr="psi-negro.png" id="12" name="image1.png"/>
             <a:graphic>
               <a:graphicData uri="http://schemas.openxmlformats.org/drawingml/2006/picture">
                 <pic:pic>
                   <pic:nvPicPr>
-                    <pic:cNvPr descr="psi-negro.png" id="0" name="image2.png"/>
+                    <pic:cNvPr descr="psi-negro.png" id="0" name="image1.png"/>
                     <pic:cNvPicPr preferRelativeResize="0"/>
                   </pic:nvPicPr>
                   <pic:blipFill>
@@ -1519,7 +1519,7 @@
     </w:p>
     <w:sdt>
       <w:sdtPr>
-        <w:id w:val="664179250"/>
+        <w:id w:val="-2049159872"/>
         <w:docPartObj>
           <w:docPartGallery w:val="Table of Contents"/>
           <w:docPartUnique w:val="1"/>
@@ -30854,12 +30854,12 @@
           <wp:extent cx="669290" cy="669290"/>
           <wp:effectExtent b="0" l="0" r="0" t="0"/>
           <wp:wrapSquare wrapText="bothSides" distB="0" distT="0" distL="114300" distR="114300"/>
-          <wp:docPr descr="psi-negro.png" id="18" name="image1.png"/>
+          <wp:docPr descr="psi-negro.png" id="18" name="image3.png"/>
           <a:graphic>
             <a:graphicData uri="http://schemas.openxmlformats.org/drawingml/2006/picture">
               <pic:pic>
                 <pic:nvPicPr>
-                  <pic:cNvPr descr="psi-negro.png" id="0" name="image1.png"/>
+                  <pic:cNvPr descr="psi-negro.png" id="0" name="image3.png"/>
                   <pic:cNvPicPr preferRelativeResize="0"/>
                 </pic:nvPicPr>
                 <pic:blipFill>
@@ -30899,12 +30899,12 @@
           <wp:extent cx="425450" cy="666750"/>
           <wp:effectExtent b="0" l="0" r="0" t="0"/>
           <wp:wrapSquare wrapText="bothSides" distB="0" distT="0" distL="114300" distR="114300"/>
-          <wp:docPr descr="UNPA.JPG" id="16" name="image3.jpg"/>
+          <wp:docPr descr="UNPA.JPG" id="16" name="image4.jpg"/>
           <a:graphic>
             <a:graphicData uri="http://schemas.openxmlformats.org/drawingml/2006/picture">
               <pic:pic>
                 <pic:nvPicPr>
-                  <pic:cNvPr descr="UNPA.JPG" id="0" name="image3.jpg"/>
+                  <pic:cNvPr descr="UNPA.JPG" id="0" name="image4.jpg"/>
                   <pic:cNvPicPr preferRelativeResize="0"/>
                 </pic:nvPicPr>
                 <pic:blipFill>

--- a/Etapa Elaboración - Iteración 2/Modelo de Casos de Uso - Kairos - NexTech.docx
+++ b/Etapa Elaboración - Iteración 2/Modelo de Casos de Uso - Kairos - NexTech.docx
@@ -143,12 +143,12 @@
                 <wp:extent cx="7940040" cy="810895"/>
                 <wp:effectExtent b="0" l="0" r="0" t="0"/>
                 <wp:wrapNone/>
-                <wp:docPr id="9" name=""/>
+                <wp:docPr id="3" name=""/>
                 <a:graphic>
                   <a:graphicData uri="http://schemas.microsoft.com/office/word/2010/wordprocessingShape">
                     <wps:wsp>
                       <wps:cNvSpPr/>
-                      <wps:cNvPr id="15" name="Shape 15"/>
+                      <wps:cNvPr id="7" name="Shape 7"/>
                       <wps:spPr>
                         <a:xfrm>
                           <a:off x="1382330" y="3380903"/>
@@ -204,12 +204,12 @@
                 <wp:extent cx="7940040" cy="810895"/>
                 <wp:effectExtent b="0" l="0" r="0" t="0"/>
                 <wp:wrapNone/>
-                <wp:docPr id="9" name="image16.png"/>
+                <wp:docPr id="3" name="image10.png"/>
                 <a:graphic>
                   <a:graphicData uri="http://schemas.openxmlformats.org/drawingml/2006/picture">
                     <pic:pic>
                       <pic:nvPicPr>
-                        <pic:cNvPr id="0" name="image16.png"/>
+                        <pic:cNvPr id="0" name="image10.png"/>
                         <pic:cNvPicPr preferRelativeResize="0"/>
                       </pic:nvPicPr>
                       <pic:blipFill>
@@ -387,12 +387,12 @@
                 <wp:extent cx="103505" cy="11228070"/>
                 <wp:effectExtent b="0" l="0" r="0" t="0"/>
                 <wp:wrapNone/>
-                <wp:docPr id="2" name=""/>
+                <wp:docPr id="5" name=""/>
                 <a:graphic>
                   <a:graphicData uri="http://schemas.microsoft.com/office/word/2010/wordprocessingShape">
                     <wps:wsp>
                       <wps:cNvSpPr/>
-                      <wps:cNvPr id="3" name="Shape 3"/>
+                      <wps:cNvPr id="9" name="Shape 9"/>
                       <wps:spPr>
                         <a:xfrm>
                           <a:off x="5300598" y="0"/>
@@ -448,12 +448,12 @@
                 <wp:extent cx="103505" cy="11228070"/>
                 <wp:effectExtent b="0" l="0" r="0" t="0"/>
                 <wp:wrapNone/>
-                <wp:docPr id="2" name="image9.png"/>
+                <wp:docPr id="5" name="image12.png"/>
                 <a:graphic>
                   <a:graphicData uri="http://schemas.openxmlformats.org/drawingml/2006/picture">
                     <pic:pic>
                       <pic:nvPicPr>
-                        <pic:cNvPr id="0" name="image9.png"/>
+                        <pic:cNvPr id="0" name="image12.png"/>
                         <pic:cNvPicPr preferRelativeResize="0"/>
                       </pic:nvPicPr>
                       <pic:blipFill>
@@ -509,12 +509,12 @@
                 <wp:extent cx="7940040" cy="810895"/>
                 <wp:effectExtent b="0" l="0" r="0" t="0"/>
                 <wp:wrapNone/>
-                <wp:docPr id="8" name=""/>
+                <wp:docPr id="9" name=""/>
                 <a:graphic>
                   <a:graphicData uri="http://schemas.microsoft.com/office/word/2010/wordprocessingShape">
                     <wps:wsp>
                       <wps:cNvSpPr/>
-                      <wps:cNvPr id="14" name="Shape 14"/>
+                      <wps:cNvPr id="15" name="Shape 15"/>
                       <wps:spPr>
                         <a:xfrm>
                           <a:off x="1382330" y="3380903"/>
@@ -570,12 +570,12 @@
                 <wp:extent cx="7940040" cy="810895"/>
                 <wp:effectExtent b="0" l="0" r="0" t="0"/>
                 <wp:wrapNone/>
-                <wp:docPr id="8" name="image15.png"/>
+                <wp:docPr id="9" name="image16.png"/>
                 <a:graphic>
                   <a:graphicData uri="http://schemas.openxmlformats.org/drawingml/2006/picture">
                     <pic:pic>
                       <pic:nvPicPr>
-                        <pic:cNvPr id="0" name="image15.png"/>
+                        <pic:cNvPr id="0" name="image16.png"/>
                         <pic:cNvPicPr preferRelativeResize="0"/>
                       </pic:nvPicPr>
                       <pic:blipFill>
@@ -966,12 +966,12 @@
             <wp:extent cx="1200150" cy="1200150"/>
             <wp:effectExtent b="0" l="0" r="0" t="0"/>
             <wp:wrapSquare wrapText="bothSides" distB="0" distT="0" distL="114300" distR="114300"/>
-            <wp:docPr descr="psi-negro.png" id="17" name="image1.png"/>
+            <wp:docPr descr="psi-negro.png" id="13" name="image3.png"/>
             <a:graphic>
               <a:graphicData uri="http://schemas.openxmlformats.org/drawingml/2006/picture">
                 <pic:pic>
                   <pic:nvPicPr>
-                    <pic:cNvPr descr="psi-negro.png" id="0" name="image1.png"/>
+                    <pic:cNvPr descr="psi-negro.png" id="0" name="image3.png"/>
                     <pic:cNvPicPr preferRelativeResize="0"/>
                   </pic:nvPicPr>
                   <pic:blipFill>
@@ -1023,12 +1023,12 @@
             <wp:extent cx="1304925" cy="2019300"/>
             <wp:effectExtent b="0" l="0" r="0" t="0"/>
             <wp:wrapSquare wrapText="bothSides" distB="0" distT="0" distL="114300" distR="114300"/>
-            <wp:docPr descr="UNPA.JPG" id="19" name="image2.jpg"/>
+            <wp:docPr descr="UNPA.JPG" id="14" name="image1.jpg"/>
             <a:graphic>
               <a:graphicData uri="http://schemas.openxmlformats.org/drawingml/2006/picture">
                 <pic:pic>
                   <pic:nvPicPr>
-                    <pic:cNvPr descr="UNPA.JPG" id="0" name="image2.jpg"/>
+                    <pic:cNvPr descr="UNPA.JPG" id="0" name="image1.jpg"/>
                     <pic:cNvPicPr preferRelativeResize="0"/>
                   </pic:nvPicPr>
                   <pic:blipFill>
@@ -1127,12 +1127,12 @@
                 <wp:extent cx="2060575" cy="7330709"/>
                 <wp:effectExtent b="0" l="0" r="0" t="0"/>
                 <wp:wrapSquare wrapText="bothSides" distB="0" distT="0" distL="114300" distR="114300"/>
-                <wp:docPr id="4" name=""/>
+                <wp:docPr id="1" name=""/>
                 <a:graphic>
                   <a:graphicData uri="http://schemas.microsoft.com/office/word/2010/wordprocessingShape">
                     <wps:wsp>
                       <wps:cNvSpPr/>
-                      <wps:cNvPr id="5" name="Shape 5"/>
+                      <wps:cNvPr id="2" name="Shape 2"/>
                       <wps:spPr>
                         <a:xfrm>
                           <a:off x="4322063" y="111923"/>
@@ -1304,12 +1304,12 @@
                 <wp:extent cx="2060575" cy="7330709"/>
                 <wp:effectExtent b="0" l="0" r="0" t="0"/>
                 <wp:wrapSquare wrapText="bothSides" distB="0" distT="0" distL="114300" distR="114300"/>
-                <wp:docPr id="4" name="image11.png"/>
+                <wp:docPr id="1" name="image8.png"/>
                 <a:graphic>
                   <a:graphicData uri="http://schemas.openxmlformats.org/drawingml/2006/picture">
                     <pic:pic>
                       <pic:nvPicPr>
-                        <pic:cNvPr id="0" name="image11.png"/>
+                        <pic:cNvPr id="0" name="image8.png"/>
                         <pic:cNvPicPr preferRelativeResize="0"/>
                       </pic:nvPicPr>
                       <pic:blipFill>
@@ -1412,12 +1412,12 @@
             <wp:extent cx="1200150" cy="1200150"/>
             <wp:effectExtent b="0" l="0" r="0" t="0"/>
             <wp:wrapSquare wrapText="bothSides" distB="0" distT="0" distL="114300" distR="114300"/>
-            <wp:docPr descr="psi-negro.png" id="12" name="image1.png"/>
+            <wp:docPr descr="psi-negro.png" id="15" name="image3.png"/>
             <a:graphic>
               <a:graphicData uri="http://schemas.openxmlformats.org/drawingml/2006/picture">
                 <pic:pic>
                   <pic:nvPicPr>
-                    <pic:cNvPr descr="psi-negro.png" id="0" name="image1.png"/>
+                    <pic:cNvPr descr="psi-negro.png" id="0" name="image3.png"/>
                     <pic:cNvPicPr preferRelativeResize="0"/>
                   </pic:nvPicPr>
                   <pic:blipFill>
@@ -1519,7 +1519,7 @@
     </w:p>
     <w:sdt>
       <w:sdtPr>
-        <w:id w:val="-2049159872"/>
+        <w:id w:val="-1645349686"/>
         <w:docPartObj>
           <w:docPartGallery w:val="Table of Contents"/>
           <w:docPartUnique w:val="1"/>
@@ -3157,7 +3157,103 @@
                 <w:vertAlign w:val="baseline"/>
                 <w:rtl w:val="0"/>
               </w:rPr>
-              <w:t xml:space="preserve">CU## Gestionar tareas: CU09, CU10,CU11,CU12, CU13, CU14, CU15, CU16</w:t>
+              <w:t xml:space="preserve">CU## Gestionar tareas: CU09, CU10,</w:t>
+            </w:r>
+          </w:hyperlink>
+          <w:hyperlink w:anchor="_38rnjyihkcg9">
+            <w:r>
+              <w:rPr>
+                <w:i w:val="1"/>
+                <w:iCs w:val="1"/>
+                <w:color w:val="548dd4"/>
+                <w:rtl w:val="0"/>
+              </w:rPr>
+              <w:t xml:space="preserve"> </w:t>
+            </w:r>
+          </w:hyperlink>
+          <w:hyperlink w:anchor="_38rnjyihkcg9">
+            <w:r>
+              <w:rPr>
+                <w:rFonts w:ascii="Calibri" w:cs="Calibri" w:eastAsia="Calibri" w:hAnsi="Calibri"/>
+                <w:b w:val="0"/>
+                <w:bCs w:val="0"/>
+                <w:i w:val="1"/>
+                <w:iCs w:val="1"/>
+                <w:smallCaps w:val="0"/>
+                <w:strike w:val="0"/>
+                <w:color w:val="548dd4"/>
+                <w:sz w:val="22"/>
+                <w:szCs w:val="22"/>
+                <w:u w:val="none"/>
+                <w:shd w:fill="auto" w:val="clear"/>
+                <w:vertAlign w:val="baseline"/>
+                <w:rtl w:val="0"/>
+              </w:rPr>
+              <w:t xml:space="preserve">CU11,</w:t>
+            </w:r>
+          </w:hyperlink>
+          <w:hyperlink w:anchor="_38rnjyihkcg9">
+            <w:r>
+              <w:rPr>
+                <w:i w:val="1"/>
+                <w:iCs w:val="1"/>
+                <w:color w:val="548dd4"/>
+                <w:rtl w:val="0"/>
+              </w:rPr>
+              <w:t xml:space="preserve"> </w:t>
+            </w:r>
+          </w:hyperlink>
+          <w:hyperlink w:anchor="_38rnjyihkcg9">
+            <w:r>
+              <w:rPr>
+                <w:rFonts w:ascii="Calibri" w:cs="Calibri" w:eastAsia="Calibri" w:hAnsi="Calibri"/>
+                <w:b w:val="0"/>
+                <w:bCs w:val="0"/>
+                <w:i w:val="1"/>
+                <w:iCs w:val="1"/>
+                <w:smallCaps w:val="0"/>
+                <w:strike w:val="0"/>
+                <w:color w:val="548dd4"/>
+                <w:sz w:val="22"/>
+                <w:szCs w:val="22"/>
+                <w:u w:val="none"/>
+                <w:shd w:fill="auto" w:val="clear"/>
+                <w:vertAlign w:val="baseline"/>
+                <w:rtl w:val="0"/>
+              </w:rPr>
+              <w:t xml:space="preserve">CU12, CU13, CU14, CU15,</w:t>
+            </w:r>
+          </w:hyperlink>
+          <w:hyperlink w:anchor="_38rnjyihkcg9">
+            <w:r>
+              <w:rPr>
+                <w:i w:val="1"/>
+                <w:iCs w:val="1"/>
+                <w:color w:val="548dd4"/>
+                <w:rtl w:val="0"/>
+              </w:rPr>
+              <w:t xml:space="preserve"> </w:t>
+            </w:r>
+          </w:hyperlink>
+          <w:hyperlink w:anchor="_38rnjyihkcg9">
+            <w:r>
+              <w:rPr>
+                <w:rFonts w:ascii="Calibri" w:cs="Calibri" w:eastAsia="Calibri" w:hAnsi="Calibri"/>
+                <w:b w:val="0"/>
+                <w:bCs w:val="0"/>
+                <w:i w:val="1"/>
+                <w:iCs w:val="1"/>
+                <w:smallCaps w:val="0"/>
+                <w:strike w:val="0"/>
+                <w:color w:val="548dd4"/>
+                <w:sz w:val="22"/>
+                <w:szCs w:val="22"/>
+                <w:u w:val="none"/>
+                <w:shd w:fill="auto" w:val="clear"/>
+                <w:vertAlign w:val="baseline"/>
+                <w:rtl w:val="0"/>
+              </w:rPr>
+              <w:t xml:space="preserve">CU16</w:t>
               <w:tab/>
               <w:t xml:space="preserve">14</w:t>
             </w:r>
@@ -3687,7 +3783,38 @@
                 <w:vertAlign w:val="baseline"/>
                 <w:rtl w:val="0"/>
               </w:rPr>
-              <w:t xml:space="preserve">CU17: Categorizar tiempo</w:t>
+              <w:t xml:space="preserve">CU17: Categorizar t</w:t>
+            </w:r>
+          </w:hyperlink>
+          <w:hyperlink w:anchor="_9xagt3kou4c9">
+            <w:r>
+              <w:rPr>
+                <w:i w:val="1"/>
+                <w:iCs w:val="1"/>
+                <w:color w:val="548dd4"/>
+                <w:rtl w:val="0"/>
+              </w:rPr>
+              <w:t xml:space="preserve">area</w:t>
+            </w:r>
+          </w:hyperlink>
+          <w:hyperlink w:anchor="_9xagt3kou4c9">
+            <w:r>
+              <w:rPr>
+                <w:rFonts w:ascii="Calibri" w:cs="Calibri" w:eastAsia="Calibri" w:hAnsi="Calibri"/>
+                <w:b w:val="0"/>
+                <w:bCs w:val="0"/>
+                <w:i w:val="1"/>
+                <w:iCs w:val="1"/>
+                <w:smallCaps w:val="0"/>
+                <w:strike w:val="0"/>
+                <w:color w:val="548dd4"/>
+                <w:sz w:val="22"/>
+                <w:szCs w:val="22"/>
+                <w:u w:val="none"/>
+                <w:shd w:fill="auto" w:val="clear"/>
+                <w:vertAlign w:val="baseline"/>
+                <w:rtl w:val="0"/>
+              </w:rPr>
               <w:tab/>
               <w:t xml:space="preserve">19</w:t>
             </w:r>
@@ -4375,13 +4502,13 @@
         <w:keepLines w:val="1"/>
         <w:numPr>
           <w:ilvl w:val="0"/>
-          <w:numId w:val="8"/>
+          <w:numId w:val="1"/>
         </w:numPr>
         <w:spacing w:after="0" w:afterAutospacing="0" w:before="240" w:lineRule="auto"/>
         <w:ind w:left="720" w:hanging="360"/>
         <w:jc w:val="both"/>
       </w:pPr>
-      <w:bookmarkStart w:colFirst="0" w:colLast="0" w:name="_97jz5u18mh11" w:id="5"/>
+      <w:bookmarkStart w:colFirst="0" w:colLast="0" w:name="_rw6vp9nwy1sy" w:id="5"/>
       <w:bookmarkEnd w:id="5"/>
       <w:r>
         <w:rPr>
@@ -4395,12 +4522,218 @@
         <w:rPr>
           <w:rtl w:val="0"/>
         </w:rPr>
-        <w:t xml:space="preserve">El sistema deberá contar con autenticación de usuarios mediante cuenta de Google.</w:t>
+        <w:t xml:space="preserve">El sistema deberá permitir la autenticación de usuarios mediante una cuenta de Google.</w:t>
+      </w:r>
+    </w:p>
+    <w:p>
+      <w:pPr>
+        <w:keepNext w:val="1"/>
+        <w:keepLines w:val="1"/>
+        <w:numPr>
+          <w:ilvl w:val="0"/>
+          <w:numId w:val="1"/>
+        </w:numPr>
+        <w:spacing w:after="0" w:afterAutospacing="0" w:before="0" w:beforeAutospacing="0" w:lineRule="auto"/>
+        <w:ind w:left="720" w:hanging="360"/>
+        <w:jc w:val="both"/>
+      </w:pPr>
+      <w:bookmarkStart w:colFirst="0" w:colLast="0" w:name="_rw6vp9nwy1sy" w:id="5"/>
+      <w:bookmarkEnd w:id="5"/>
+      <w:r>
+        <w:rPr>
+          <w:b w:val="1"/>
+          <w:bCs w:val="1"/>
+          <w:rtl w:val="0"/>
+        </w:rPr>
+        <w:t xml:space="preserve">RF02: </w:t>
       </w:r>
       <w:r>
         <w:rPr>
           <w:rtl w:val="0"/>
         </w:rPr>
+        <w:t xml:space="preserve">El sistema deberá permitir al Administrador asignar líderes de proyecto a cada proyecto.</w:t>
+      </w:r>
+    </w:p>
+    <w:p>
+      <w:pPr>
+        <w:keepNext w:val="1"/>
+        <w:keepLines w:val="1"/>
+        <w:numPr>
+          <w:ilvl w:val="0"/>
+          <w:numId w:val="1"/>
+        </w:numPr>
+        <w:spacing w:after="0" w:afterAutospacing="0" w:before="0" w:beforeAutospacing="0" w:lineRule="auto"/>
+        <w:ind w:left="720" w:hanging="360"/>
+        <w:jc w:val="both"/>
+      </w:pPr>
+      <w:bookmarkStart w:colFirst="0" w:colLast="0" w:name="_rw6vp9nwy1sy" w:id="5"/>
+      <w:bookmarkEnd w:id="5"/>
+      <w:r>
+        <w:rPr>
+          <w:b w:val="1"/>
+          <w:bCs w:val="1"/>
+          <w:rtl w:val="0"/>
+        </w:rPr>
+        <w:t xml:space="preserve">RF03: </w:t>
+      </w:r>
+      <w:r>
+        <w:rPr>
+          <w:rtl w:val="0"/>
+        </w:rPr>
+        <w:t xml:space="preserve">El sistema deberá crear un perfil de usuario con los atributos “nombre” y “correo electrónico”.</w:t>
+      </w:r>
+    </w:p>
+    <w:p>
+      <w:pPr>
+        <w:keepNext w:val="1"/>
+        <w:keepLines w:val="1"/>
+        <w:numPr>
+          <w:ilvl w:val="0"/>
+          <w:numId w:val="1"/>
+        </w:numPr>
+        <w:spacing w:after="240" w:before="0" w:beforeAutospacing="0" w:lineRule="auto"/>
+        <w:ind w:left="720" w:hanging="360"/>
+        <w:jc w:val="both"/>
+      </w:pPr>
+      <w:bookmarkStart w:colFirst="0" w:colLast="0" w:name="_rw6vp9nwy1sy" w:id="5"/>
+      <w:bookmarkEnd w:id="5"/>
+      <w:r>
+        <w:rPr>
+          <w:b w:val="1"/>
+          <w:bCs w:val="1"/>
+          <w:rtl w:val="0"/>
+        </w:rPr>
+        <w:t xml:space="preserve">RF04: </w:t>
+      </w:r>
+      <w:r>
+        <w:rPr>
+          <w:rtl w:val="0"/>
+        </w:rPr>
+        <w:t xml:space="preserve">El sistema deberá permitir la asignación de múltiples roles a un mismo usuario dentro de un proyecto.</w:t>
+      </w:r>
+      <w:r>
+        <w:rPr>
+          <w:rtl w:val="0"/>
+        </w:rPr>
+      </w:r>
+    </w:p>
+    <w:p>
+      <w:pPr>
+        <w:pStyle w:val="Heading3"/>
+        <w:spacing w:after="240" w:before="240" w:lineRule="auto"/>
+        <w:ind w:left="0"/>
+        <w:rPr/>
+      </w:pPr>
+      <w:bookmarkStart w:colFirst="0" w:colLast="0" w:name="_31fvauy4oe2h" w:id="6"/>
+      <w:bookmarkEnd w:id="6"/>
+      <w:r>
+        <w:rPr>
+          <w:rtl w:val="0"/>
+        </w:rPr>
+        <w:t xml:space="preserve">Gestión de proyectos</w:t>
+      </w:r>
+    </w:p>
+    <w:p>
+      <w:pPr>
+        <w:keepNext w:val="1"/>
+        <w:keepLines w:val="1"/>
+        <w:numPr>
+          <w:ilvl w:val="0"/>
+          <w:numId w:val="4"/>
+        </w:numPr>
+        <w:spacing w:after="0" w:afterAutospacing="0" w:before="240" w:lineRule="auto"/>
+        <w:ind w:left="720" w:hanging="360"/>
+        <w:jc w:val="both"/>
+      </w:pPr>
+      <w:bookmarkStart w:colFirst="0" w:colLast="0" w:name="_fifzb1p870ek" w:id="7"/>
+      <w:bookmarkEnd w:id="7"/>
+      <w:r>
+        <w:rPr>
+          <w:b w:val="1"/>
+          <w:bCs w:val="1"/>
+          <w:rtl w:val="0"/>
+        </w:rPr>
+        <w:t xml:space="preserve">RF05: </w:t>
+      </w:r>
+      <w:r>
+        <w:rPr>
+          <w:rtl w:val="0"/>
+        </w:rPr>
+        <w:t xml:space="preserve">El sistema deberá permitir al Administrador crear proyectos.</w:t>
+      </w:r>
+    </w:p>
+    <w:p>
+      <w:pPr>
+        <w:keepNext w:val="1"/>
+        <w:keepLines w:val="1"/>
+        <w:numPr>
+          <w:ilvl w:val="0"/>
+          <w:numId w:val="4"/>
+        </w:numPr>
+        <w:spacing w:after="0" w:afterAutospacing="0" w:before="0" w:beforeAutospacing="0" w:lineRule="auto"/>
+        <w:ind w:left="720" w:hanging="360"/>
+        <w:jc w:val="both"/>
+      </w:pPr>
+      <w:bookmarkStart w:colFirst="0" w:colLast="0" w:name="_fifzb1p870ek" w:id="7"/>
+      <w:bookmarkEnd w:id="7"/>
+      <w:r>
+        <w:rPr>
+          <w:b w:val="1"/>
+          <w:bCs w:val="1"/>
+          <w:rtl w:val="0"/>
+        </w:rPr>
+        <w:t xml:space="preserve">RF06: </w:t>
+      </w:r>
+      <w:r>
+        <w:rPr>
+          <w:rtl w:val="0"/>
+        </w:rPr>
+        <w:t xml:space="preserve">El sistema deberá permitir a los usuarios acceder y modificar proyectos.</w:t>
+      </w:r>
+    </w:p>
+    <w:p>
+      <w:pPr>
+        <w:keepNext w:val="1"/>
+        <w:keepLines w:val="1"/>
+        <w:numPr>
+          <w:ilvl w:val="0"/>
+          <w:numId w:val="4"/>
+        </w:numPr>
+        <w:spacing w:after="240" w:before="0" w:beforeAutospacing="0" w:lineRule="auto"/>
+        <w:ind w:left="720" w:hanging="360"/>
+        <w:jc w:val="both"/>
+      </w:pPr>
+      <w:bookmarkStart w:colFirst="0" w:colLast="0" w:name="_fifzb1p870ek" w:id="7"/>
+      <w:bookmarkEnd w:id="7"/>
+      <w:r>
+        <w:rPr>
+          <w:b w:val="1"/>
+          <w:bCs w:val="1"/>
+          <w:rtl w:val="0"/>
+        </w:rPr>
+        <w:t xml:space="preserve">RF07: </w:t>
+      </w:r>
+      <w:r>
+        <w:rPr>
+          <w:rtl w:val="0"/>
+        </w:rPr>
+        <w:t xml:space="preserve">El sistema deberá permitir al Administrador asignar los usuarios participantes de cada proyecto.</w:t>
+      </w:r>
+    </w:p>
+    <w:p>
+      <w:pPr>
+        <w:pStyle w:val="Heading3"/>
+        <w:spacing w:after="240" w:before="240" w:lineRule="auto"/>
+        <w:ind w:left="0"/>
+        <w:rPr/>
+      </w:pPr>
+      <w:bookmarkStart w:colFirst="0" w:colLast="0" w:name="_yzucgvlxn9vt" w:id="8"/>
+      <w:bookmarkEnd w:id="8"/>
+      <w:r>
+        <w:rPr>
+          <w:rtl w:val="0"/>
+        </w:rPr>
+        <w:t xml:space="preserve">Planificación</w:t>
       </w:r>
     </w:p>
     <w:p>
@@ -4411,54 +4744,25 @@
           <w:ilvl w:val="0"/>
           <w:numId w:val="8"/>
         </w:numPr>
-        <w:spacing w:after="0" w:afterAutospacing="0" w:before="0" w:beforeAutospacing="0" w:lineRule="auto"/>
+        <w:spacing w:after="0" w:afterAutospacing="0" w:before="240" w:lineRule="auto"/>
         <w:ind w:left="720" w:hanging="360"/>
         <w:jc w:val="both"/>
       </w:pPr>
-      <w:bookmarkStart w:colFirst="0" w:colLast="0" w:name="_on7h2ynf42vi" w:id="6"/>
-      <w:bookmarkEnd w:id="6"/>
+      <w:bookmarkStart w:colFirst="0" w:colLast="0" w:name="_qz21v3rsff3s" w:id="9"/>
+      <w:bookmarkEnd w:id="9"/>
       <w:r>
         <w:rPr>
           <w:b w:val="1"/>
           <w:bCs w:val="1"/>
           <w:rtl w:val="0"/>
         </w:rPr>
-        <w:t xml:space="preserve">RF02: </w:t>
+        <w:t xml:space="preserve">RF08: </w:t>
       </w:r>
       <w:r>
         <w:rPr>
           <w:rtl w:val="0"/>
         </w:rPr>
-        <w:t xml:space="preserve">El sistema deberá permitir al Administrador asignar a los líder/es de proyecto/s a cada proyecto.</w:t>
-      </w:r>
-    </w:p>
-    <w:p>
-      <w:pPr>
-        <w:keepNext w:val="1"/>
-        <w:keepLines w:val="1"/>
-        <w:numPr>
-          <w:ilvl w:val="0"/>
-          <w:numId w:val="8"/>
-        </w:numPr>
-        <w:spacing w:after="0" w:afterAutospacing="0" w:before="0" w:beforeAutospacing="0" w:lineRule="auto"/>
-        <w:ind w:left="720" w:hanging="360"/>
-        <w:jc w:val="both"/>
-      </w:pPr>
-      <w:bookmarkStart w:colFirst="0" w:colLast="0" w:name="_it3n9d98tzui" w:id="7"/>
-      <w:bookmarkEnd w:id="7"/>
-      <w:r>
-        <w:rPr>
-          <w:b w:val="1"/>
-          <w:bCs w:val="1"/>
-          <w:rtl w:val="0"/>
-        </w:rPr>
-        <w:t xml:space="preserve">RF03: </w:t>
-      </w:r>
-      <w:r>
-        <w:rPr>
-          <w:rtl w:val="0"/>
-        </w:rPr>
-        <w:t xml:space="preserve">El sistema deberá  realizar la creación de un perfil de usuario con los atributos ‘nombre’ y ‘correo electrónico'.</w:t>
+        <w:t xml:space="preserve">El sistema deberá permitir planificar las etapas de un proyecto.</w:t>
       </w:r>
     </w:p>
     <w:p>
@@ -4473,21 +4777,26 @@
         <w:ind w:left="720" w:hanging="360"/>
         <w:jc w:val="both"/>
       </w:pPr>
-      <w:bookmarkStart w:colFirst="0" w:colLast="0" w:name="_rw6vp9nwy1sy" w:id="8"/>
-      <w:bookmarkEnd w:id="8"/>
+      <w:bookmarkStart w:colFirst="0" w:colLast="0" w:name="_qz21v3rsff3s" w:id="9"/>
+      <w:bookmarkEnd w:id="9"/>
       <w:r>
         <w:rPr>
           <w:b w:val="1"/>
           <w:bCs w:val="1"/>
           <w:rtl w:val="0"/>
         </w:rPr>
-        <w:t xml:space="preserve">RF04: </w:t>
+        <w:t xml:space="preserve">RF09: </w:t>
       </w:r>
       <w:r>
         <w:rPr>
           <w:rtl w:val="0"/>
         </w:rPr>
-        <w:t xml:space="preserve">El sistema deberá permitir la asignación de múltiples roles a un mismo usuario dentro de un proyecto.</w:t>
+        <w:t xml:space="preserve">El sistema deberá permitir planificar iteraciones dentro de cada etapa.</w:t>
+      </w:r>
+      <w:r>
+        <w:rPr>
+          <w:rtl w:val="0"/>
+        </w:rPr>
       </w:r>
     </w:p>
     <w:p>
@@ -4497,495 +4806,13 @@
         <w:ind w:left="0"/>
         <w:rPr/>
       </w:pPr>
-      <w:bookmarkStart w:colFirst="0" w:colLast="0" w:name="_31fvauy4oe2h" w:id="9"/>
-      <w:bookmarkEnd w:id="9"/>
-      <w:r>
-        <w:rPr>
-          <w:rtl w:val="0"/>
-        </w:rPr>
-        <w:t xml:space="preserve">Gestión de proyectos</w:t>
-      </w:r>
-    </w:p>
-    <w:p>
-      <w:pPr>
-        <w:keepNext w:val="1"/>
-        <w:keepLines w:val="1"/>
-        <w:numPr>
-          <w:ilvl w:val="0"/>
-          <w:numId w:val="7"/>
-        </w:numPr>
-        <w:spacing w:after="0" w:afterAutospacing="0" w:before="240" w:lineRule="auto"/>
-        <w:ind w:left="720" w:hanging="360"/>
-        <w:jc w:val="both"/>
-      </w:pPr>
-      <w:bookmarkStart w:colFirst="0" w:colLast="0" w:name="_5c55a8hyw4n5" w:id="10"/>
+      <w:bookmarkStart w:colFirst="0" w:colLast="0" w:name="_dhytzd1appug" w:id="10"/>
       <w:bookmarkEnd w:id="10"/>
       <w:r>
         <w:rPr>
-          <w:b w:val="1"/>
-          <w:bCs w:val="1"/>
           <w:rtl w:val="0"/>
         </w:rPr>
-        <w:t xml:space="preserve">RF05: </w:t>
-      </w:r>
-      <w:r>
-        <w:rPr>
-          <w:rtl w:val="0"/>
-        </w:rPr>
-        <w:t xml:space="preserve">El sistema deberá permitir al Administrador crear y acceder a proyectos.</w:t>
-      </w:r>
-      <w:r>
-        <w:rPr>
-          <w:rtl w:val="0"/>
-        </w:rPr>
-      </w:r>
-    </w:p>
-    <w:p>
-      <w:pPr>
-        <w:keepNext w:val="1"/>
-        <w:keepLines w:val="1"/>
-        <w:numPr>
-          <w:ilvl w:val="0"/>
-          <w:numId w:val="7"/>
-        </w:numPr>
-        <w:spacing w:after="0" w:afterAutospacing="0" w:before="0" w:beforeAutospacing="0" w:lineRule="auto"/>
-        <w:ind w:left="720" w:hanging="360"/>
-        <w:jc w:val="both"/>
-      </w:pPr>
-      <w:bookmarkStart w:colFirst="0" w:colLast="0" w:name="_5c55a8hyw4n5" w:id="10"/>
-      <w:bookmarkEnd w:id="10"/>
-      <w:r>
-        <w:rPr>
-          <w:b w:val="1"/>
-          <w:bCs w:val="1"/>
-          <w:rtl w:val="0"/>
-        </w:rPr>
-        <w:t xml:space="preserve">RF06: </w:t>
-      </w:r>
-      <w:r>
-        <w:rPr>
-          <w:rtl w:val="0"/>
-        </w:rPr>
-        <w:t xml:space="preserve">El sistema deberá permitir a los usuarios modificar y acceder a proyectos.</w:t>
-      </w:r>
-    </w:p>
-    <w:p>
-      <w:pPr>
-        <w:keepNext w:val="1"/>
-        <w:keepLines w:val="1"/>
-        <w:numPr>
-          <w:ilvl w:val="0"/>
-          <w:numId w:val="7"/>
-        </w:numPr>
-        <w:spacing w:after="240" w:before="0" w:beforeAutospacing="0" w:lineRule="auto"/>
-        <w:ind w:left="720" w:hanging="360"/>
-        <w:jc w:val="both"/>
-      </w:pPr>
-      <w:bookmarkStart w:colFirst="0" w:colLast="0" w:name="_fifzb1p870ek" w:id="11"/>
-      <w:bookmarkEnd w:id="11"/>
-      <w:r>
-        <w:rPr>
-          <w:b w:val="1"/>
-          <w:bCs w:val="1"/>
-          <w:rtl w:val="0"/>
-        </w:rPr>
-        <w:t xml:space="preserve">RF07: </w:t>
-      </w:r>
-      <w:r>
-        <w:rPr>
-          <w:rtl w:val="0"/>
-        </w:rPr>
-        <w:t xml:space="preserve">El sistema deberá permitir al Administrador asignar los usuarios participantes de cada proyecto.</w:t>
-      </w:r>
-    </w:p>
-    <w:p>
-      <w:pPr>
-        <w:pStyle w:val="Heading3"/>
-        <w:spacing w:after="240" w:before="240" w:lineRule="auto"/>
-        <w:ind w:left="0"/>
-        <w:rPr/>
-      </w:pPr>
-      <w:bookmarkStart w:colFirst="0" w:colLast="0" w:name="_yzucgvlxn9vt" w:id="12"/>
-      <w:bookmarkEnd w:id="12"/>
-      <w:r>
-        <w:rPr>
-          <w:rtl w:val="0"/>
-        </w:rPr>
-        <w:t xml:space="preserve">Planificación</w:t>
-      </w:r>
-    </w:p>
-    <w:p>
-      <w:pPr>
-        <w:keepNext w:val="1"/>
-        <w:keepLines w:val="1"/>
-        <w:numPr>
-          <w:ilvl w:val="0"/>
-          <w:numId w:val="3"/>
-        </w:numPr>
-        <w:spacing w:after="0" w:afterAutospacing="0" w:before="240" w:lineRule="auto"/>
-        <w:ind w:left="720" w:hanging="360"/>
-        <w:jc w:val="both"/>
-      </w:pPr>
-      <w:bookmarkStart w:colFirst="0" w:colLast="0" w:name="_kdjzz7weeeax" w:id="13"/>
-      <w:bookmarkEnd w:id="13"/>
-      <w:r>
-        <w:rPr>
-          <w:b w:val="1"/>
-          <w:bCs w:val="1"/>
-          <w:rtl w:val="0"/>
-        </w:rPr>
-        <w:t xml:space="preserve">RF08: </w:t>
-      </w:r>
-      <w:r>
-        <w:rPr>
-          <w:rtl w:val="0"/>
-        </w:rPr>
-        <w:t xml:space="preserve">El sistema deberá permitir planificar las etapas de un proyecto.</w:t>
-      </w:r>
-    </w:p>
-    <w:p>
-      <w:pPr>
-        <w:keepNext w:val="1"/>
-        <w:keepLines w:val="1"/>
-        <w:numPr>
-          <w:ilvl w:val="0"/>
-          <w:numId w:val="3"/>
-        </w:numPr>
-        <w:spacing w:after="240" w:before="0" w:beforeAutospacing="0" w:lineRule="auto"/>
-        <w:ind w:left="720" w:hanging="360"/>
-        <w:jc w:val="both"/>
-      </w:pPr>
-      <w:bookmarkStart w:colFirst="0" w:colLast="0" w:name="_qz21v3rsff3s" w:id="14"/>
-      <w:bookmarkEnd w:id="14"/>
-      <w:r>
-        <w:rPr>
-          <w:b w:val="1"/>
-          <w:bCs w:val="1"/>
-          <w:rtl w:val="0"/>
-        </w:rPr>
-        <w:t xml:space="preserve">RF09: </w:t>
-      </w:r>
-      <w:r>
-        <w:rPr>
-          <w:rtl w:val="0"/>
-        </w:rPr>
-        <w:t xml:space="preserve">El sistema deberá permitir planificar iteraciones dentro de cada etapa.</w:t>
-      </w:r>
-      <w:r>
-        <w:rPr>
-          <w:rtl w:val="0"/>
-        </w:rPr>
-      </w:r>
-    </w:p>
-    <w:p>
-      <w:pPr>
-        <w:pStyle w:val="Heading3"/>
-        <w:spacing w:after="240" w:before="240" w:lineRule="auto"/>
-        <w:ind w:left="0"/>
-        <w:rPr/>
-      </w:pPr>
-      <w:bookmarkStart w:colFirst="0" w:colLast="0" w:name="_dhytzd1appug" w:id="15"/>
-      <w:bookmarkEnd w:id="15"/>
-      <w:r>
-        <w:rPr>
-          <w:rtl w:val="0"/>
-        </w:rPr>
         <w:t xml:space="preserve">Gestión de tareas</w:t>
-      </w:r>
-    </w:p>
-    <w:p>
-      <w:pPr>
-        <w:keepNext w:val="1"/>
-        <w:keepLines w:val="1"/>
-        <w:numPr>
-          <w:ilvl w:val="0"/>
-          <w:numId w:val="14"/>
-        </w:numPr>
-        <w:spacing w:after="0" w:afterAutospacing="0" w:before="240" w:lineRule="auto"/>
-        <w:ind w:left="720" w:hanging="360"/>
-        <w:jc w:val="both"/>
-      </w:pPr>
-      <w:bookmarkStart w:colFirst="0" w:colLast="0" w:name="_5y79ril61b76" w:id="16"/>
-      <w:bookmarkEnd w:id="16"/>
-      <w:r>
-        <w:rPr>
-          <w:b w:val="1"/>
-          <w:bCs w:val="1"/>
-          <w:rtl w:val="0"/>
-        </w:rPr>
-        <w:t xml:space="preserve">RF10: </w:t>
-      </w:r>
-      <w:r>
-        <w:rPr>
-          <w:rtl w:val="0"/>
-        </w:rPr>
-        <w:t xml:space="preserve">El sistema debe permitir al líder del proyecto crear tareas.</w:t>
-      </w:r>
-      <w:r>
-        <w:rPr>
-          <w:rtl w:val="0"/>
-        </w:rPr>
-      </w:r>
-    </w:p>
-    <w:p>
-      <w:pPr>
-        <w:keepNext w:val="1"/>
-        <w:keepLines w:val="1"/>
-        <w:numPr>
-          <w:ilvl w:val="0"/>
-          <w:numId w:val="14"/>
-        </w:numPr>
-        <w:spacing w:after="0" w:afterAutospacing="0" w:before="0" w:beforeAutospacing="0" w:lineRule="auto"/>
-        <w:ind w:left="720" w:hanging="360"/>
-        <w:jc w:val="both"/>
-      </w:pPr>
-      <w:bookmarkStart w:colFirst="0" w:colLast="0" w:name="_nzu2ykk63u0b" w:id="17"/>
-      <w:bookmarkEnd w:id="17"/>
-      <w:r>
-        <w:rPr>
-          <w:b w:val="1"/>
-          <w:bCs w:val="1"/>
-          <w:rtl w:val="0"/>
-        </w:rPr>
-        <w:t xml:space="preserve">RF11: </w:t>
-      </w:r>
-      <w:r>
-        <w:rPr>
-          <w:rtl w:val="0"/>
-        </w:rPr>
-        <w:t xml:space="preserve">El sistema deberá permitir realizar estimaciones sobre las tareas creadas.</w:t>
-      </w:r>
-    </w:p>
-    <w:p>
-      <w:pPr>
-        <w:keepNext w:val="1"/>
-        <w:keepLines w:val="1"/>
-        <w:numPr>
-          <w:ilvl w:val="0"/>
-          <w:numId w:val="14"/>
-        </w:numPr>
-        <w:spacing w:after="0" w:afterAutospacing="0" w:before="0" w:beforeAutospacing="0" w:lineRule="auto"/>
-        <w:ind w:left="720" w:hanging="360"/>
-        <w:jc w:val="both"/>
-      </w:pPr>
-      <w:bookmarkStart w:colFirst="0" w:colLast="0" w:name="_8bfm913zf7uf" w:id="18"/>
-      <w:bookmarkEnd w:id="18"/>
-      <w:r>
-        <w:rPr>
-          <w:b w:val="1"/>
-          <w:bCs w:val="1"/>
-          <w:rtl w:val="0"/>
-        </w:rPr>
-        <w:t xml:space="preserve">RF12: </w:t>
-      </w:r>
-      <w:r>
-        <w:rPr>
-          <w:rtl w:val="0"/>
-        </w:rPr>
-        <w:t xml:space="preserve">El sistema deberá permitir a los líderes de proyecto añadir, modificar y eliminar categorías de tareas (por ejemplo, </w:t>
-      </w:r>
-      <w:r>
-        <w:rPr>
-          <w:i w:val="1"/>
-          <w:iCs w:val="1"/>
-          <w:rtl w:val="0"/>
-        </w:rPr>
-        <w:t xml:space="preserve">Codificación</w:t>
-      </w:r>
-      <w:r>
-        <w:rPr>
-          <w:rtl w:val="0"/>
-        </w:rPr>
-        <w:t xml:space="preserve">).</w:t>
-      </w:r>
-    </w:p>
-    <w:p>
-      <w:pPr>
-        <w:keepNext w:val="1"/>
-        <w:keepLines w:val="1"/>
-        <w:numPr>
-          <w:ilvl w:val="0"/>
-          <w:numId w:val="14"/>
-        </w:numPr>
-        <w:spacing w:after="0" w:afterAutospacing="0" w:before="0" w:beforeAutospacing="0" w:lineRule="auto"/>
-        <w:ind w:left="720" w:hanging="360"/>
-        <w:jc w:val="both"/>
-      </w:pPr>
-      <w:bookmarkStart w:colFirst="0" w:colLast="0" w:name="_xavccwx7ophp" w:id="19"/>
-      <w:bookmarkEnd w:id="19"/>
-      <w:r>
-        <w:rPr>
-          <w:b w:val="1"/>
-          <w:bCs w:val="1"/>
-          <w:rtl w:val="0"/>
-        </w:rPr>
-        <w:t xml:space="preserve">RF13: </w:t>
-      </w:r>
-      <w:r>
-        <w:rPr>
-          <w:rtl w:val="0"/>
-        </w:rPr>
-        <w:t xml:space="preserve">El sistema deberá permitir que los miembros propongan tareas fuera de la planificación. Estas tareas deberán quedar en estado “pendiente de aprobación” hasta que el líder de proyecto las acepte o rechace.</w:t>
-      </w:r>
-    </w:p>
-    <w:p>
-      <w:pPr>
-        <w:keepNext w:val="1"/>
-        <w:keepLines w:val="1"/>
-        <w:numPr>
-          <w:ilvl w:val="0"/>
-          <w:numId w:val="14"/>
-        </w:numPr>
-        <w:spacing w:after="0" w:afterAutospacing="0" w:before="0" w:beforeAutospacing="0" w:lineRule="auto"/>
-        <w:ind w:left="720" w:hanging="360"/>
-        <w:jc w:val="both"/>
-      </w:pPr>
-      <w:bookmarkStart w:colFirst="0" w:colLast="0" w:name="_1linrnrrarh9" w:id="20"/>
-      <w:bookmarkEnd w:id="20"/>
-      <w:r>
-        <w:rPr>
-          <w:b w:val="1"/>
-          <w:bCs w:val="1"/>
-          <w:rtl w:val="0"/>
-        </w:rPr>
-        <w:t xml:space="preserve">RF14: </w:t>
-      </w:r>
-      <w:r>
-        <w:rPr>
-          <w:rtl w:val="0"/>
-        </w:rPr>
-        <w:t xml:space="preserve">El sistema deberá permitir asignar dependencias entre tareas.</w:t>
-      </w:r>
-    </w:p>
-    <w:p>
-      <w:pPr>
-        <w:keepNext w:val="1"/>
-        <w:keepLines w:val="1"/>
-        <w:numPr>
-          <w:ilvl w:val="0"/>
-          <w:numId w:val="14"/>
-        </w:numPr>
-        <w:spacing w:after="0" w:afterAutospacing="0" w:before="0" w:beforeAutospacing="0" w:lineRule="auto"/>
-        <w:ind w:left="720" w:hanging="360"/>
-        <w:jc w:val="both"/>
-      </w:pPr>
-      <w:bookmarkStart w:colFirst="0" w:colLast="0" w:name="_4v8xmuy0exs2" w:id="21"/>
-      <w:bookmarkEnd w:id="21"/>
-      <w:r>
-        <w:rPr>
-          <w:b w:val="1"/>
-          <w:bCs w:val="1"/>
-          <w:rtl w:val="0"/>
-        </w:rPr>
-        <w:t xml:space="preserve">RF15: </w:t>
-      </w:r>
-      <w:r>
-        <w:rPr>
-          <w:rtl w:val="0"/>
-        </w:rPr>
-        <w:t xml:space="preserve">El sistema no deberá permitir el inicio de una tarea que dependa de otra que aún no se encuentre finalizada.</w:t>
-      </w:r>
-    </w:p>
-    <w:p>
-      <w:pPr>
-        <w:keepNext w:val="1"/>
-        <w:keepLines w:val="1"/>
-        <w:numPr>
-          <w:ilvl w:val="0"/>
-          <w:numId w:val="14"/>
-        </w:numPr>
-        <w:spacing w:after="0" w:afterAutospacing="0" w:before="0" w:beforeAutospacing="0" w:lineRule="auto"/>
-        <w:ind w:left="720" w:hanging="360"/>
-        <w:jc w:val="both"/>
-      </w:pPr>
-      <w:bookmarkStart w:colFirst="0" w:colLast="0" w:name="_xbrhq8o0bx8q" w:id="22"/>
-      <w:bookmarkEnd w:id="22"/>
-      <w:r>
-        <w:rPr>
-          <w:b w:val="1"/>
-          <w:bCs w:val="1"/>
-          <w:rtl w:val="0"/>
-        </w:rPr>
-        <w:t xml:space="preserve">RF16: </w:t>
-      </w:r>
-      <w:r>
-        <w:rPr>
-          <w:rtl w:val="0"/>
-        </w:rPr>
-        <w:t xml:space="preserve">El sistema deberá permitir modificar el estado de una tarea.</w:t>
-      </w:r>
-    </w:p>
-    <w:p>
-      <w:pPr>
-        <w:keepNext w:val="1"/>
-        <w:keepLines w:val="1"/>
-        <w:numPr>
-          <w:ilvl w:val="0"/>
-          <w:numId w:val="14"/>
-        </w:numPr>
-        <w:spacing w:after="0" w:afterAutospacing="0" w:before="0" w:beforeAutospacing="0" w:lineRule="auto"/>
-        <w:ind w:left="720" w:hanging="360"/>
-        <w:jc w:val="both"/>
-      </w:pPr>
-      <w:bookmarkStart w:colFirst="0" w:colLast="0" w:name="_rvmo5euf4ttr" w:id="23"/>
-      <w:bookmarkEnd w:id="23"/>
-      <w:r>
-        <w:rPr>
-          <w:b w:val="1"/>
-          <w:bCs w:val="1"/>
-          <w:rtl w:val="0"/>
-        </w:rPr>
-        <w:t xml:space="preserve">RF17: </w:t>
-      </w:r>
-      <w:r>
-        <w:rPr>
-          <w:rtl w:val="0"/>
-        </w:rPr>
-        <w:t xml:space="preserve">El sistema deberá permitir visualizar los diferentes estados de cada tarea.</w:t>
-      </w:r>
-    </w:p>
-    <w:p>
-      <w:pPr>
-        <w:keepNext w:val="1"/>
-        <w:keepLines w:val="1"/>
-        <w:numPr>
-          <w:ilvl w:val="0"/>
-          <w:numId w:val="14"/>
-        </w:numPr>
-        <w:spacing w:after="240" w:before="0" w:beforeAutospacing="0" w:lineRule="auto"/>
-        <w:ind w:left="720" w:hanging="360"/>
-        <w:jc w:val="both"/>
-      </w:pPr>
-      <w:bookmarkStart w:colFirst="0" w:colLast="0" w:name="_vgzknrkg5nri" w:id="24"/>
-      <w:bookmarkEnd w:id="24"/>
-      <w:r>
-        <w:rPr>
-          <w:b w:val="1"/>
-          <w:bCs w:val="1"/>
-          <w:rtl w:val="0"/>
-        </w:rPr>
-        <w:t xml:space="preserve">RF18: </w:t>
-      </w:r>
-      <w:r>
-        <w:rPr>
-          <w:rtl w:val="0"/>
-        </w:rPr>
-        <w:t xml:space="preserve">El sistema deberá permitir realizar comentarios sobre una tarea.</w:t>
-      </w:r>
-    </w:p>
-    <w:p>
-      <w:pPr>
-        <w:pStyle w:val="Heading3"/>
-        <w:spacing w:after="240" w:before="240" w:lineRule="auto"/>
-        <w:rPr/>
-      </w:pPr>
-      <w:bookmarkStart w:colFirst="0" w:colLast="0" w:name="_barlgh2rfumj" w:id="25"/>
-      <w:bookmarkEnd w:id="25"/>
-      <w:r>
-        <w:rPr>
-          <w:rtl w:val="0"/>
-        </w:rPr>
-        <w:t xml:space="preserve">Registro de tiempos y seguimiento</w:t>
       </w:r>
     </w:p>
     <w:p>
@@ -5000,21 +4827,21 @@
         <w:ind w:left="720" w:hanging="360"/>
         <w:jc w:val="both"/>
       </w:pPr>
-      <w:bookmarkStart w:colFirst="0" w:colLast="0" w:name="_uddipqvsu779" w:id="26"/>
-      <w:bookmarkEnd w:id="26"/>
+      <w:bookmarkStart w:colFirst="0" w:colLast="0" w:name="_5y79ril61b76" w:id="11"/>
+      <w:bookmarkEnd w:id="11"/>
       <w:r>
         <w:rPr>
           <w:b w:val="1"/>
           <w:bCs w:val="1"/>
           <w:rtl w:val="0"/>
         </w:rPr>
-        <w:t xml:space="preserve">RF19: </w:t>
+        <w:t xml:space="preserve">RF10: </w:t>
       </w:r>
       <w:r>
         <w:rPr>
           <w:rtl w:val="0"/>
         </w:rPr>
-        <w:t xml:space="preserve">El sistema deberá permitir registrar el tiempo real trabajado en las actividades en el momento en que se realizan.</w:t>
+        <w:t xml:space="preserve">El sistema deberá permitir al líder del proyecto crear tareas.</w:t>
       </w:r>
     </w:p>
     <w:p>
@@ -5029,21 +4856,21 @@
         <w:ind w:left="720" w:hanging="360"/>
         <w:jc w:val="both"/>
       </w:pPr>
-      <w:bookmarkStart w:colFirst="0" w:colLast="0" w:name="_d7e084ru3akq" w:id="27"/>
-      <w:bookmarkEnd w:id="27"/>
+      <w:bookmarkStart w:colFirst="0" w:colLast="0" w:name="_5y79ril61b76" w:id="11"/>
+      <w:bookmarkEnd w:id="11"/>
       <w:r>
         <w:rPr>
           <w:b w:val="1"/>
           <w:bCs w:val="1"/>
           <w:rtl w:val="0"/>
         </w:rPr>
-        <w:t xml:space="preserve">RF20: </w:t>
+        <w:t xml:space="preserve">RF11: </w:t>
       </w:r>
       <w:r>
         <w:rPr>
           <w:rtl w:val="0"/>
         </w:rPr>
-        <w:t xml:space="preserve">El sistema deberá permitir al usuario ingresar manualmente el tiempo trabajado en una tarea cuando este se haya realizado fuera del sistema.</w:t>
+        <w:t xml:space="preserve">El sistema deberá permitir realizar estimaciones de tiempo sobre las tareas creadas.</w:t>
       </w:r>
     </w:p>
     <w:p>
@@ -5058,21 +4885,21 @@
         <w:ind w:left="720" w:hanging="360"/>
         <w:jc w:val="both"/>
       </w:pPr>
-      <w:bookmarkStart w:colFirst="0" w:colLast="0" w:name="_abrp2ullnxum" w:id="28"/>
-      <w:bookmarkEnd w:id="28"/>
+      <w:bookmarkStart w:colFirst="0" w:colLast="0" w:name="_5y79ril61b76" w:id="11"/>
+      <w:bookmarkEnd w:id="11"/>
       <w:r>
         <w:rPr>
           <w:b w:val="1"/>
           <w:bCs w:val="1"/>
           <w:rtl w:val="0"/>
         </w:rPr>
-        <w:t xml:space="preserve">RF21:</w:t>
+        <w:t xml:space="preserve">RF12: </w:t>
       </w:r>
       <w:r>
         <w:rPr>
           <w:rtl w:val="0"/>
         </w:rPr>
-        <w:t xml:space="preserve"> El líder del proyecto puede asignar una tarea a más de un responsable.</w:t>
+        <w:t xml:space="preserve">El sistema deberá permitir a los líderes de proyecto añadir, modificar y eliminar categorías de tareas.</w:t>
       </w:r>
     </w:p>
     <w:p>
@@ -5087,21 +4914,137 @@
         <w:ind w:left="720" w:hanging="360"/>
         <w:jc w:val="both"/>
       </w:pPr>
-      <w:bookmarkStart w:colFirst="0" w:colLast="0" w:name="_wzl0k0gs8w9m" w:id="29"/>
-      <w:bookmarkEnd w:id="29"/>
+      <w:bookmarkStart w:colFirst="0" w:colLast="0" w:name="_5y79ril61b76" w:id="11"/>
+      <w:bookmarkEnd w:id="11"/>
       <w:r>
         <w:rPr>
           <w:b w:val="1"/>
           <w:bCs w:val="1"/>
           <w:rtl w:val="0"/>
         </w:rPr>
-        <w:t xml:space="preserve">RF22: </w:t>
+        <w:t xml:space="preserve">RF13: </w:t>
       </w:r>
       <w:r>
         <w:rPr>
           <w:rtl w:val="0"/>
         </w:rPr>
-        <w:t xml:space="preserve">El sistema deberá brindar una visualización global de los avances alcanzados durante el desarrollo del proyecto.</w:t>
+        <w:t xml:space="preserve">El sistema deberá permitir que los miembros propongan tareas fuera de la planificación. Estas quedarán en estado “pendiente de aprobación” hasta que el líder del proyecto las acepte o rechace.</w:t>
+      </w:r>
+    </w:p>
+    <w:p>
+      <w:pPr>
+        <w:keepNext w:val="1"/>
+        <w:keepLines w:val="1"/>
+        <w:numPr>
+          <w:ilvl w:val="0"/>
+          <w:numId w:val="2"/>
+        </w:numPr>
+        <w:spacing w:after="0" w:afterAutospacing="0" w:before="0" w:beforeAutospacing="0" w:lineRule="auto"/>
+        <w:ind w:left="720" w:hanging="360"/>
+        <w:jc w:val="both"/>
+      </w:pPr>
+      <w:bookmarkStart w:colFirst="0" w:colLast="0" w:name="_5y79ril61b76" w:id="11"/>
+      <w:bookmarkEnd w:id="11"/>
+      <w:r>
+        <w:rPr>
+          <w:b w:val="1"/>
+          <w:bCs w:val="1"/>
+          <w:rtl w:val="0"/>
+        </w:rPr>
+        <w:t xml:space="preserve">RF14: </w:t>
+      </w:r>
+      <w:r>
+        <w:rPr>
+          <w:rtl w:val="0"/>
+        </w:rPr>
+        <w:t xml:space="preserve">El sistema deberá permitir asignar dependencias entre tareas.</w:t>
+      </w:r>
+    </w:p>
+    <w:p>
+      <w:pPr>
+        <w:keepNext w:val="1"/>
+        <w:keepLines w:val="1"/>
+        <w:numPr>
+          <w:ilvl w:val="0"/>
+          <w:numId w:val="2"/>
+        </w:numPr>
+        <w:spacing w:after="0" w:afterAutospacing="0" w:before="0" w:beforeAutospacing="0" w:lineRule="auto"/>
+        <w:ind w:left="720" w:hanging="360"/>
+        <w:jc w:val="both"/>
+      </w:pPr>
+      <w:bookmarkStart w:colFirst="0" w:colLast="0" w:name="_5y79ril61b76" w:id="11"/>
+      <w:bookmarkEnd w:id="11"/>
+      <w:r>
+        <w:rPr>
+          <w:b w:val="1"/>
+          <w:bCs w:val="1"/>
+          <w:rtl w:val="0"/>
+        </w:rPr>
+        <w:t xml:space="preserve">RF15: </w:t>
+      </w:r>
+      <w:r>
+        <w:rPr>
+          <w:rtl w:val="0"/>
+        </w:rPr>
+        <w:t xml:space="preserve">El sistema no deberá permitir iniciar una tarea que dependa de otra que aún no se encuentre finalizada.</w:t>
+      </w:r>
+    </w:p>
+    <w:p>
+      <w:pPr>
+        <w:keepNext w:val="1"/>
+        <w:keepLines w:val="1"/>
+        <w:numPr>
+          <w:ilvl w:val="0"/>
+          <w:numId w:val="2"/>
+        </w:numPr>
+        <w:spacing w:after="0" w:afterAutospacing="0" w:before="0" w:beforeAutospacing="0" w:lineRule="auto"/>
+        <w:ind w:left="720" w:hanging="360"/>
+        <w:jc w:val="both"/>
+      </w:pPr>
+      <w:bookmarkStart w:colFirst="0" w:colLast="0" w:name="_5y79ril61b76" w:id="11"/>
+      <w:bookmarkEnd w:id="11"/>
+      <w:r>
+        <w:rPr>
+          <w:b w:val="1"/>
+          <w:bCs w:val="1"/>
+          <w:rtl w:val="0"/>
+        </w:rPr>
+        <w:t xml:space="preserve">RF16: </w:t>
+      </w:r>
+      <w:r>
+        <w:rPr>
+          <w:rtl w:val="0"/>
+        </w:rPr>
+        <w:t xml:space="preserve">El sistema deberá permitir modificar el estado de una tarea.</w:t>
+      </w:r>
+    </w:p>
+    <w:p>
+      <w:pPr>
+        <w:keepNext w:val="1"/>
+        <w:keepLines w:val="1"/>
+        <w:numPr>
+          <w:ilvl w:val="0"/>
+          <w:numId w:val="2"/>
+        </w:numPr>
+        <w:spacing w:after="0" w:afterAutospacing="0" w:before="0" w:beforeAutospacing="0" w:lineRule="auto"/>
+        <w:ind w:left="720" w:hanging="360"/>
+        <w:jc w:val="both"/>
+      </w:pPr>
+      <w:bookmarkStart w:colFirst="0" w:colLast="0" w:name="_5y79ril61b76" w:id="11"/>
+      <w:bookmarkEnd w:id="11"/>
+      <w:r>
+        <w:rPr>
+          <w:b w:val="1"/>
+          <w:bCs w:val="1"/>
+          <w:rtl w:val="0"/>
+        </w:rPr>
+        <w:t xml:space="preserve">RF17: </w:t>
+      </w:r>
+      <w:r>
+        <w:rPr>
+          <w:rtl w:val="0"/>
+        </w:rPr>
+        <w:t xml:space="preserve">El sistema deberá permitir visualizar los diferentes estados de cada tarea.</w:t>
       </w:r>
     </w:p>
     <w:p>
@@ -5116,21 +5059,195 @@
         <w:ind w:left="720" w:hanging="360"/>
         <w:jc w:val="both"/>
       </w:pPr>
-      <w:bookmarkStart w:colFirst="0" w:colLast="0" w:name="_tm1dyeh6gdir" w:id="30"/>
-      <w:bookmarkEnd w:id="30"/>
+      <w:bookmarkStart w:colFirst="0" w:colLast="0" w:name="_5y79ril61b76" w:id="11"/>
+      <w:bookmarkEnd w:id="11"/>
       <w:r>
         <w:rPr>
           <w:b w:val="1"/>
           <w:bCs w:val="1"/>
           <w:rtl w:val="0"/>
         </w:rPr>
+        <w:t xml:space="preserve">RF18: </w:t>
+      </w:r>
+      <w:r>
+        <w:rPr>
+          <w:rtl w:val="0"/>
+        </w:rPr>
+        <w:t xml:space="preserve">El sistema deberá permitir realizar comentarios en una tarea.</w:t>
+      </w:r>
+      <w:r>
+        <w:rPr>
+          <w:rtl w:val="0"/>
+        </w:rPr>
+      </w:r>
+    </w:p>
+    <w:p>
+      <w:pPr>
+        <w:pStyle w:val="Heading3"/>
+        <w:spacing w:after="240" w:before="240" w:lineRule="auto"/>
+        <w:rPr/>
+      </w:pPr>
+      <w:bookmarkStart w:colFirst="0" w:colLast="0" w:name="_barlgh2rfumj" w:id="12"/>
+      <w:bookmarkEnd w:id="12"/>
+      <w:r>
+        <w:rPr>
+          <w:rtl w:val="0"/>
+        </w:rPr>
+        <w:t xml:space="preserve">Registro de tiempos y seguimiento</w:t>
+      </w:r>
+    </w:p>
+    <w:p>
+      <w:pPr>
+        <w:keepNext w:val="1"/>
+        <w:keepLines w:val="1"/>
+        <w:numPr>
+          <w:ilvl w:val="0"/>
+          <w:numId w:val="11"/>
+        </w:numPr>
+        <w:spacing w:after="0" w:afterAutospacing="0" w:before="240" w:lineRule="auto"/>
+        <w:ind w:left="720" w:hanging="360"/>
+        <w:jc w:val="both"/>
+      </w:pPr>
+      <w:bookmarkStart w:colFirst="0" w:colLast="0" w:name="_tm1dyeh6gdir" w:id="13"/>
+      <w:bookmarkEnd w:id="13"/>
+      <w:r>
+        <w:rPr>
+          <w:b w:val="1"/>
+          <w:bCs w:val="1"/>
+          <w:rtl w:val="0"/>
+        </w:rPr>
+        <w:t xml:space="preserve">RF19:</w:t>
+      </w:r>
+      <w:r>
+        <w:rPr>
+          <w:b w:val="1"/>
+          <w:bCs w:val="1"/>
+          <w:vertAlign w:val="superscript"/>
+          <w:rtl w:val="0"/>
+        </w:rPr>
+        <w:t xml:space="preserve"> </w:t>
+      </w:r>
+      <w:r>
+        <w:rPr>
+          <w:rtl w:val="0"/>
+        </w:rPr>
+        <w:t xml:space="preserve">El sistema deberá permitir registrar el tiempo real trabajado en las tareas mientras se están realizando.</w:t>
+      </w:r>
+    </w:p>
+    <w:p>
+      <w:pPr>
+        <w:keepNext w:val="1"/>
+        <w:keepLines w:val="1"/>
+        <w:numPr>
+          <w:ilvl w:val="0"/>
+          <w:numId w:val="11"/>
+        </w:numPr>
+        <w:spacing w:after="0" w:afterAutospacing="0" w:before="0" w:beforeAutospacing="0" w:lineRule="auto"/>
+        <w:ind w:left="720" w:hanging="360"/>
+        <w:jc w:val="both"/>
+      </w:pPr>
+      <w:bookmarkStart w:colFirst="0" w:colLast="0" w:name="_tm1dyeh6gdir" w:id="13"/>
+      <w:bookmarkEnd w:id="13"/>
+      <w:r>
+        <w:rPr>
+          <w:b w:val="1"/>
+          <w:bCs w:val="1"/>
+          <w:rtl w:val="0"/>
+        </w:rPr>
+        <w:t xml:space="preserve">RF20: </w:t>
+      </w:r>
+      <w:r>
+        <w:rPr>
+          <w:rtl w:val="0"/>
+        </w:rPr>
+        <w:t xml:space="preserve">El sistema deberá permitir al usuario ingresar manualmente el tiempo trabajado en una tarea cuando este se haya realizado fuera del sistema.</w:t>
+      </w:r>
+    </w:p>
+    <w:p>
+      <w:pPr>
+        <w:keepNext w:val="1"/>
+        <w:keepLines w:val="1"/>
+        <w:numPr>
+          <w:ilvl w:val="0"/>
+          <w:numId w:val="11"/>
+        </w:numPr>
+        <w:spacing w:after="0" w:afterAutospacing="0" w:before="0" w:beforeAutospacing="0" w:lineRule="auto"/>
+        <w:ind w:left="720" w:hanging="360"/>
+        <w:jc w:val="both"/>
+      </w:pPr>
+      <w:bookmarkStart w:colFirst="0" w:colLast="0" w:name="_tm1dyeh6gdir" w:id="13"/>
+      <w:bookmarkEnd w:id="13"/>
+      <w:r>
+        <w:rPr>
+          <w:b w:val="1"/>
+          <w:bCs w:val="1"/>
+          <w:rtl w:val="0"/>
+        </w:rPr>
+        <w:t xml:space="preserve">RF21: </w:t>
+      </w:r>
+      <w:r>
+        <w:rPr>
+          <w:rtl w:val="0"/>
+        </w:rPr>
+        <w:t xml:space="preserve">El sistema deberá permitir al líder del proyecto asignar una tarea a más de un responsable.</w:t>
+      </w:r>
+    </w:p>
+    <w:p>
+      <w:pPr>
+        <w:keepNext w:val="1"/>
+        <w:keepLines w:val="1"/>
+        <w:numPr>
+          <w:ilvl w:val="0"/>
+          <w:numId w:val="11"/>
+        </w:numPr>
+        <w:spacing w:after="0" w:afterAutospacing="0" w:before="0" w:beforeAutospacing="0" w:lineRule="auto"/>
+        <w:ind w:left="720" w:hanging="360"/>
+        <w:jc w:val="both"/>
+      </w:pPr>
+      <w:bookmarkStart w:colFirst="0" w:colLast="0" w:name="_tm1dyeh6gdir" w:id="13"/>
+      <w:bookmarkEnd w:id="13"/>
+      <w:r>
+        <w:rPr>
+          <w:b w:val="1"/>
+          <w:bCs w:val="1"/>
+          <w:rtl w:val="0"/>
+        </w:rPr>
+        <w:t xml:space="preserve">RF22: </w:t>
+      </w:r>
+      <w:r>
+        <w:rPr>
+          <w:rtl w:val="0"/>
+        </w:rPr>
+        <w:t xml:space="preserve">El sistema deberá brindar una visualización general del progreso del proyecto.</w:t>
+      </w:r>
+    </w:p>
+    <w:p>
+      <w:pPr>
+        <w:keepNext w:val="1"/>
+        <w:keepLines w:val="1"/>
+        <w:numPr>
+          <w:ilvl w:val="0"/>
+          <w:numId w:val="11"/>
+        </w:numPr>
+        <w:spacing w:after="240" w:before="0" w:beforeAutospacing="0" w:lineRule="auto"/>
+        <w:ind w:left="720" w:hanging="360"/>
+        <w:jc w:val="both"/>
+      </w:pPr>
+      <w:bookmarkStart w:colFirst="0" w:colLast="0" w:name="_tm1dyeh6gdir" w:id="13"/>
+      <w:bookmarkEnd w:id="13"/>
+      <w:r>
+        <w:rPr>
+          <w:b w:val="1"/>
+          <w:bCs w:val="1"/>
+          <w:rtl w:val="0"/>
+        </w:rPr>
         <w:t xml:space="preserve">RF23: </w:t>
       </w:r>
       <w:r>
         <w:rPr>
           <w:rtl w:val="0"/>
         </w:rPr>
-        <w:t xml:space="preserve">El sistema deberá permitir realizar exportaciones de información en distintos formatos (PDF, Excel).</w:t>
+        <w:t xml:space="preserve">El sistema deberá permitir exportar información del proyecto en distintos formatos (PDF y Excel).</w:t>
       </w:r>
       <w:r>
         <w:rPr>
@@ -5147,8 +5264,8 @@
           <w:vertAlign w:val="baseline"/>
         </w:rPr>
       </w:pPr>
-      <w:bookmarkStart w:colFirst="0" w:colLast="0" w:name="_92eu00mr8e5w" w:id="31"/>
-      <w:bookmarkEnd w:id="31"/>
+      <w:bookmarkStart w:colFirst="0" w:colLast="0" w:name="_92eu00mr8e5w" w:id="14"/>
+      <w:bookmarkEnd w:id="14"/>
       <w:r>
         <w:rPr>
           <w:vertAlign w:val="baseline"/>
@@ -5168,8 +5285,8 @@
         <w:ind w:left="0"/>
         <w:rPr/>
       </w:pPr>
-      <w:bookmarkStart w:colFirst="0" w:colLast="0" w:name="_acoh9l23ivi7" w:id="32"/>
-      <w:bookmarkEnd w:id="32"/>
+      <w:bookmarkStart w:colFirst="0" w:colLast="0" w:name="_acoh9l23ivi7" w:id="15"/>
+      <w:bookmarkEnd w:id="15"/>
       <w:r>
         <w:rPr>
           <w:rtl w:val="0"/>
@@ -5270,8 +5387,8 @@
         <w:ind w:left="0"/>
         <w:rPr/>
       </w:pPr>
-      <w:bookmarkStart w:colFirst="0" w:colLast="0" w:name="_gndfh02ad9oo" w:id="33"/>
-      <w:bookmarkEnd w:id="33"/>
+      <w:bookmarkStart w:colFirst="0" w:colLast="0" w:name="_gndfh02ad9oo" w:id="16"/>
+      <w:bookmarkEnd w:id="16"/>
       <w:r>
         <w:rPr>
           <w:rtl w:val="0"/>
@@ -5283,7 +5400,7 @@
       <w:pPr>
         <w:numPr>
           <w:ilvl w:val="0"/>
-          <w:numId w:val="4"/>
+          <w:numId w:val="5"/>
         </w:numPr>
         <w:shd w:fill="ffffff" w:val="clear"/>
         <w:tabs>
@@ -5333,8 +5450,8 @@
         <w:ind w:left="0"/>
         <w:rPr/>
       </w:pPr>
-      <w:bookmarkStart w:colFirst="0" w:colLast="0" w:name="_q3sr8qkda75b" w:id="34"/>
-      <w:bookmarkEnd w:id="34"/>
+      <w:bookmarkStart w:colFirst="0" w:colLast="0" w:name="_q3sr8qkda75b" w:id="17"/>
+      <w:bookmarkEnd w:id="17"/>
       <w:r>
         <w:rPr>
           <w:rtl w:val="0"/>
@@ -5346,7 +5463,7 @@
       <w:pPr>
         <w:numPr>
           <w:ilvl w:val="0"/>
-          <w:numId w:val="6"/>
+          <w:numId w:val="7"/>
         </w:numPr>
         <w:shd w:fill="ffffff" w:val="clear"/>
         <w:tabs>
@@ -5377,24 +5494,24 @@
       </w:r>
       <w:r>
         <w:rPr>
+          <w:b w:val="1"/>
+          <w:bCs w:val="1"/>
           <w:color w:val="0f1115"/>
           <w:rtl w:val="0"/>
         </w:rPr>
-        <w:t xml:space="preserve">UARGFlow</w:t>
+        <w:t xml:space="preserve">Google OAuth</w:t>
       </w:r>
       <w:r>
         <w:rPr>
-          <w:color w:val="0f1115"/>
           <w:rtl w:val="0"/>
         </w:rPr>
-        <w:t xml:space="preserve">/Google.</w:t>
       </w:r>
     </w:p>
     <w:p>
       <w:pPr>
         <w:numPr>
           <w:ilvl w:val="0"/>
-          <w:numId w:val="6"/>
+          <w:numId w:val="7"/>
         </w:numPr>
         <w:shd w:fill="ffffff" w:val="clear"/>
         <w:tabs>
@@ -5436,8 +5553,8 @@
         <w:jc w:val="both"/>
         <w:rPr/>
       </w:pPr>
-      <w:bookmarkStart w:colFirst="0" w:colLast="0" w:name="_qrntoauhjhb6" w:id="35"/>
-      <w:bookmarkEnd w:id="35"/>
+      <w:bookmarkStart w:colFirst="0" w:colLast="0" w:name="_qrntoauhjhb6" w:id="18"/>
+      <w:bookmarkEnd w:id="18"/>
       <w:r>
         <w:rPr>
           <w:rtl w:val="0"/>
@@ -5449,7 +5566,7 @@
       <w:pPr>
         <w:numPr>
           <w:ilvl w:val="0"/>
-          <w:numId w:val="5"/>
+          <w:numId w:val="6"/>
         </w:numPr>
         <w:shd w:fill="ffffff" w:val="clear"/>
         <w:tabs>
@@ -5500,8 +5617,8 @@
         <w:jc w:val="both"/>
         <w:rPr/>
       </w:pPr>
-      <w:bookmarkStart w:colFirst="0" w:colLast="0" w:name="_7o8s5v1etwvw" w:id="36"/>
-      <w:bookmarkEnd w:id="36"/>
+      <w:bookmarkStart w:colFirst="0" w:colLast="0" w:name="_7o8s5v1etwvw" w:id="19"/>
+      <w:bookmarkEnd w:id="19"/>
       <w:r>
         <w:rPr>
           <w:rtl w:val="0"/>
@@ -5513,7 +5630,7 @@
       <w:pPr>
         <w:numPr>
           <w:ilvl w:val="0"/>
-          <w:numId w:val="1"/>
+          <w:numId w:val="3"/>
         </w:numPr>
         <w:shd w:fill="ffffff" w:val="clear"/>
         <w:tabs>
@@ -5554,8 +5671,8 @@
         <w:ind w:left="0"/>
         <w:rPr/>
       </w:pPr>
-      <w:bookmarkStart w:colFirst="0" w:colLast="0" w:name="_a1lj499yro5i" w:id="37"/>
-      <w:bookmarkEnd w:id="37"/>
+      <w:bookmarkStart w:colFirst="0" w:colLast="0" w:name="_a1lj499yro5i" w:id="20"/>
+      <w:bookmarkEnd w:id="20"/>
       <w:r>
         <w:rPr>
           <w:rtl w:val="0"/>
@@ -5567,7 +5684,7 @@
       <w:pPr>
         <w:numPr>
           <w:ilvl w:val="0"/>
-          <w:numId w:val="13"/>
+          <w:numId w:val="14"/>
         </w:numPr>
         <w:shd w:fill="ffffff" w:val="clear"/>
         <w:tabs>
@@ -5614,8 +5731,8 @@
         <w:ind w:left="0"/>
         <w:rPr/>
       </w:pPr>
-      <w:bookmarkStart w:colFirst="0" w:colLast="0" w:name="_y60w7npywvp1" w:id="38"/>
-      <w:bookmarkEnd w:id="38"/>
+      <w:bookmarkStart w:colFirst="0" w:colLast="0" w:name="_y60w7npywvp1" w:id="21"/>
+      <w:bookmarkEnd w:id="21"/>
       <w:r>
         <w:rPr>
           <w:vertAlign w:val="baseline"/>
@@ -5636,8 +5753,8 @@
           <w:vertAlign w:val="baseline"/>
         </w:rPr>
       </w:pPr>
-      <w:bookmarkStart w:colFirst="0" w:colLast="0" w:name="_64ru9o49elt2" w:id="39"/>
-      <w:bookmarkEnd w:id="39"/>
+      <w:bookmarkStart w:colFirst="0" w:colLast="0" w:name="_64ru9o49elt2" w:id="22"/>
+      <w:bookmarkEnd w:id="22"/>
       <w:r>
         <w:rPr>
           <w:rtl w:val="0"/>
@@ -6090,8 +6207,8 @@
           <w:vertAlign w:val="baseline"/>
         </w:rPr>
       </w:pPr>
-      <w:bookmarkStart w:colFirst="0" w:colLast="0" w:name="_drsue8w3ogm" w:id="40"/>
-      <w:bookmarkEnd w:id="40"/>
+      <w:bookmarkStart w:colFirst="0" w:colLast="0" w:name="_drsue8w3ogm" w:id="23"/>
+      <w:bookmarkEnd w:id="23"/>
       <w:r>
         <w:rPr>
           <w:vertAlign w:val="baseline"/>
@@ -6565,8 +6682,8 @@
         <w:pStyle w:val="Heading2"/>
         <w:rPr/>
       </w:pPr>
-      <w:bookmarkStart w:colFirst="0" w:colLast="0" w:name="_z4zf0jm11bbv" w:id="41"/>
-      <w:bookmarkEnd w:id="41"/>
+      <w:bookmarkStart w:colFirst="0" w:colLast="0" w:name="_z4zf0jm11bbv" w:id="24"/>
+      <w:bookmarkEnd w:id="24"/>
       <w:r>
         <w:rPr>
           <w:rtl w:val="0"/>
@@ -6930,8 +7047,8 @@
         <w:pStyle w:val="Heading2"/>
         <w:rPr/>
       </w:pPr>
-      <w:bookmarkStart w:colFirst="0" w:colLast="0" w:name="_vxv2d6o1xi4d" w:id="42"/>
-      <w:bookmarkEnd w:id="42"/>
+      <w:bookmarkStart w:colFirst="0" w:colLast="0" w:name="_vxv2d6o1xi4d" w:id="25"/>
+      <w:bookmarkEnd w:id="25"/>
       <w:r>
         <w:rPr>
           <w:rtl w:val="0"/>
@@ -7001,8 +7118,8 @@
           <w:vertAlign w:val="baseline"/>
         </w:rPr>
       </w:pPr>
-      <w:bookmarkStart w:colFirst="0" w:colLast="0" w:name="_t85dzrj1p781" w:id="43"/>
-      <w:bookmarkEnd w:id="43"/>
+      <w:bookmarkStart w:colFirst="0" w:colLast="0" w:name="_t85dzrj1p781" w:id="26"/>
+      <w:bookmarkEnd w:id="26"/>
       <w:r>
         <w:rPr>
           <w:vertAlign w:val="baseline"/>
@@ -7020,8 +7137,8 @@
           <w:vertAlign w:val="baseline"/>
         </w:rPr>
       </w:pPr>
-      <w:bookmarkStart w:colFirst="0" w:colLast="0" w:name="_xhtuc3zdmej4" w:id="44"/>
-      <w:bookmarkEnd w:id="44"/>
+      <w:bookmarkStart w:colFirst="0" w:colLast="0" w:name="_xhtuc3zdmej4" w:id="27"/>
+      <w:bookmarkEnd w:id="27"/>
       <w:r>
         <w:rPr>
           <w:rtl w:val="0"/>
@@ -7730,8 +7847,8 @@
           <w:szCs w:val="22"/>
         </w:rPr>
       </w:pPr>
-      <w:bookmarkStart w:colFirst="0" w:colLast="0" w:name="_71ta0iz7usu4" w:id="45"/>
-      <w:bookmarkEnd w:id="45"/>
+      <w:bookmarkStart w:colFirst="0" w:colLast="0" w:name="_71ta0iz7usu4" w:id="28"/>
+      <w:bookmarkEnd w:id="28"/>
       <w:r>
         <w:rPr>
           <w:rtl w:val="0"/>
@@ -7745,8 +7862,8 @@
           <w:rFonts w:ascii="Calibri" w:cs="Calibri" w:eastAsia="Calibri" w:hAnsi="Calibri"/>
         </w:rPr>
       </w:pPr>
-      <w:bookmarkStart w:colFirst="0" w:colLast="0" w:name="_f773vfj9fi39" w:id="46"/>
-      <w:bookmarkEnd w:id="46"/>
+      <w:bookmarkStart w:colFirst="0" w:colLast="0" w:name="_f773vfj9fi39" w:id="29"/>
+      <w:bookmarkEnd w:id="29"/>
       <w:r>
         <w:rPr>
           <w:rFonts w:ascii="Calibri" w:cs="Calibri" w:eastAsia="Calibri" w:hAnsi="Calibri"/>
@@ -8678,8 +8795,8 @@
           <w:szCs w:val="20"/>
         </w:rPr>
       </w:pPr>
-      <w:bookmarkStart w:colFirst="0" w:colLast="0" w:name="_46jqerhryhvp" w:id="47"/>
-      <w:bookmarkEnd w:id="47"/>
+      <w:bookmarkStart w:colFirst="0" w:colLast="0" w:name="_46jqerhryhvp" w:id="30"/>
+      <w:bookmarkEnd w:id="30"/>
       <w:r>
         <w:rPr>
           <w:rFonts w:ascii="Calibri" w:cs="Calibri" w:eastAsia="Calibri" w:hAnsi="Calibri"/>
@@ -8705,8 +8822,8 @@
           <w:szCs w:val="22"/>
         </w:rPr>
       </w:pPr>
-      <w:bookmarkStart w:colFirst="0" w:colLast="0" w:name="_1umkhgfnwdbs" w:id="48"/>
-      <w:bookmarkEnd w:id="48"/>
+      <w:bookmarkStart w:colFirst="0" w:colLast="0" w:name="_1umkhgfnwdbs" w:id="31"/>
+      <w:bookmarkEnd w:id="31"/>
       <w:r>
         <w:rPr>
           <w:rtl w:val="0"/>
@@ -9465,8 +9582,8 @@
           <w:szCs w:val="20"/>
         </w:rPr>
       </w:pPr>
-      <w:bookmarkStart w:colFirst="0" w:colLast="0" w:name="_wci8wu6lwwo7" w:id="49"/>
-      <w:bookmarkEnd w:id="49"/>
+      <w:bookmarkStart w:colFirst="0" w:colLast="0" w:name="_wci8wu6lwwo7" w:id="32"/>
+      <w:bookmarkEnd w:id="32"/>
       <w:r>
         <w:rPr>
           <w:rFonts w:ascii="Calibri" w:cs="Calibri" w:eastAsia="Calibri" w:hAnsi="Calibri"/>
@@ -9492,8 +9609,8 @@
           <w:szCs w:val="22"/>
         </w:rPr>
       </w:pPr>
-      <w:bookmarkStart w:colFirst="0" w:colLast="0" w:name="_xknrpp8i776o" w:id="50"/>
-      <w:bookmarkEnd w:id="50"/>
+      <w:bookmarkStart w:colFirst="0" w:colLast="0" w:name="_xknrpp8i776o" w:id="33"/>
+      <w:bookmarkEnd w:id="33"/>
       <w:r>
         <w:rPr>
           <w:rtl w:val="0"/>
@@ -10225,8 +10342,8 @@
           <w:rFonts w:ascii="Calibri" w:cs="Calibri" w:eastAsia="Calibri" w:hAnsi="Calibri"/>
         </w:rPr>
       </w:pPr>
-      <w:bookmarkStart w:colFirst="0" w:colLast="0" w:name="_g8smka9kgikj" w:id="51"/>
-      <w:bookmarkEnd w:id="51"/>
+      <w:bookmarkStart w:colFirst="0" w:colLast="0" w:name="_g8smka9kgikj" w:id="34"/>
+      <w:bookmarkEnd w:id="34"/>
       <w:r>
         <w:rPr>
           <w:rFonts w:ascii="Calibri" w:cs="Calibri" w:eastAsia="Calibri" w:hAnsi="Calibri"/>
@@ -10247,8 +10364,8 @@
           <w:rFonts w:ascii="Calibri" w:cs="Calibri" w:eastAsia="Calibri" w:hAnsi="Calibri"/>
         </w:rPr>
       </w:pPr>
-      <w:bookmarkStart w:colFirst="0" w:colLast="0" w:name="_b9gnnzxnxbyd" w:id="52"/>
-      <w:bookmarkEnd w:id="52"/>
+      <w:bookmarkStart w:colFirst="0" w:colLast="0" w:name="_b9gnnzxnxbyd" w:id="35"/>
+      <w:bookmarkEnd w:id="35"/>
       <w:r>
         <w:rPr>
           <w:rFonts w:ascii="Calibri" w:cs="Calibri" w:eastAsia="Calibri" w:hAnsi="Calibri"/>
@@ -10285,8 +10402,8 @@
           <w:rFonts w:ascii="Calibri" w:cs="Calibri" w:eastAsia="Calibri" w:hAnsi="Calibri"/>
         </w:rPr>
       </w:pPr>
-      <w:bookmarkStart w:colFirst="0" w:colLast="0" w:name="_shsgjr10lfd0" w:id="53"/>
-      <w:bookmarkEnd w:id="53"/>
+      <w:bookmarkStart w:colFirst="0" w:colLast="0" w:name="_shsgjr10lfd0" w:id="36"/>
+      <w:bookmarkEnd w:id="36"/>
       <w:r>
         <w:rPr>
           <w:rFonts w:ascii="Calibri" w:cs="Calibri" w:eastAsia="Calibri" w:hAnsi="Calibri"/>
@@ -11153,8 +11270,8 @@
           <w:rFonts w:ascii="Calibri" w:cs="Calibri" w:eastAsia="Calibri" w:hAnsi="Calibri"/>
         </w:rPr>
       </w:pPr>
-      <w:bookmarkStart w:colFirst="0" w:colLast="0" w:name="_6727djbjtcz3" w:id="54"/>
-      <w:bookmarkEnd w:id="54"/>
+      <w:bookmarkStart w:colFirst="0" w:colLast="0" w:name="_6727djbjtcz3" w:id="37"/>
+      <w:bookmarkEnd w:id="37"/>
       <w:r>
         <w:rPr>
           <w:rFonts w:ascii="Calibri" w:cs="Calibri" w:eastAsia="Calibri" w:hAnsi="Calibri"/>
@@ -11180,8 +11297,8 @@
           <w:szCs w:val="22"/>
         </w:rPr>
       </w:pPr>
-      <w:bookmarkStart w:colFirst="0" w:colLast="0" w:name="_sh2rvm33vsgj" w:id="55"/>
-      <w:bookmarkEnd w:id="55"/>
+      <w:bookmarkStart w:colFirst="0" w:colLast="0" w:name="_sh2rvm33vsgj" w:id="38"/>
+      <w:bookmarkEnd w:id="38"/>
       <w:r>
         <w:rPr>
           <w:rtl w:val="0"/>
@@ -12061,8 +12178,8 @@
           <w:szCs w:val="22"/>
         </w:rPr>
       </w:pPr>
-      <w:bookmarkStart w:colFirst="0" w:colLast="0" w:name="_i53nzgbhobpu" w:id="56"/>
-      <w:bookmarkEnd w:id="56"/>
+      <w:bookmarkStart w:colFirst="0" w:colLast="0" w:name="_i53nzgbhobpu" w:id="39"/>
+      <w:bookmarkEnd w:id="39"/>
       <w:r>
         <w:rPr>
           <w:rFonts w:ascii="Calibri" w:cs="Calibri" w:eastAsia="Calibri" w:hAnsi="Calibri"/>
@@ -13076,7 +13193,7 @@
               <w:rPr>
                 <w:rtl w:val="0"/>
               </w:rPr>
-              <w:t xml:space="preserve">El sistema muestra un mensaje de error de dependencias y solicita corrección. Continúa en el CU08, paso 2.</w:t>
+              <w:t xml:space="preserve">El sistema muestra un mensaje de error de dependencias y solicita corrección. Continúa en el CU07, paso 2.</w:t>
             </w:r>
           </w:p>
         </w:tc>
@@ -13105,8 +13222,8 @@
           <w:szCs w:val="22"/>
         </w:rPr>
       </w:pPr>
-      <w:bookmarkStart w:colFirst="0" w:colLast="0" w:name="_de2q0dx93814" w:id="57"/>
-      <w:bookmarkEnd w:id="57"/>
+      <w:bookmarkStart w:colFirst="0" w:colLast="0" w:name="_de2q0dx93814" w:id="40"/>
+      <w:bookmarkEnd w:id="40"/>
       <w:r>
         <w:rPr>
           <w:rFonts w:ascii="Calibri" w:cs="Calibri" w:eastAsia="Calibri" w:hAnsi="Calibri"/>
@@ -14112,7 +14229,7 @@
               <w:rPr>
                 <w:rtl w:val="0"/>
               </w:rPr>
-              <w:t xml:space="preserve">El sistema muestra un mensaje de error de dependencias y solicita corrección. Continúa en el CU09, paso 2.</w:t>
+              <w:t xml:space="preserve">El sistema muestra un mensaje de error de dependencias y solicita corrección. Continúa en el CU08, paso 2.</w:t>
             </w:r>
             <w:r>
               <w:rPr>
@@ -14131,8 +14248,8 @@
           <w:rFonts w:ascii="Calibri" w:cs="Calibri" w:eastAsia="Calibri" w:hAnsi="Calibri"/>
         </w:rPr>
       </w:pPr>
-      <w:bookmarkStart w:colFirst="0" w:colLast="0" w:name="_3m31w8mfw7l6" w:id="58"/>
-      <w:bookmarkEnd w:id="58"/>
+      <w:bookmarkStart w:colFirst="0" w:colLast="0" w:name="_3m31w8mfw7l6" w:id="41"/>
+      <w:bookmarkEnd w:id="41"/>
       <w:r>
         <w:rPr>
           <w:rtl w:val="0"/>
@@ -14147,8 +14264,8 @@
           <w:rFonts w:ascii="Calibri" w:cs="Calibri" w:eastAsia="Calibri" w:hAnsi="Calibri"/>
         </w:rPr>
       </w:pPr>
-      <w:bookmarkStart w:colFirst="0" w:colLast="0" w:name="_38rnjyihkcg9" w:id="59"/>
-      <w:bookmarkEnd w:id="59"/>
+      <w:bookmarkStart w:colFirst="0" w:colLast="0" w:name="_38rnjyihkcg9" w:id="42"/>
+      <w:bookmarkEnd w:id="42"/>
       <w:r>
         <w:rPr>
           <w:rFonts w:ascii="Calibri" w:cs="Calibri" w:eastAsia="Calibri" w:hAnsi="Calibri"/>
@@ -14183,8 +14300,8 @@
           <w:rFonts w:ascii="Calibri" w:cs="Calibri" w:eastAsia="Calibri" w:hAnsi="Calibri"/>
         </w:rPr>
       </w:pPr>
-      <w:bookmarkStart w:colFirst="0" w:colLast="0" w:name="_5ngmttvjvsoy" w:id="60"/>
-      <w:bookmarkEnd w:id="60"/>
+      <w:bookmarkStart w:colFirst="0" w:colLast="0" w:name="_5ngmttvjvsoy" w:id="43"/>
+      <w:bookmarkEnd w:id="43"/>
       <w:r>
         <w:rPr>
           <w:rFonts w:ascii="Calibri" w:cs="Calibri" w:eastAsia="Calibri" w:hAnsi="Calibri"/>
@@ -14221,8 +14338,8 @@
           <w:rFonts w:ascii="Calibri" w:cs="Calibri" w:eastAsia="Calibri" w:hAnsi="Calibri"/>
         </w:rPr>
       </w:pPr>
-      <w:bookmarkStart w:colFirst="0" w:colLast="0" w:name="_7cctb34cn3xn" w:id="61"/>
-      <w:bookmarkEnd w:id="61"/>
+      <w:bookmarkStart w:colFirst="0" w:colLast="0" w:name="_7cctb34cn3xn" w:id="44"/>
+      <w:bookmarkEnd w:id="44"/>
       <w:r>
         <w:rPr>
           <w:rFonts w:ascii="Calibri" w:cs="Calibri" w:eastAsia="Calibri" w:hAnsi="Calibri"/>
@@ -15233,8 +15350,8 @@
           <w:rFonts w:ascii="Calibri" w:cs="Calibri" w:eastAsia="Calibri" w:hAnsi="Calibri"/>
         </w:rPr>
       </w:pPr>
-      <w:bookmarkStart w:colFirst="0" w:colLast="0" w:name="_gcn1ky3do9f" w:id="62"/>
-      <w:bookmarkEnd w:id="62"/>
+      <w:bookmarkStart w:colFirst="0" w:colLast="0" w:name="_gcn1ky3do9f" w:id="45"/>
+      <w:bookmarkEnd w:id="45"/>
       <w:r>
         <w:rPr>
           <w:rFonts w:ascii="Calibri" w:cs="Calibri" w:eastAsia="Calibri" w:hAnsi="Calibri"/>
@@ -16063,7 +16180,7 @@
                 <w:u w:val="single"/>
                 <w:rtl w:val="0"/>
               </w:rPr>
-              <w:t xml:space="preserve">Las credenciales no son válidas:</w:t>
+              <w:t xml:space="preserve">Los datos de la tarea propuesta son inválidos:</w:t>
             </w:r>
           </w:p>
           <w:p>
@@ -16108,8 +16225,8 @@
           <w:rFonts w:ascii="Calibri" w:cs="Calibri" w:eastAsia="Calibri" w:hAnsi="Calibri"/>
         </w:rPr>
       </w:pPr>
-      <w:bookmarkStart w:colFirst="0" w:colLast="0" w:name="_mxgqvhkroxm1" w:id="63"/>
-      <w:bookmarkEnd w:id="63"/>
+      <w:bookmarkStart w:colFirst="0" w:colLast="0" w:name="_mxgqvhkroxm1" w:id="46"/>
+      <w:bookmarkEnd w:id="46"/>
       <w:r>
         <w:rPr>
           <w:rFonts w:ascii="Calibri" w:cs="Calibri" w:eastAsia="Calibri" w:hAnsi="Calibri"/>
@@ -17010,8 +17127,8 @@
           <w:szCs w:val="22"/>
         </w:rPr>
       </w:pPr>
-      <w:bookmarkStart w:colFirst="0" w:colLast="0" w:name="_63zb0hyh0i8h" w:id="64"/>
-      <w:bookmarkEnd w:id="64"/>
+      <w:bookmarkStart w:colFirst="0" w:colLast="0" w:name="_63zb0hyh0i8h" w:id="47"/>
+      <w:bookmarkEnd w:id="47"/>
       <w:r>
         <w:rPr>
           <w:rtl w:val="0"/>
@@ -17026,8 +17143,8 @@
           <w:rFonts w:ascii="Calibri" w:cs="Calibri" w:eastAsia="Calibri" w:hAnsi="Calibri"/>
         </w:rPr>
       </w:pPr>
-      <w:bookmarkStart w:colFirst="0" w:colLast="0" w:name="_c1db3vap4ptn" w:id="65"/>
-      <w:bookmarkEnd w:id="65"/>
+      <w:bookmarkStart w:colFirst="0" w:colLast="0" w:name="_c1db3vap4ptn" w:id="48"/>
+      <w:bookmarkEnd w:id="48"/>
       <w:r>
         <w:rPr>
           <w:rFonts w:ascii="Calibri" w:cs="Calibri" w:eastAsia="Calibri" w:hAnsi="Calibri"/>
@@ -17979,8 +18096,8 @@
           <w:szCs w:val="22"/>
         </w:rPr>
       </w:pPr>
-      <w:bookmarkStart w:colFirst="0" w:colLast="0" w:name="_swd9ptr7lfa0" w:id="66"/>
-      <w:bookmarkEnd w:id="66"/>
+      <w:bookmarkStart w:colFirst="0" w:colLast="0" w:name="_swd9ptr7lfa0" w:id="49"/>
+      <w:bookmarkEnd w:id="49"/>
       <w:r>
         <w:rPr>
           <w:rtl w:val="0"/>
@@ -18015,8 +18132,8 @@
           <w:rFonts w:ascii="Calibri" w:cs="Calibri" w:eastAsia="Calibri" w:hAnsi="Calibri"/>
         </w:rPr>
       </w:pPr>
-      <w:bookmarkStart w:colFirst="0" w:colLast="0" w:name="_xuvyzps2flsn" w:id="67"/>
-      <w:bookmarkEnd w:id="67"/>
+      <w:bookmarkStart w:colFirst="0" w:colLast="0" w:name="_xuvyzps2flsn" w:id="50"/>
+      <w:bookmarkEnd w:id="50"/>
       <w:r>
         <w:rPr>
           <w:rFonts w:ascii="Calibri" w:cs="Calibri" w:eastAsia="Calibri" w:hAnsi="Calibri"/>
@@ -18037,8 +18154,8 @@
           <w:szCs w:val="22"/>
         </w:rPr>
       </w:pPr>
-      <w:bookmarkStart w:colFirst="0" w:colLast="0" w:name="_5c3g0wmg1l3e" w:id="68"/>
-      <w:bookmarkEnd w:id="68"/>
+      <w:bookmarkStart w:colFirst="0" w:colLast="0" w:name="_5c3g0wmg1l3e" w:id="51"/>
+      <w:bookmarkEnd w:id="51"/>
       <w:r>
         <w:rPr>
           <w:rtl w:val="0"/>
@@ -18924,8 +19041,8 @@
           <w:rFonts w:ascii="Calibri" w:cs="Calibri" w:eastAsia="Calibri" w:hAnsi="Calibri"/>
         </w:rPr>
       </w:pPr>
-      <w:bookmarkStart w:colFirst="0" w:colLast="0" w:name="_antnozxpouvv" w:id="69"/>
-      <w:bookmarkEnd w:id="69"/>
+      <w:bookmarkStart w:colFirst="0" w:colLast="0" w:name="_antnozxpouvv" w:id="52"/>
+      <w:bookmarkEnd w:id="52"/>
       <w:r>
         <w:rPr>
           <w:rFonts w:ascii="Calibri" w:cs="Calibri" w:eastAsia="Calibri" w:hAnsi="Calibri"/>
@@ -18953,8 +19070,8 @@
           <w:szCs w:val="22"/>
         </w:rPr>
       </w:pPr>
-      <w:bookmarkStart w:colFirst="0" w:colLast="0" w:name="_knipjnigg8tj" w:id="70"/>
-      <w:bookmarkEnd w:id="70"/>
+      <w:bookmarkStart w:colFirst="0" w:colLast="0" w:name="_knipjnigg8tj" w:id="53"/>
+      <w:bookmarkEnd w:id="53"/>
       <w:r>
         <w:rPr>
           <w:rtl w:val="0"/>
@@ -19238,7 +19355,7 @@
               <w:rPr>
                 <w:rtl w:val="0"/>
               </w:rPr>
-              <w:t xml:space="preserve">La tarea debe existir dentro de una iteración activa y el usuario y líder debe encontrarse autenticado.</w:t>
+              <w:t xml:space="preserve">La tarea debe existir dentro de una iteración activa y el usuario debe encontrarse autenticado.</w:t>
             </w:r>
           </w:p>
         </w:tc>
@@ -20007,8 +20124,8 @@
           <w:szCs w:val="22"/>
         </w:rPr>
       </w:pPr>
-      <w:bookmarkStart w:colFirst="0" w:colLast="0" w:name="_muksp96zqe6w" w:id="71"/>
-      <w:bookmarkEnd w:id="71"/>
+      <w:bookmarkStart w:colFirst="0" w:colLast="0" w:name="_muksp96zqe6w" w:id="54"/>
+      <w:bookmarkEnd w:id="54"/>
       <w:r>
         <w:rPr>
           <w:rtl w:val="0"/>
@@ -20021,8 +20138,8 @@
         <w:ind w:left="0"/>
         <w:rPr/>
       </w:pPr>
-      <w:bookmarkStart w:colFirst="0" w:colLast="0" w:name="_cbupme2q1ni6" w:id="72"/>
-      <w:bookmarkEnd w:id="72"/>
+      <w:bookmarkStart w:colFirst="0" w:colLast="0" w:name="_cbupme2q1ni6" w:id="55"/>
+      <w:bookmarkEnd w:id="55"/>
       <w:r>
         <w:rPr>
           <w:rtl w:val="0"/>
@@ -20941,8 +21058,8 @@
           <w:rFonts w:ascii="Calibri" w:cs="Calibri" w:eastAsia="Calibri" w:hAnsi="Calibri"/>
         </w:rPr>
       </w:pPr>
-      <w:bookmarkStart w:colFirst="0" w:colLast="0" w:name="_kbipsxxpcyfn" w:id="73"/>
-      <w:bookmarkEnd w:id="73"/>
+      <w:bookmarkStart w:colFirst="0" w:colLast="0" w:name="_kbipsxxpcyfn" w:id="56"/>
+      <w:bookmarkEnd w:id="56"/>
       <w:r>
         <w:rPr>
           <w:rtl w:val="0"/>
@@ -20957,8 +21074,8 @@
           <w:rFonts w:ascii="Calibri" w:cs="Calibri" w:eastAsia="Calibri" w:hAnsi="Calibri"/>
         </w:rPr>
       </w:pPr>
-      <w:bookmarkStart w:colFirst="0" w:colLast="0" w:name="_1qv7zans7nhm" w:id="74"/>
-      <w:bookmarkEnd w:id="74"/>
+      <w:bookmarkStart w:colFirst="0" w:colLast="0" w:name="_1qv7zans7nhm" w:id="57"/>
+      <w:bookmarkEnd w:id="57"/>
       <w:r>
         <w:rPr>
           <w:rFonts w:ascii="Calibri" w:cs="Calibri" w:eastAsia="Calibri" w:hAnsi="Calibri"/>
@@ -21958,8 +22075,8 @@
           <w:szCs w:val="22"/>
         </w:rPr>
       </w:pPr>
-      <w:bookmarkStart w:colFirst="0" w:colLast="0" w:name="_9xagt3kou4c9" w:id="75"/>
-      <w:bookmarkEnd w:id="75"/>
+      <w:bookmarkStart w:colFirst="0" w:colLast="0" w:name="_9xagt3kou4c9" w:id="58"/>
+      <w:bookmarkEnd w:id="58"/>
       <w:r>
         <w:rPr>
           <w:rFonts w:ascii="Calibri" w:cs="Calibri" w:eastAsia="Calibri" w:hAnsi="Calibri"/>
@@ -23036,7 +23153,21 @@
                 <w:u w:val="single"/>
                 <w:rtl w:val="0"/>
               </w:rPr>
-              <w:t xml:space="preserve">El usuario selecciona la opción “Cancelar”</w:t>
+              <w:t xml:space="preserve">El usuario selecciona la opción “Cancelar”:</w:t>
+            </w:r>
+          </w:p>
+          <w:p>
+            <w:pPr>
+              <w:widowControl w:val="0"/>
+              <w:spacing w:before="0" w:line="240" w:lineRule="auto"/>
+              <w:ind w:left="0"/>
+              <w:rPr/>
+            </w:pPr>
+            <w:r>
+              <w:rPr>
+                <w:rtl w:val="0"/>
+              </w:rPr>
+              <w:t xml:space="preserve">El sistema cancela la operación y vuelve a la pantalla anterior.</w:t>
             </w:r>
           </w:p>
         </w:tc>
@@ -23065,8 +23196,8 @@
           <w:szCs w:val="22"/>
         </w:rPr>
       </w:pPr>
-      <w:bookmarkStart w:colFirst="0" w:colLast="0" w:name="_nmnly5wq8eqz" w:id="76"/>
-      <w:bookmarkEnd w:id="76"/>
+      <w:bookmarkStart w:colFirst="0" w:colLast="0" w:name="_nmnly5wq8eqz" w:id="59"/>
+      <w:bookmarkEnd w:id="59"/>
       <w:r>
         <w:rPr>
           <w:rFonts w:ascii="Calibri" w:cs="Calibri" w:eastAsia="Calibri" w:hAnsi="Calibri"/>
@@ -23876,8 +24007,8 @@
           <w:szCs w:val="22"/>
         </w:rPr>
       </w:pPr>
-      <w:bookmarkStart w:colFirst="0" w:colLast="0" w:name="_xlqouadf8gwv" w:id="77"/>
-      <w:bookmarkEnd w:id="77"/>
+      <w:bookmarkStart w:colFirst="0" w:colLast="0" w:name="_xlqouadf8gwv" w:id="60"/>
+      <w:bookmarkEnd w:id="60"/>
       <w:r>
         <w:rPr>
           <w:rtl w:val="0"/>
@@ -23895,8 +24026,8 @@
           <w:szCs w:val="22"/>
         </w:rPr>
       </w:pPr>
-      <w:bookmarkStart w:colFirst="0" w:colLast="0" w:name="_uibmboqedqzr" w:id="78"/>
-      <w:bookmarkEnd w:id="78"/>
+      <w:bookmarkStart w:colFirst="0" w:colLast="0" w:name="_uibmboqedqzr" w:id="61"/>
+      <w:bookmarkEnd w:id="61"/>
       <w:r>
         <w:rPr>
           <w:rFonts w:ascii="Calibri" w:cs="Calibri" w:eastAsia="Calibri" w:hAnsi="Calibri"/>
@@ -24802,8 +24933,8 @@
           <w:rFonts w:ascii="Calibri" w:cs="Calibri" w:eastAsia="Calibri" w:hAnsi="Calibri"/>
         </w:rPr>
       </w:pPr>
-      <w:bookmarkStart w:colFirst="0" w:colLast="0" w:name="_r995wwjfc99c" w:id="79"/>
-      <w:bookmarkEnd w:id="79"/>
+      <w:bookmarkStart w:colFirst="0" w:colLast="0" w:name="_r995wwjfc99c" w:id="62"/>
+      <w:bookmarkEnd w:id="62"/>
       <w:r>
         <w:rPr>
           <w:rtl w:val="0"/>
@@ -24821,8 +24952,8 @@
           <w:szCs w:val="22"/>
         </w:rPr>
       </w:pPr>
-      <w:bookmarkStart w:colFirst="0" w:colLast="0" w:name="_v1atl8th7fni" w:id="80"/>
-      <w:bookmarkEnd w:id="80"/>
+      <w:bookmarkStart w:colFirst="0" w:colLast="0" w:name="_v1atl8th7fni" w:id="63"/>
+      <w:bookmarkEnd w:id="63"/>
       <w:r>
         <w:rPr>
           <w:rFonts w:ascii="Calibri" w:cs="Calibri" w:eastAsia="Calibri" w:hAnsi="Calibri"/>
@@ -26149,8 +26280,8 @@
           <w:rFonts w:ascii="Calibri" w:cs="Calibri" w:eastAsia="Calibri" w:hAnsi="Calibri"/>
         </w:rPr>
       </w:pPr>
-      <w:bookmarkStart w:colFirst="0" w:colLast="0" w:name="_p4f99bys1xhe" w:id="81"/>
-      <w:bookmarkEnd w:id="81"/>
+      <w:bookmarkStart w:colFirst="0" w:colLast="0" w:name="_p4f99bys1xhe" w:id="64"/>
+      <w:bookmarkEnd w:id="64"/>
       <w:r>
         <w:rPr>
           <w:rFonts w:ascii="Calibri" w:cs="Calibri" w:eastAsia="Calibri" w:hAnsi="Calibri"/>
@@ -26178,8 +26309,8 @@
           <w:szCs w:val="22"/>
         </w:rPr>
       </w:pPr>
-      <w:bookmarkStart w:colFirst="0" w:colLast="0" w:name="_9ns5bnsfkljy" w:id="82"/>
-      <w:bookmarkEnd w:id="82"/>
+      <w:bookmarkStart w:colFirst="0" w:colLast="0" w:name="_9ns5bnsfkljy" w:id="65"/>
+      <w:bookmarkEnd w:id="65"/>
       <w:r>
         <w:rPr>
           <w:rtl w:val="0"/>
@@ -27421,8 +27552,8 @@
           <w:rFonts w:ascii="Calibri" w:cs="Calibri" w:eastAsia="Calibri" w:hAnsi="Calibri"/>
         </w:rPr>
       </w:pPr>
-      <w:bookmarkStart w:colFirst="0" w:colLast="0" w:name="_a0gpugo7t7m" w:id="83"/>
-      <w:bookmarkEnd w:id="83"/>
+      <w:bookmarkStart w:colFirst="0" w:colLast="0" w:name="_a0gpugo7t7m" w:id="66"/>
+      <w:bookmarkEnd w:id="66"/>
       <w:r>
         <w:rPr>
           <w:rtl w:val="0"/>
@@ -27467,8 +27598,8 @@
           <w:szCs w:val="22"/>
         </w:rPr>
       </w:pPr>
-      <w:bookmarkStart w:colFirst="0" w:colLast="0" w:name="_dm63oh8uhua" w:id="84"/>
-      <w:bookmarkEnd w:id="84"/>
+      <w:bookmarkStart w:colFirst="0" w:colLast="0" w:name="_dm63oh8uhua" w:id="67"/>
+      <w:bookmarkEnd w:id="67"/>
       <w:r>
         <w:rPr>
           <w:rtl w:val="0"/>
@@ -27483,8 +27614,8 @@
           <w:rFonts w:ascii="Calibri" w:cs="Calibri" w:eastAsia="Calibri" w:hAnsi="Calibri"/>
         </w:rPr>
       </w:pPr>
-      <w:bookmarkStart w:colFirst="0" w:colLast="0" w:name="_6184a8ntyuus" w:id="85"/>
-      <w:bookmarkEnd w:id="85"/>
+      <w:bookmarkStart w:colFirst="0" w:colLast="0" w:name="_6184a8ntyuus" w:id="68"/>
+      <w:bookmarkEnd w:id="68"/>
       <w:r>
         <w:rPr>
           <w:rFonts w:ascii="Calibri" w:cs="Calibri" w:eastAsia="Calibri" w:hAnsi="Calibri"/>
@@ -28034,7 +28165,7 @@
               <w:widowControl w:val="0"/>
               <w:numPr>
                 <w:ilvl w:val="0"/>
-                <w:numId w:val="11"/>
+                <w:numId w:val="12"/>
               </w:numPr>
               <w:spacing w:after="0" w:afterAutospacing="0" w:before="240" w:line="240" w:lineRule="auto"/>
               <w:ind w:left="720" w:hanging="360"/>
@@ -28052,7 +28183,7 @@
               <w:widowControl w:val="0"/>
               <w:numPr>
                 <w:ilvl w:val="0"/>
-                <w:numId w:val="11"/>
+                <w:numId w:val="12"/>
               </w:numPr>
               <w:spacing w:after="0" w:afterAutospacing="0" w:before="0" w:beforeAutospacing="0" w:line="240" w:lineRule="auto"/>
               <w:ind w:left="720" w:hanging="360"/>
@@ -28070,7 +28201,7 @@
               <w:widowControl w:val="0"/>
               <w:numPr>
                 <w:ilvl w:val="0"/>
-                <w:numId w:val="11"/>
+                <w:numId w:val="12"/>
               </w:numPr>
               <w:spacing w:after="0" w:afterAutospacing="0" w:before="0" w:beforeAutospacing="0" w:line="240" w:lineRule="auto"/>
               <w:ind w:left="720" w:hanging="360"/>
@@ -28088,7 +28219,7 @@
               <w:widowControl w:val="0"/>
               <w:numPr>
                 <w:ilvl w:val="0"/>
-                <w:numId w:val="11"/>
+                <w:numId w:val="12"/>
               </w:numPr>
               <w:spacing w:after="240" w:before="0" w:beforeAutospacing="0" w:line="240" w:lineRule="auto"/>
               <w:ind w:left="720" w:hanging="360"/>
@@ -28456,8 +28587,8 @@
           <w:rFonts w:ascii="Calibri" w:cs="Calibri" w:eastAsia="Calibri" w:hAnsi="Calibri"/>
         </w:rPr>
       </w:pPr>
-      <w:bookmarkStart w:colFirst="0" w:colLast="0" w:name="_a51cl6fofkk" w:id="86"/>
-      <w:bookmarkEnd w:id="86"/>
+      <w:bookmarkStart w:colFirst="0" w:colLast="0" w:name="_a51cl6fofkk" w:id="69"/>
+      <w:bookmarkEnd w:id="69"/>
       <w:r>
         <w:rPr>
           <w:rFonts w:ascii="Calibri" w:cs="Calibri" w:eastAsia="Calibri" w:hAnsi="Calibri"/>
@@ -29454,8 +29585,8 @@
           <w:vertAlign w:val="baseline"/>
         </w:rPr>
       </w:pPr>
-      <w:bookmarkStart w:colFirst="0" w:colLast="0" w:name="_m8fv9l3cdq5p" w:id="87"/>
-      <w:bookmarkEnd w:id="87"/>
+      <w:bookmarkStart w:colFirst="0" w:colLast="0" w:name="_m8fv9l3cdq5p" w:id="70"/>
+      <w:bookmarkEnd w:id="70"/>
       <w:r>
         <w:rPr>
           <w:vertAlign w:val="baseline"/>
@@ -29478,8 +29609,8 @@
           <w:vertAlign w:val="baseline"/>
         </w:rPr>
       </w:pPr>
-      <w:bookmarkStart w:colFirst="0" w:colLast="0" w:name="_v899yggkv21g" w:id="88"/>
-      <w:bookmarkEnd w:id="88"/>
+      <w:bookmarkStart w:colFirst="0" w:colLast="0" w:name="_v899yggkv21g" w:id="71"/>
+      <w:bookmarkEnd w:id="71"/>
       <w:r>
         <w:rPr>
           <w:vertAlign w:val="baseline"/>
@@ -29523,12 +29654,12 @@
           <wp:inline distB="114300" distT="114300" distL="114300" distR="114300">
             <wp:extent cx="5399730" cy="4343400"/>
             <wp:effectExtent b="0" l="0" r="0" t="0"/>
-            <wp:docPr id="13" name="image6.png"/>
+            <wp:docPr id="16" name="image7.png"/>
             <a:graphic>
               <a:graphicData uri="http://schemas.openxmlformats.org/drawingml/2006/picture">
                 <pic:pic>
                   <pic:nvPicPr>
-                    <pic:cNvPr id="0" name="image6.png"/>
+                    <pic:cNvPr id="0" name="image7.png"/>
                     <pic:cNvPicPr preferRelativeResize="0"/>
                   </pic:nvPicPr>
                   <pic:blipFill>
@@ -29645,8 +29776,8 @@
           <w:vertAlign w:val="baseline"/>
         </w:rPr>
       </w:pPr>
-      <w:bookmarkStart w:colFirst="0" w:colLast="0" w:name="_hkjtnvqez4pj" w:id="89"/>
-      <w:bookmarkEnd w:id="89"/>
+      <w:bookmarkStart w:colFirst="0" w:colLast="0" w:name="_hkjtnvqez4pj" w:id="72"/>
+      <w:bookmarkEnd w:id="72"/>
       <w:r>
         <w:rPr>
           <w:vertAlign w:val="baseline"/>
@@ -29720,7 +29851,7 @@
       <w:pPr>
         <w:numPr>
           <w:ilvl w:val="0"/>
-          <w:numId w:val="12"/>
+          <w:numId w:val="13"/>
         </w:numPr>
         <w:tabs>
           <w:tab w:val="left" w:leader="none" w:pos="0"/>
@@ -29752,7 +29883,7 @@
       <w:pPr>
         <w:numPr>
           <w:ilvl w:val="0"/>
-          <w:numId w:val="12"/>
+          <w:numId w:val="13"/>
         </w:numPr>
         <w:tabs>
           <w:tab w:val="left" w:leader="none" w:pos="0"/>
@@ -29771,7 +29902,7 @@
       <w:pPr>
         <w:numPr>
           <w:ilvl w:val="0"/>
-          <w:numId w:val="12"/>
+          <w:numId w:val="13"/>
         </w:numPr>
         <w:tabs>
           <w:tab w:val="left" w:leader="none" w:pos="0"/>
@@ -29807,7 +29938,7 @@
       <w:pPr>
         <w:numPr>
           <w:ilvl w:val="0"/>
-          <w:numId w:val="12"/>
+          <w:numId w:val="13"/>
         </w:numPr>
         <w:tabs>
           <w:tab w:val="left" w:leader="none" w:pos="0"/>
@@ -29826,7 +29957,7 @@
       <w:pPr>
         <w:numPr>
           <w:ilvl w:val="0"/>
-          <w:numId w:val="12"/>
+          <w:numId w:val="13"/>
         </w:numPr>
         <w:tabs>
           <w:tab w:val="left" w:leader="none" w:pos="0"/>
@@ -29845,7 +29976,7 @@
       <w:pPr>
         <w:numPr>
           <w:ilvl w:val="0"/>
-          <w:numId w:val="12"/>
+          <w:numId w:val="13"/>
         </w:numPr>
         <w:tabs>
           <w:tab w:val="left" w:leader="none" w:pos="0"/>
@@ -30130,15 +30261,15 @@
         <w:jc w:val="center"/>
         <w:rPr/>
       </w:pPr>
-      <w:bookmarkStart w:colFirst="0" w:colLast="0" w:name="_q79byfkz1ggf" w:id="90"/>
-      <w:bookmarkEnd w:id="90"/>
+      <w:bookmarkStart w:colFirst="0" w:colLast="0" w:name="_q79byfkz1ggf" w:id="73"/>
+      <w:bookmarkEnd w:id="73"/>
       <w:r>
         <w:rPr/>
         <w:drawing>
           <wp:inline distB="114300" distT="114300" distL="114300" distR="114300">
             <wp:extent cx="5399730" cy="4406900"/>
             <wp:effectExtent b="0" l="0" r="0" t="0"/>
-            <wp:docPr id="15" name="image5.jpg"/>
+            <wp:docPr id="12" name="image5.jpg"/>
             <a:graphic>
               <a:graphicData uri="http://schemas.openxmlformats.org/drawingml/2006/picture">
                 <pic:pic>
@@ -30208,8 +30339,8 @@
         <w:pStyle w:val="Heading2"/>
         <w:rPr/>
       </w:pPr>
-      <w:bookmarkStart w:colFirst="0" w:colLast="0" w:name="_aksqtsd8r20" w:id="91"/>
-      <w:bookmarkEnd w:id="91"/>
+      <w:bookmarkStart w:colFirst="0" w:colLast="0" w:name="_aksqtsd8r20" w:id="74"/>
+      <w:bookmarkEnd w:id="74"/>
       <w:r>
         <w:rPr>
           <w:rtl w:val="0"/>
@@ -30251,17 +30382,17 @@
           <wp:inline distB="114300" distT="114300" distL="114300" distR="114300">
             <wp:extent cx="6400987" cy="3706812"/>
             <wp:effectExtent b="0" l="0" r="0" t="0"/>
-            <wp:docPr id="14" name="image7.png"/>
+            <wp:docPr id="17" name="image6.png"/>
             <a:graphic>
               <a:graphicData uri="http://schemas.openxmlformats.org/drawingml/2006/picture">
                 <pic:pic>
                   <pic:nvPicPr>
-                    <pic:cNvPr id="0" name="image7.png"/>
+                    <pic:cNvPr id="0" name="image6.png"/>
                     <pic:cNvPicPr preferRelativeResize="0"/>
                   </pic:nvPicPr>
                   <pic:blipFill>
                     <a:blip r:embed="rId11"/>
-                    <a:srcRect b="517" l="0" r="0" t="517"/>
+                    <a:srcRect b="518" l="0" r="0" t="518"/>
                     <a:stretch>
                       <a:fillRect/>
                     </a:stretch>
@@ -30390,12 +30521,12 @@
               <wp:extent cx="103505" cy="824865"/>
               <wp:effectExtent b="0" l="0" r="0" t="0"/>
               <wp:wrapNone/>
-              <wp:docPr id="1" name=""/>
+              <wp:docPr id="4" name=""/>
               <a:graphic>
                 <a:graphicData uri="http://schemas.microsoft.com/office/word/2010/wordprocessingShape">
                   <wps:wsp>
                     <wps:cNvSpPr/>
-                    <wps:cNvPr id="2" name="Shape 2"/>
+                    <wps:cNvPr id="8" name="Shape 8"/>
                     <wps:spPr>
                       <a:xfrm>
                         <a:off x="5300598" y="3373918"/>
@@ -30451,12 +30582,12 @@
               <wp:extent cx="103505" cy="824865"/>
               <wp:effectExtent b="0" l="0" r="0" t="0"/>
               <wp:wrapNone/>
-              <wp:docPr id="1" name="image8.png"/>
+              <wp:docPr id="4" name="image11.png"/>
               <a:graphic>
                 <a:graphicData uri="http://schemas.openxmlformats.org/drawingml/2006/picture">
                   <pic:pic>
                     <pic:nvPicPr>
-                      <pic:cNvPr id="0" name="image8.png"/>
+                      <pic:cNvPr id="0" name="image11.png"/>
                       <pic:cNvPicPr preferRelativeResize="0"/>
                     </pic:nvPicPr>
                     <pic:blipFill>
@@ -30497,7 +30628,7 @@
               <wp:extent cx="7761605" cy="822325"/>
               <wp:effectExtent b="0" l="0" r="0" t="0"/>
               <wp:wrapNone/>
-              <wp:docPr id="5" name=""/>
+              <wp:docPr id="2" name=""/>
               <a:graphic>
                 <a:graphicData uri="http://schemas.microsoft.com/office/word/2010/wordprocessingGroup">
                   <wpg:wgp>
@@ -30522,7 +30653,7 @@
                       </wpg:grpSpPr>
                       <wps:wsp>
                         <wps:cNvSpPr/>
-                        <wps:cNvPr id="7" name="Shape 7"/>
+                        <wps:cNvPr id="4" name="Shape 4"/>
                         <wps:spPr>
                           <a:xfrm>
                             <a:off x="0" y="0"/>
@@ -30554,7 +30685,7 @@
                       </wps:wsp>
                       <wps:wsp>
                         <wps:cNvSpPr/>
-                        <wps:cNvPr id="8" name="Shape 8"/>
+                        <wps:cNvPr id="5" name="Shape 5"/>
                         <wps:spPr>
                           <a:xfrm>
                             <a:off x="116254" y="812610"/>
@@ -30592,7 +30723,7 @@
                       </wps:wsp>
                       <wps:wsp>
                         <wps:cNvSpPr/>
-                        <wps:cNvPr id="9" name="Shape 9"/>
+                        <wps:cNvPr id="6" name="Shape 6"/>
                         <wps:spPr>
                           <a:xfrm>
                             <a:off x="0" y="0"/>
@@ -30642,12 +30773,12 @@
               <wp:extent cx="7761605" cy="822325"/>
               <wp:effectExtent b="0" l="0" r="0" t="0"/>
               <wp:wrapNone/>
-              <wp:docPr id="5" name="image12.png"/>
+              <wp:docPr id="2" name="image9.png"/>
               <a:graphic>
                 <a:graphicData uri="http://schemas.openxmlformats.org/drawingml/2006/picture">
                   <pic:pic>
                     <pic:nvPicPr>
-                      <pic:cNvPr id="0" name="image12.png"/>
+                      <pic:cNvPr id="0" name="image9.png"/>
                       <pic:cNvPicPr preferRelativeResize="0"/>
                     </pic:nvPicPr>
                     <pic:blipFill>
@@ -30688,12 +30819,12 @@
               <wp:extent cx="103505" cy="824865"/>
               <wp:effectExtent b="0" l="0" r="0" t="0"/>
               <wp:wrapNone/>
-              <wp:docPr id="3" name=""/>
+              <wp:docPr id="6" name=""/>
               <a:graphic>
                 <a:graphicData uri="http://schemas.microsoft.com/office/word/2010/wordprocessingShape">
                   <wps:wsp>
                     <wps:cNvSpPr/>
-                    <wps:cNvPr id="4" name="Shape 4"/>
+                    <wps:cNvPr id="10" name="Shape 10"/>
                     <wps:spPr>
                       <a:xfrm>
                         <a:off x="5300598" y="3373918"/>
@@ -30749,12 +30880,12 @@
               <wp:extent cx="103505" cy="824865"/>
               <wp:effectExtent b="0" l="0" r="0" t="0"/>
               <wp:wrapNone/>
-              <wp:docPr id="3" name="image10.png"/>
+              <wp:docPr id="6" name="image13.png"/>
               <a:graphic>
                 <a:graphicData uri="http://schemas.openxmlformats.org/drawingml/2006/picture">
                   <pic:pic>
                     <pic:nvPicPr>
-                      <pic:cNvPr id="0" name="image10.png"/>
+                      <pic:cNvPr id="0" name="image13.png"/>
                       <pic:cNvPicPr preferRelativeResize="0"/>
                     </pic:nvPicPr>
                     <pic:blipFill>
@@ -30854,12 +30985,12 @@
           <wp:extent cx="669290" cy="669290"/>
           <wp:effectExtent b="0" l="0" r="0" t="0"/>
           <wp:wrapSquare wrapText="bothSides" distB="0" distT="0" distL="114300" distR="114300"/>
-          <wp:docPr descr="psi-negro.png" id="18" name="image3.png"/>
+          <wp:docPr descr="psi-negro.png" id="19" name="image4.png"/>
           <a:graphic>
             <a:graphicData uri="http://schemas.openxmlformats.org/drawingml/2006/picture">
               <pic:pic>
                 <pic:nvPicPr>
-                  <pic:cNvPr descr="psi-negro.png" id="0" name="image3.png"/>
+                  <pic:cNvPr descr="psi-negro.png" id="0" name="image4.png"/>
                   <pic:cNvPicPr preferRelativeResize="0"/>
                 </pic:nvPicPr>
                 <pic:blipFill>
@@ -30899,12 +31030,12 @@
           <wp:extent cx="425450" cy="666750"/>
           <wp:effectExtent b="0" l="0" r="0" t="0"/>
           <wp:wrapSquare wrapText="bothSides" distB="0" distT="0" distL="114300" distR="114300"/>
-          <wp:docPr descr="UNPA.JPG" id="16" name="image4.jpg"/>
+          <wp:docPr descr="UNPA.JPG" id="18" name="image2.jpg"/>
           <a:graphic>
             <a:graphicData uri="http://schemas.openxmlformats.org/drawingml/2006/picture">
               <pic:pic>
                 <pic:nvPicPr>
-                  <pic:cNvPr descr="UNPA.JPG" id="0" name="image4.jpg"/>
+                  <pic:cNvPr descr="UNPA.JPG" id="0" name="image2.jpg"/>
                   <pic:cNvPicPr preferRelativeResize="0"/>
                 </pic:nvPicPr>
                 <pic:blipFill>
@@ -30946,12 +31077,12 @@
               <wp:extent cx="103505" cy="811530"/>
               <wp:effectExtent b="0" l="0" r="0" t="0"/>
               <wp:wrapNone/>
-              <wp:docPr id="7" name=""/>
+              <wp:docPr id="8" name=""/>
               <a:graphic>
                 <a:graphicData uri="http://schemas.microsoft.com/office/word/2010/wordprocessingShape">
                   <wps:wsp>
                     <wps:cNvSpPr/>
-                    <wps:cNvPr id="13" name="Shape 13"/>
+                    <wps:cNvPr id="14" name="Shape 14"/>
                     <wps:spPr>
                       <a:xfrm>
                         <a:off x="5300598" y="3380585"/>
@@ -31007,12 +31138,12 @@
               <wp:extent cx="103505" cy="811530"/>
               <wp:effectExtent b="0" l="0" r="0" t="0"/>
               <wp:wrapNone/>
-              <wp:docPr id="7" name="image14.png"/>
+              <wp:docPr id="8" name="image15.png"/>
               <a:graphic>
                 <a:graphicData uri="http://schemas.openxmlformats.org/drawingml/2006/picture">
                   <pic:pic>
                     <pic:nvPicPr>
-                      <pic:cNvPr id="0" name="image14.png"/>
+                      <pic:cNvPr id="0" name="image15.png"/>
                       <pic:cNvPicPr preferRelativeResize="0"/>
                     </pic:nvPicPr>
                     <pic:blipFill>
@@ -31200,7 +31331,7 @@
               <wp:extent cx="7549515" cy="815340"/>
               <wp:effectExtent b="0" l="0" r="0" t="0"/>
               <wp:wrapNone/>
-              <wp:docPr id="6" name=""/>
+              <wp:docPr id="7" name=""/>
               <a:graphic>
                 <a:graphicData uri="http://schemas.microsoft.com/office/word/2010/wordprocessingGroup">
                   <wpg:wgp>
@@ -31225,7 +31356,7 @@
                       </wpg:grpSpPr>
                       <wps:wsp>
                         <wps:cNvSpPr/>
-                        <wps:cNvPr id="7" name="Shape 7"/>
+                        <wps:cNvPr id="4" name="Shape 4"/>
                         <wps:spPr>
                           <a:xfrm>
                             <a:off x="0" y="0"/>
@@ -31257,7 +31388,7 @@
                       </wps:wsp>
                       <wps:wsp>
                         <wps:cNvSpPr/>
-                        <wps:cNvPr id="11" name="Shape 11"/>
+                        <wps:cNvPr id="12" name="Shape 12"/>
                         <wps:spPr>
                           <a:xfrm>
                             <a:off x="0" y="0"/>
@@ -31295,7 +31426,7 @@
                       </wps:wsp>
                       <wps:wsp>
                         <wps:cNvSpPr/>
-                        <wps:cNvPr id="12" name="Shape 12"/>
+                        <wps:cNvPr id="13" name="Shape 13"/>
                         <wps:spPr>
                           <a:xfrm>
                             <a:off x="0" y="0"/>
@@ -31345,12 +31476,12 @@
               <wp:extent cx="7549515" cy="815340"/>
               <wp:effectExtent b="0" l="0" r="0" t="0"/>
               <wp:wrapNone/>
-              <wp:docPr id="6" name="image13.png"/>
+              <wp:docPr id="7" name="image14.png"/>
               <a:graphic>
                 <a:graphicData uri="http://schemas.openxmlformats.org/drawingml/2006/picture">
                   <pic:pic>
                     <pic:nvPicPr>
-                      <pic:cNvPr id="0" name="image13.png"/>
+                      <pic:cNvPr id="0" name="image14.png"/>
                       <pic:cNvPicPr preferRelativeResize="0"/>
                     </pic:nvPicPr>
                     <pic:blipFill>
@@ -32491,7 +32622,7 @@
     <w:lvl w:ilvl="0">
       <w:start w:val="1"/>
       <w:numFmt w:val="bullet"/>
-      <w:lvlText w:val="●"/>
+      <w:lvlText w:val="★"/>
       <w:lvlJc w:val="left"/>
       <w:pPr>
         <w:ind w:left="720" w:hanging="360"/>
@@ -32604,6 +32735,116 @@
       <w:lvlText w:val="●"/>
       <w:lvlJc w:val="left"/>
       <w:pPr>
+        <w:ind w:left="720" w:hanging="360"/>
+      </w:pPr>
+      <w:rPr>
+        <w:u w:val="none"/>
+      </w:rPr>
+    </w:lvl>
+    <w:lvl w:ilvl="1">
+      <w:start w:val="1"/>
+      <w:numFmt w:val="bullet"/>
+      <w:lvlText w:val="○"/>
+      <w:lvlJc w:val="left"/>
+      <w:pPr>
+        <w:ind w:left="1440" w:hanging="360"/>
+      </w:pPr>
+      <w:rPr>
+        <w:u w:val="none"/>
+      </w:rPr>
+    </w:lvl>
+    <w:lvl w:ilvl="2">
+      <w:start w:val="1"/>
+      <w:numFmt w:val="bullet"/>
+      <w:lvlText w:val="■"/>
+      <w:lvlJc w:val="left"/>
+      <w:pPr>
+        <w:ind w:left="2160" w:hanging="360"/>
+      </w:pPr>
+      <w:rPr>
+        <w:u w:val="none"/>
+      </w:rPr>
+    </w:lvl>
+    <w:lvl w:ilvl="3">
+      <w:start w:val="1"/>
+      <w:numFmt w:val="bullet"/>
+      <w:lvlText w:val="●"/>
+      <w:lvlJc w:val="left"/>
+      <w:pPr>
+        <w:ind w:left="2880" w:hanging="360"/>
+      </w:pPr>
+      <w:rPr>
+        <w:u w:val="none"/>
+      </w:rPr>
+    </w:lvl>
+    <w:lvl w:ilvl="4">
+      <w:start w:val="1"/>
+      <w:numFmt w:val="bullet"/>
+      <w:lvlText w:val="○"/>
+      <w:lvlJc w:val="left"/>
+      <w:pPr>
+        <w:ind w:left="3600" w:hanging="360"/>
+      </w:pPr>
+      <w:rPr>
+        <w:u w:val="none"/>
+      </w:rPr>
+    </w:lvl>
+    <w:lvl w:ilvl="5">
+      <w:start w:val="1"/>
+      <w:numFmt w:val="bullet"/>
+      <w:lvlText w:val="■"/>
+      <w:lvlJc w:val="left"/>
+      <w:pPr>
+        <w:ind w:left="4320" w:hanging="360"/>
+      </w:pPr>
+      <w:rPr>
+        <w:u w:val="none"/>
+      </w:rPr>
+    </w:lvl>
+    <w:lvl w:ilvl="6">
+      <w:start w:val="1"/>
+      <w:numFmt w:val="bullet"/>
+      <w:lvlText w:val="●"/>
+      <w:lvlJc w:val="left"/>
+      <w:pPr>
+        <w:ind w:left="5040" w:hanging="360"/>
+      </w:pPr>
+      <w:rPr>
+        <w:u w:val="none"/>
+      </w:rPr>
+    </w:lvl>
+    <w:lvl w:ilvl="7">
+      <w:start w:val="1"/>
+      <w:numFmt w:val="bullet"/>
+      <w:lvlText w:val="○"/>
+      <w:lvlJc w:val="left"/>
+      <w:pPr>
+        <w:ind w:left="5760" w:hanging="360"/>
+      </w:pPr>
+      <w:rPr>
+        <w:u w:val="none"/>
+      </w:rPr>
+    </w:lvl>
+    <w:lvl w:ilvl="8">
+      <w:start w:val="1"/>
+      <w:numFmt w:val="bullet"/>
+      <w:lvlText w:val="■"/>
+      <w:lvlJc w:val="left"/>
+      <w:pPr>
+        <w:ind w:left="6480" w:hanging="360"/>
+      </w:pPr>
+      <w:rPr>
+        <w:u w:val="none"/>
+      </w:rPr>
+    </w:lvl>
+  </w:abstractNum>
+  <w:abstractNum w:abstractNumId="13">
+    <w:lvl w:ilvl="0">
+      <w:start w:val="1"/>
+      <w:numFmt w:val="bullet"/>
+      <w:lvlText w:val="●"/>
+      <w:lvlJc w:val="left"/>
+      <w:pPr>
         <w:ind w:left="1072" w:hanging="360"/>
       </w:pPr>
       <w:rPr>
@@ -32704,116 +32945,6 @@
       </w:pPr>
       <w:rPr>
         <w:rFonts w:ascii="Noto Sans Symbols" w:cs="Noto Sans Symbols" w:eastAsia="Noto Sans Symbols" w:hAnsi="Noto Sans Symbols"/>
-      </w:rPr>
-    </w:lvl>
-  </w:abstractNum>
-  <w:abstractNum w:abstractNumId="13">
-    <w:lvl w:ilvl="0">
-      <w:start w:val="1"/>
-      <w:numFmt w:val="bullet"/>
-      <w:lvlText w:val="★"/>
-      <w:lvlJc w:val="left"/>
-      <w:pPr>
-        <w:ind w:left="720" w:hanging="360"/>
-      </w:pPr>
-      <w:rPr>
-        <w:u w:val="none"/>
-      </w:rPr>
-    </w:lvl>
-    <w:lvl w:ilvl="1">
-      <w:start w:val="1"/>
-      <w:numFmt w:val="bullet"/>
-      <w:lvlText w:val="○"/>
-      <w:lvlJc w:val="left"/>
-      <w:pPr>
-        <w:ind w:left="1440" w:hanging="360"/>
-      </w:pPr>
-      <w:rPr>
-        <w:u w:val="none"/>
-      </w:rPr>
-    </w:lvl>
-    <w:lvl w:ilvl="2">
-      <w:start w:val="1"/>
-      <w:numFmt w:val="bullet"/>
-      <w:lvlText w:val="■"/>
-      <w:lvlJc w:val="left"/>
-      <w:pPr>
-        <w:ind w:left="2160" w:hanging="360"/>
-      </w:pPr>
-      <w:rPr>
-        <w:u w:val="none"/>
-      </w:rPr>
-    </w:lvl>
-    <w:lvl w:ilvl="3">
-      <w:start w:val="1"/>
-      <w:numFmt w:val="bullet"/>
-      <w:lvlText w:val="●"/>
-      <w:lvlJc w:val="left"/>
-      <w:pPr>
-        <w:ind w:left="2880" w:hanging="360"/>
-      </w:pPr>
-      <w:rPr>
-        <w:u w:val="none"/>
-      </w:rPr>
-    </w:lvl>
-    <w:lvl w:ilvl="4">
-      <w:start w:val="1"/>
-      <w:numFmt w:val="bullet"/>
-      <w:lvlText w:val="○"/>
-      <w:lvlJc w:val="left"/>
-      <w:pPr>
-        <w:ind w:left="3600" w:hanging="360"/>
-      </w:pPr>
-      <w:rPr>
-        <w:u w:val="none"/>
-      </w:rPr>
-    </w:lvl>
-    <w:lvl w:ilvl="5">
-      <w:start w:val="1"/>
-      <w:numFmt w:val="bullet"/>
-      <w:lvlText w:val="■"/>
-      <w:lvlJc w:val="left"/>
-      <w:pPr>
-        <w:ind w:left="4320" w:hanging="360"/>
-      </w:pPr>
-      <w:rPr>
-        <w:u w:val="none"/>
-      </w:rPr>
-    </w:lvl>
-    <w:lvl w:ilvl="6">
-      <w:start w:val="1"/>
-      <w:numFmt w:val="bullet"/>
-      <w:lvlText w:val="●"/>
-      <w:lvlJc w:val="left"/>
-      <w:pPr>
-        <w:ind w:left="5040" w:hanging="360"/>
-      </w:pPr>
-      <w:rPr>
-        <w:u w:val="none"/>
-      </w:rPr>
-    </w:lvl>
-    <w:lvl w:ilvl="7">
-      <w:start w:val="1"/>
-      <w:numFmt w:val="bullet"/>
-      <w:lvlText w:val="○"/>
-      <w:lvlJc w:val="left"/>
-      <w:pPr>
-        <w:ind w:left="5760" w:hanging="360"/>
-      </w:pPr>
-      <w:rPr>
-        <w:u w:val="none"/>
-      </w:rPr>
-    </w:lvl>
-    <w:lvl w:ilvl="8">
-      <w:start w:val="1"/>
-      <w:numFmt w:val="bullet"/>
-      <w:lvlText w:val="■"/>
-      <w:lvlJc w:val="left"/>
-      <w:pPr>
-        <w:ind w:left="6480" w:hanging="360"/>
-      </w:pPr>
-      <w:rPr>
-        <w:u w:val="none"/>
       </w:rPr>
     </w:lvl>
   </w:abstractNum>
